--- a/data/revised_2026-10_full/tracked/v2/Core_Mathematics/SS3.2_Probability_I/Core_Mathematics_Probability_I_CBE_LessonSequence_TRACKED.docx
+++ b/data/revised_2026-10_full/tracked/v2/Core_Mathematics/SS3.2_Probability_I/Core_Mathematics_Probability_I_CBE_LessonSequence_TRACKED.docx
@@ -427,7 +427,7 @@
               <w:spacing w:after="40" w:before="0"/>
               <w:jc w:val="left"/>
             </w:pPr>
-            <w:del w:id="9001" w:author="Claude (AI) - proposed" w:date="2026-10-15T20:14:38Z">
+            <w:del w:id="9001" w:author="Claude (AI) - proposed" w:date="2026-10-18T00:28:12Z">
               <w:r>
                 <w:rPr>
                   <w:rFonts w:ascii="Arial" w:cs="Arial" w:eastAsia="Arial" w:hAnsi="Arial"/>
@@ -442,7 +442,7 @@
                 <w:delText xml:space="preserve">8 lessons × 40 minutes = 320 minutes total</w:delText>
               </w:r>
             </w:del>
-            <w:ins w:id="9002" w:author="Claude (AI) - proposed" w:date="2026-10-15T20:14:38Z">
+            <w:ins w:id="9002" w:author="Claude (AI) - proposed" w:date="2026-10-18T00:28:12Z">
               <w:r>
                 <w:rPr>
                   <w:rFonts w:ascii="Arial" w:cs="Arial" w:eastAsia="Arial" w:hAnsi="Arial"/>
@@ -2125,7 +2125,7 @@
               </w:rPr>
               <w:t xml:space="preserve">Lesson 4 — Theoretical Probability and Single Events: Using the sample space grids from Lesson 3, learners calculate theoretical probabilities of specific outcomes (e.g., both seats filled, at least one seat empty, sum of two dice = 7 at the game stall). They </w:t>
             </w:r>
-            <w:del w:id="9003" w:author="Claude (AI) - proposed" w:date="2026-10-15T20:14:38Z">
+            <w:del w:id="9003" w:author="Claude (AI) - proposed" w:date="2026-10-18T00:28:12Z">
               <w:r>
                 <w:rPr>
                   <w:rFonts w:ascii="Arial" w:cs="Arial" w:eastAsia="Arial" w:hAnsi="Arial"/>
@@ -2140,7 +2140,7 @@
                 <w:delText xml:space="preserve">compare their computed values against the experimental frequencies from Lesson 1</w:delText>
               </w:r>
             </w:del>
-            <w:ins w:id="9004" w:author="Claude (AI) - proposed" w:date="2026-10-15T20:14:38Z">
+            <w:ins w:id="9004" w:author="Claude (AI) - proposed" w:date="2026-10-18T00:28:12Z">
               <w:r>
                 <w:rPr>
                   <w:rFonts w:ascii="Arial" w:cs="Arial" w:eastAsia="Arial" w:hAnsi="Arial"/>
@@ -2168,7 +2168,7 @@
               </w:rPr>
               <w:t xml:space="preserve"> and discuss convergence. Kamau's scenario is revisited: what is the theoretical probability that a randomly chosen seat on a given trip is occupied if</w:t>
             </w:r>
-            <w:del w:id="9005" w:author="Claude (AI) - proposed" w:date="2026-10-15T20:14:38Z">
+            <w:del w:id="9005" w:author="Claude (AI) - proposed" w:date="2026-10-18T00:28:12Z">
               <w:r>
                 <w:rPr>
                   <w:rFonts w:ascii="Arial" w:cs="Arial" w:eastAsia="Arial" w:hAnsi="Arial"/>
@@ -2183,7 +2183,7 @@
                 <w:delText xml:space="preserve"> historically 10 out</w:delText>
               </w:r>
             </w:del>
-            <w:ins w:id="9006" w:author="Claude (AI) - proposed" w:date="2026-10-15T20:14:38Z">
+            <w:ins w:id="9006" w:author="Claude (AI) - proposed" w:date="2026-10-18T00:28:12Z">
               <w:r>
                 <w:rPr>
                   <w:rFonts w:ascii="Arial" w:cs="Arial" w:eastAsia="Arial" w:hAnsi="Arial"/>
@@ -2211,7 +2211,7 @@
               </w:rPr>
               <w:t xml:space="preserve"> of 14 seats are filled on average</w:t>
             </w:r>
-            <w:ins w:id="9007" w:author="Claude (AI) - proposed" w:date="2026-10-15T20:14:38Z">
+            <w:ins w:id="9007" w:author="Claude (AI) - proposed" w:date="2026-10-18T00:28:12Z">
               <w:r>
                 <w:rPr>
                   <w:rFonts w:ascii="Arial" w:cs="Arial" w:eastAsia="Arial" w:hAnsi="Arial"/>
@@ -2467,7 +2467,7 @@
               </w:rPr>
               <w:t xml:space="preserve">–  Tossing a 10-shilling Kenyan coin </w:t>
             </w:r>
-            <w:del w:id="9008" w:author="Claude (AI) - proposed" w:date="2026-10-15T20:14:38Z">
+            <w:del w:id="9008" w:author="Claude (AI) - proposed" w:date="2026-10-18T00:28:12Z">
               <w:r>
                 <w:rPr>
                   <w:rFonts w:ascii="Arial" w:cs="Arial" w:eastAsia="Arial" w:hAnsi="Arial"/>
@@ -2482,7 +2482,7 @@
                 <w:delText xml:space="preserve">40</w:delText>
               </w:r>
             </w:del>
-            <w:ins w:id="9009" w:author="Claude (AI) - proposed" w:date="2026-10-15T20:14:38Z">
+            <w:ins w:id="9009" w:author="Claude (AI) - proposed" w:date="2026-10-18T00:28:12Z">
               <w:r>
                 <w:rPr>
                   <w:rFonts w:ascii="Arial" w:cs="Arial" w:eastAsia="Arial" w:hAnsi="Arial"/>
@@ -2510,7 +2510,7 @@
               </w:rPr>
               <w:t xml:space="preserve"> times: learners expect exactly </w:t>
             </w:r>
-            <w:del w:id="9010" w:author="Claude (AI) - proposed" w:date="2026-10-15T20:14:38Z">
+            <w:del w:id="9010" w:author="Claude (AI) - proposed" w:date="2026-10-18T00:28:12Z">
               <w:r>
                 <w:rPr>
                   <w:rFonts w:ascii="Arial" w:cs="Arial" w:eastAsia="Arial" w:hAnsi="Arial"/>
@@ -2525,7 +2525,7 @@
                 <w:delText xml:space="preserve">20</w:delText>
               </w:r>
             </w:del>
-            <w:ins w:id="9011" w:author="Claude (AI) - proposed" w:date="2026-10-15T20:14:38Z">
+            <w:ins w:id="9011" w:author="Claude (AI) - proposed" w:date="2026-10-18T00:28:12Z">
               <w:r>
                 <w:rPr>
                   <w:rFonts w:ascii="Arial" w:cs="Arial" w:eastAsia="Arial" w:hAnsi="Arial"/>
@@ -2735,7 +2735,7 @@
         </w:rPr>
         <w:t xml:space="preserve">© 2026 SeaVuria and ARES. This work is licensed under a </w:t>
       </w:r>
-      <w:hyperlink w:history="1" r:id="rIdhvdcvdvydtzw02xqzuqsf">
+      <w:hyperlink w:history="1" r:id="rId7rybpbcxqzo_arwsfs4i5">
         <w:r>
           <w:rPr>
             <w:rFonts w:ascii="Arial" w:cs="Arial" w:eastAsia="Arial" w:hAnsi="Arial"/>
@@ -2755,7 +2755,7 @@
         </w:rPr>
         <w:t xml:space="preserve"> (</w:t>
       </w:r>
-      <w:hyperlink w:history="1" r:id="rIde-ocgg8zmzvhk_ouldq2s">
+      <w:hyperlink w:history="1" r:id="rIdu17tojvx3mouwftwocrom">
         <w:r>
           <w:rPr>
             <w:rFonts w:ascii="Arial" w:cs="Arial" w:eastAsia="Arial" w:hAnsi="Arial"/>
@@ -2775,7 +2775,7 @@
         </w:rPr>
         <w:t xml:space="preserve">). To view a copy of this license, visit </w:t>
       </w:r>
-      <w:hyperlink w:history="1" r:id="rIdhrdjhtj4bqgbco7ppylqz">
+      <w:hyperlink w:history="1" r:id="rIdnfvvz_5qwywvaya-jgcqq">
         <w:r>
           <w:rPr>
             <w:rFonts w:ascii="Arial" w:cs="Arial" w:eastAsia="Arial" w:hAnsi="Arial"/>
@@ -3814,7 +3814,7 @@
             <w:pPr>
               <w:spacing w:after="20" w:before="0"/>
             </w:pPr>
-            <w:hyperlink w:history="1" r:id="rIdh7hvlhpz_zqyoeqh8nk3j">
+            <w:hyperlink w:history="1" r:id="rIdrwtxwzyt0xqiwloxwhsl_">
               <w:r>
                 <w:rPr>
                   <w:rFonts w:ascii="Arial" w:cs="Arial" w:eastAsia="Arial" w:hAnsi="Arial"/>
@@ -3847,7 +3847,7 @@
               <w:spacing w:after="10" w:before="0"/>
               <w:ind w:left="120"/>
             </w:pPr>
-            <w:hyperlink w:history="1" r:id="rIddejkrdngl_vyimisciroz">
+            <w:hyperlink w:history="1" r:id="rIdxxdk75xem1rvsx2pz6j5i">
               <w:r>
                 <w:rPr>
                   <w:rFonts w:ascii="Arial" w:cs="Arial" w:eastAsia="Arial" w:hAnsi="Arial"/>
@@ -3892,7 +3892,7 @@
             <w:pPr>
               <w:spacing w:after="20" w:before="0"/>
             </w:pPr>
-            <w:hyperlink w:history="1" r:id="rIdyghrghjr3b9i9itvw7bpc">
+            <w:hyperlink w:history="1" r:id="rId9wegt9oquktlw5pl0kouc">
               <w:r>
                 <w:rPr>
                   <w:rFonts w:ascii="Arial" w:cs="Arial" w:eastAsia="Arial" w:hAnsi="Arial"/>
@@ -3925,7 +3925,7 @@
               <w:spacing w:after="10" w:before="0"/>
               <w:ind w:left="120"/>
             </w:pPr>
-            <w:hyperlink w:history="1" r:id="rIdg9ih1ge1zr1f6ik_4ob76">
+            <w:hyperlink w:history="1" r:id="rId2ch_1jyuzyrkgpdgbvii3">
               <w:r>
                 <w:rPr>
                   <w:rFonts w:ascii="Arial" w:cs="Arial" w:eastAsia="Arial" w:hAnsi="Arial"/>
@@ -4130,10 +4130,10 @@
               <w:spacing w:after="40" w:before="0"/>
               <w:jc w:val="left"/>
               <w:rPr>
-                <w:ins w:id="9013" w:author="Claude (AI) - proposed" w:date="2026-10-15T20:14:38Z"/>
-              </w:rPr>
-            </w:pPr>
-            <w:ins w:id="9012" w:author="Claude (AI) - proposed" w:date="2026-10-15T20:14:38Z">
+                <w:ins w:id="9013" w:author="Claude (AI) - proposed" w:date="2026-10-18T00:28:12Z"/>
+              </w:rPr>
+            </w:pPr>
+            <w:ins w:id="9012" w:author="Claude (AI) - proposed" w:date="2026-10-18T00:28:12Z">
               <w:r>
                 <w:rPr>
                   <w:rFonts w:ascii="Arial" w:cs="Arial" w:eastAsia="Arial" w:hAnsi="Arial"/>
@@ -4270,7 +4270,7 @@
             <w:pPr>
               <w:spacing w:after="20" w:before="0"/>
             </w:pPr>
-            <w:hyperlink w:history="1" r:id="rIdh3hqzkcfkhtt4chfenkr2">
+            <w:hyperlink w:history="1" r:id="rIdygd7b5fycovcz0tfgn--q">
               <w:r>
                 <w:rPr>
                   <w:rFonts w:ascii="Arial" w:cs="Arial" w:eastAsia="Arial" w:hAnsi="Arial"/>
@@ -4303,7 +4303,7 @@
               <w:spacing w:after="10" w:before="0"/>
               <w:ind w:left="120"/>
             </w:pPr>
-            <w:hyperlink w:history="1" r:id="rIdaokpgapku4a5iywcjerpq">
+            <w:hyperlink w:history="1" r:id="rIdbkehzmxrit6mqbke7rfsb">
               <w:r>
                 <w:rPr>
                   <w:rFonts w:ascii="Arial" w:cs="Arial" w:eastAsia="Arial" w:hAnsi="Arial"/>
@@ -4348,7 +4348,7 @@
             <w:pPr>
               <w:spacing w:after="20" w:before="0"/>
             </w:pPr>
-            <w:hyperlink w:history="1" r:id="rIdlifn9oldgnx0ltow90vad">
+            <w:hyperlink w:history="1" r:id="rId4izq0ma06v9wmi_ac42pu">
               <w:r>
                 <w:rPr>
                   <w:rFonts w:ascii="Arial" w:cs="Arial" w:eastAsia="Arial" w:hAnsi="Arial"/>
@@ -4381,7 +4381,7 @@
               <w:spacing w:after="10" w:before="0"/>
               <w:ind w:left="120"/>
             </w:pPr>
-            <w:hyperlink w:history="1" r:id="rIdtqs4ih-zi0fgnf-eeorea">
+            <w:hyperlink w:history="1" r:id="rIdpb8pjxstfffyhd2enxemy">
               <w:r>
                 <w:rPr>
                   <w:rFonts w:ascii="Arial" w:cs="Arial" w:eastAsia="Arial" w:hAnsi="Arial"/>
@@ -4765,7 +4765,7 @@
               </w:rPr>
               <w:t xml:space="preserve">Observable indicators: (1) Can each pair correctly compute the fraction of full-bus trips from Kamau's data? (Expected: 8/20 = 0.4. Accept equivalent fractions.) Flag any pair writing a percentage without a fraction — they may lack fraction fluency. (2) After coin tosses, are all pairs' relative frequencies between 0.33 and 0.67? Values outside this range may indicate miscounting — ask the pair to recount their tallies. (3) </w:t>
             </w:r>
-            <w:del w:id="9014" w:author="Claude (AI) - proposed" w:date="2026-10-15T20:14:38Z">
+            <w:del w:id="9014" w:author="Claude (AI) - proposed" w:date="2026-10-18T00:28:12Z">
               <w:r>
                 <w:rPr>
                   <w:rFonts w:ascii="Arial" w:cs="Arial" w:eastAsia="Arial" w:hAnsi="Arial"/>
@@ -4780,7 +4780,7 @@
                 <w:delText xml:space="preserve">On the class grid, scan for any pair claiming</w:delText>
               </w:r>
             </w:del>
-            <w:ins w:id="9015" w:author="Claude (AI) - proposed" w:date="2026-10-15T20:14:38Z">
+            <w:ins w:id="9015" w:author="Claude (AI) - proposed" w:date="2026-10-18T00:28:12Z">
               <w:r>
                 <w:rPr>
                   <w:rFonts w:ascii="Arial" w:cs="Arial" w:eastAsia="Arial" w:hAnsi="Arial"/>
@@ -4808,7 +4808,7 @@
               </w:rPr>
               <w:t xml:space="preserve"> exactly 0.50 </w:t>
             </w:r>
-            <w:del w:id="9016" w:author="Claude (AI) - proposed" w:date="2026-10-15T20:14:38Z">
+            <w:del w:id="9016" w:author="Claude (AI) - proposed" w:date="2026-10-18T00:28:12Z">
               <w:r>
                 <w:rPr>
                   <w:rFonts w:ascii="Arial" w:cs="Arial" w:eastAsia="Arial" w:hAnsi="Arial"/>
@@ -4823,7 +4823,7 @@
                 <w:delText xml:space="preserve">—</w:delText>
               </w:r>
             </w:del>
-            <w:ins w:id="9017" w:author="Claude (AI) - proposed" w:date="2026-10-15T20:14:38Z">
+            <w:ins w:id="9017" w:author="Claude (AI) - proposed" w:date="2026-10-18T00:28:12Z">
               <w:r>
                 <w:rPr>
                   <w:rFonts w:ascii="Arial" w:cs="Arial" w:eastAsia="Arial" w:hAnsi="Arial"/>
@@ -4851,7 +4851,7 @@
               </w:rPr>
               <w:t xml:space="preserve"> ask them to </w:t>
             </w:r>
-            <w:del w:id="9018" w:author="Claude (AI) - proposed" w:date="2026-10-15T20:14:38Z">
+            <w:del w:id="9018" w:author="Claude (AI) - proposed" w:date="2026-10-18T00:28:12Z">
               <w:r>
                 <w:rPr>
                   <w:rFonts w:ascii="Arial" w:cs="Arial" w:eastAsia="Arial" w:hAnsi="Arial"/>
@@ -4866,7 +4866,7 @@
                 <w:delText xml:space="preserve">double-check, as this is statistically unlikely with only 30 tosses and may indicate fabricated data</w:delText>
               </w:r>
             </w:del>
-            <w:ins w:id="9019" w:author="Claude (AI) - proposed" w:date="2026-10-15T20:14:38Z">
+            <w:ins w:id="9019" w:author="Claude (AI) - proposed" w:date="2026-10-18T00:28:12Z">
               <w:r>
                 <w:rPr>
                   <w:rFonts w:ascii="Arial" w:cs="Arial" w:eastAsia="Arial" w:hAnsi="Arial"/>
@@ -4950,7 +4950,7 @@
             <w:pPr>
               <w:spacing w:after="20" w:before="0"/>
             </w:pPr>
-            <w:hyperlink w:history="1" r:id="rIdtqcgneunscmkgqgwaag9z">
+            <w:hyperlink w:history="1" r:id="rIdxslszoslz5qlkkl6uxfso">
               <w:r>
                 <w:rPr>
                   <w:rFonts w:ascii="Arial" w:cs="Arial" w:eastAsia="Arial" w:hAnsi="Arial"/>
@@ -4983,7 +4983,7 @@
               <w:spacing w:after="10" w:before="0"/>
               <w:ind w:left="120"/>
             </w:pPr>
-            <w:hyperlink w:history="1" r:id="rIdheqvnf8hggqlnepsbwj-n">
+            <w:hyperlink w:history="1" r:id="rIdczmgxphbtyyi2eu-kxsai">
               <w:r>
                 <w:rPr>
                   <w:rFonts w:ascii="Arial" w:cs="Arial" w:eastAsia="Arial" w:hAnsi="Arial"/>
@@ -5028,7 +5028,7 @@
             <w:pPr>
               <w:spacing w:after="20" w:before="0"/>
             </w:pPr>
-            <w:hyperlink w:history="1" r:id="rIdl-j_dufpslc9dbwpsqwvx">
+            <w:hyperlink w:history="1" r:id="rIdoffbdemq3298pwrfbd6kd">
               <w:r>
                 <w:rPr>
                   <w:rFonts w:ascii="Arial" w:cs="Arial" w:eastAsia="Arial" w:hAnsi="Arial"/>
@@ -5061,7 +5061,7 @@
               <w:spacing w:after="10" w:before="0"/>
               <w:ind w:left="120"/>
             </w:pPr>
-            <w:hyperlink w:history="1" r:id="rIdgnqw3aw7is0zvwzvvvp6k">
+            <w:hyperlink w:history="1" r:id="rId7rjnstgpxpnmxe90xwx8c">
               <w:r>
                 <w:rPr>
                   <w:rFonts w:ascii="Arial" w:cs="Arial" w:eastAsia="Arial" w:hAnsi="Arial"/>
@@ -5106,7 +5106,7 @@
               </w:rPr>
               <w:t xml:space="preserve">Learners examine the completed class grid of relative frequencies from all pairs. The teacher guides learners to calculate the CLASS TOTAL (all heads across all pairs ÷ total tosses by all pairs). Learners observe that the class total is closer to 0.5 than most individual pair results. In pairs, learners then write a two-sentence explanation connecting this finding back to Kamau's notebook: 'How does what we found with the coin help explain why Kamau's </w:t>
             </w:r>
-            <w:del w:id="9020" w:author="Claude (AI) - proposed" w:date="2026-10-15T20:14:38Z">
+            <w:del w:id="9020" w:author="Claude (AI) - proposed" w:date="2026-10-18T00:28:12Z">
               <w:r>
                 <w:rPr>
                   <w:rFonts w:ascii="Arial" w:cs="Arial" w:eastAsia="Arial" w:hAnsi="Arial"/>
@@ -5121,7 +5121,7 @@
                 <w:delText xml:space="preserve">data shows</w:delText>
               </w:r>
             </w:del>
-            <w:ins w:id="9021" w:author="Claude (AI) - proposed" w:date="2026-10-15T20:14:38Z">
+            <w:ins w:id="9021" w:author="Claude (AI) - proposed" w:date="2026-10-18T00:28:12Z">
               <w:r>
                 <w:rPr>
                   <w:rFonts w:ascii="Arial" w:cs="Arial" w:eastAsia="Arial" w:hAnsi="Arial"/>
@@ -5149,7 +5149,7 @@
               </w:rPr>
               <w:t xml:space="preserve"> 8 full trips </w:t>
             </w:r>
-            <w:del w:id="9022" w:author="Claude (AI) - proposed" w:date="2026-10-15T20:14:38Z">
+            <w:del w:id="9022" w:author="Claude (AI) - proposed" w:date="2026-10-18T00:28:12Z">
               <w:r>
                 <w:rPr>
                   <w:rFonts w:ascii="Arial" w:cs="Arial" w:eastAsia="Arial" w:hAnsi="Arial"/>
@@ -5164,7 +5164,7 @@
                 <w:delText xml:space="preserve">out of 20 — not exactly 10</w:delText>
               </w:r>
             </w:del>
-            <w:ins w:id="9023" w:author="Claude (AI) - proposed" w:date="2026-10-15T20:14:38Z">
+            <w:ins w:id="9023" w:author="Claude (AI) - proposed" w:date="2026-10-18T00:28:12Z">
               <w:r>
                 <w:rPr>
                   <w:rFonts w:ascii="Arial" w:cs="Arial" w:eastAsia="Arial" w:hAnsi="Arial"/>
@@ -5245,7 +5245,7 @@
               </w:rPr>
               <w:t xml:space="preserve">2. Say: 'Let us now calculate what happens when we combine EVERYONE's results.' Lead the class to sum all heads and all tosses: write on the board 'CLASS TOTAL = ___ heads out of ___ tosses = ___.' Ask one learner to come up and compute the decimal. [With ~10 pairs × 30 tosses = 300 tosses, </w:t>
             </w:r>
-            <w:del w:id="9024" w:author="Claude (AI) - proposed" w:date="2026-10-15T20:14:38Z">
+            <w:del w:id="9024" w:author="Claude (AI) - proposed" w:date="2026-10-18T00:28:12Z">
               <w:r>
                 <w:rPr>
                   <w:rFonts w:ascii="Arial" w:cs="Arial" w:eastAsia="Arial" w:hAnsi="Arial"/>
@@ -5260,7 +5260,7 @@
                 <w:delText xml:space="preserve">expected ≈ 147–153</w:delText>
               </w:r>
             </w:del>
-            <w:ins w:id="9025" w:author="Claude (AI) - proposed" w:date="2026-10-15T20:14:38Z">
+            <w:ins w:id="9025" w:author="Claude (AI) - proposed" w:date="2026-10-18T00:28:12Z">
               <w:r>
                 <w:rPr>
                   <w:rFonts w:ascii="Arial" w:cs="Arial" w:eastAsia="Arial" w:hAnsi="Arial"/>
@@ -5288,7 +5288,7 @@
               </w:rPr>
               <w:t xml:space="preserve"> heads, giving </w:t>
             </w:r>
-            <w:del w:id="9026" w:author="Claude (AI) - proposed" w:date="2026-10-15T20:14:38Z">
+            <w:del w:id="9026" w:author="Claude (AI) - proposed" w:date="2026-10-18T00:28:12Z">
               <w:r>
                 <w:rPr>
                   <w:rFonts w:ascii="Arial" w:cs="Arial" w:eastAsia="Arial" w:hAnsi="Arial"/>
@@ -5303,7 +5303,7 @@
                 <w:delText xml:space="preserve">≈ 0.49</w:delText>
               </w:r>
             </w:del>
-            <w:ins w:id="9027" w:author="Claude (AI) - proposed" w:date="2026-10-15T20:14:38Z">
+            <w:ins w:id="9027" w:author="Claude (AI) - proposed" w:date="2026-10-18T00:28:12Z">
               <w:r>
                 <w:rPr>
                   <w:rFonts w:ascii="Arial" w:cs="Arial" w:eastAsia="Arial" w:hAnsi="Arial"/>
@@ -5331,7 +5331,7 @@
               </w:rPr>
               <w:t xml:space="preserve">–0.</w:t>
             </w:r>
-            <w:del w:id="9028" w:author="Claude (AI) - proposed" w:date="2026-10-15T20:14:38Z">
+            <w:del w:id="9028" w:author="Claude (AI) - proposed" w:date="2026-10-18T00:28:12Z">
               <w:r>
                 <w:rPr>
                   <w:rFonts w:ascii="Arial" w:cs="Arial" w:eastAsia="Arial" w:hAnsi="Arial"/>
@@ -5346,7 +5346,7 @@
                 <w:delText xml:space="preserve">51</w:delText>
               </w:r>
             </w:del>
-            <w:ins w:id="9029" w:author="Claude (AI) - proposed" w:date="2026-10-15T20:14:38Z">
+            <w:ins w:id="9029" w:author="Claude (AI) - proposed" w:date="2026-10-18T00:28:12Z">
               <w:r>
                 <w:rPr>
                   <w:rFonts w:ascii="Arial" w:cs="Arial" w:eastAsia="Arial" w:hAnsi="Arial"/>
@@ -5414,7 +5414,7 @@
               </w:rPr>
               <w:t xml:space="preserve">4. Bridge back to Kamau: Say: 'Now — here is the link to Kamau. If the </w:t>
             </w:r>
-            <w:del w:id="9030" w:author="Claude (AI) - proposed" w:date="2026-10-15T20:14:38Z">
+            <w:del w:id="9030" w:author="Claude (AI) - proposed" w:date="2026-10-18T00:28:12Z">
               <w:r>
                 <w:rPr>
                   <w:rFonts w:ascii="Arial" w:cs="Arial" w:eastAsia="Arial" w:hAnsi="Arial"/>
@@ -5429,7 +5429,7 @@
                 <w:delText xml:space="preserve">theoretical probability</w:delText>
               </w:r>
             </w:del>
-            <w:ins w:id="9031" w:author="Claude (AI) - proposed" w:date="2026-10-15T20:14:38Z">
+            <w:ins w:id="9031" w:author="Claude (AI) - proposed" w:date="2026-10-18T00:28:12Z">
               <w:r>
                 <w:rPr>
                   <w:rFonts w:ascii="Arial" w:cs="Arial" w:eastAsia="Arial" w:hAnsi="Arial"/>
@@ -5457,7 +5457,7 @@
               </w:rPr>
               <w:t xml:space="preserve"> of a full bus is</w:t>
             </w:r>
-            <w:del w:id="9032" w:author="Claude (AI) - proposed" w:date="2026-10-15T20:14:38Z">
+            <w:del w:id="9032" w:author="Claude (AI) - proposed" w:date="2026-10-18T00:28:12Z">
               <w:r>
                 <w:rPr>
                   <w:rFonts w:ascii="Arial" w:cs="Arial" w:eastAsia="Arial" w:hAnsi="Arial"/>
@@ -5472,7 +5472,7 @@
                 <w:delText xml:space="preserve">, say,</w:delText>
               </w:r>
             </w:del>
-            <w:ins w:id="9033" w:author="Claude (AI) - proposed" w:date="2026-10-15T20:14:38Z">
+            <w:ins w:id="9033" w:author="Claude (AI) - proposed" w:date="2026-10-18T00:28:12Z">
               <w:r>
                 <w:rPr>
                   <w:rFonts w:ascii="Arial" w:cs="Arial" w:eastAsia="Arial" w:hAnsi="Arial"/>
@@ -5500,7 +5500,7 @@
               </w:rPr>
               <w:t xml:space="preserve"> 0.4 </w:t>
             </w:r>
-            <w:del w:id="9034" w:author="Claude (AI) - proposed" w:date="2026-10-15T20:14:38Z">
+            <w:del w:id="9034" w:author="Claude (AI) - proposed" w:date="2026-10-18T00:28:12Z">
               <w:r>
                 <w:rPr>
                   <w:rFonts w:ascii="Arial" w:cs="Arial" w:eastAsia="Arial" w:hAnsi="Arial"/>
@@ -5515,7 +5515,7 @@
                 <w:delText xml:space="preserve">— based on his data —</w:delText>
               </w:r>
             </w:del>
-            <w:ins w:id="9035" w:author="Claude (AI) - proposed" w:date="2026-10-15T20:14:38Z">
+            <w:ins w:id="9035" w:author="Claude (AI) - proposed" w:date="2026-10-18T00:28:12Z">
               <w:r>
                 <w:rPr>
                   <w:rFonts w:ascii="Arial" w:cs="Arial" w:eastAsia="Arial" w:hAnsi="Arial"/>
@@ -5683,7 +5683,7 @@
               </w:rPr>
               <w:t xml:space="preserve">9. Pose the synthesis question: 'In pairs, write two sentences: How does the coin experiment help explain why Kamau </w:t>
             </w:r>
-            <w:del w:id="9036" w:author="Claude (AI) - proposed" w:date="2026-10-15T20:14:38Z">
+            <w:del w:id="9036" w:author="Claude (AI) - proposed" w:date="2026-10-18T00:28:12Z">
               <w:r>
                 <w:rPr>
                   <w:rFonts w:ascii="Arial" w:cs="Arial" w:eastAsia="Arial" w:hAnsi="Arial"/>
@@ -5698,7 +5698,7 @@
                 <w:delText xml:space="preserve">gets</w:delText>
               </w:r>
             </w:del>
-            <w:ins w:id="9037" w:author="Claude (AI) - proposed" w:date="2026-10-15T20:14:38Z">
+            <w:ins w:id="9037" w:author="Claude (AI) - proposed" w:date="2026-10-18T00:28:12Z">
               <w:r>
                 <w:rPr>
                   <w:rFonts w:ascii="Arial" w:cs="Arial" w:eastAsia="Arial" w:hAnsi="Arial"/>
@@ -5726,7 +5726,7 @@
               </w:rPr>
               <w:t xml:space="preserve"> 8 full buses </w:t>
             </w:r>
-            <w:del w:id="9038" w:author="Claude (AI) - proposed" w:date="2026-10-15T20:14:38Z">
+            <w:del w:id="9038" w:author="Claude (AI) - proposed" w:date="2026-10-18T00:28:12Z">
               <w:r>
                 <w:rPr>
                   <w:rFonts w:ascii="Arial" w:cs="Arial" w:eastAsia="Arial" w:hAnsi="Arial"/>
@@ -5741,7 +5741,7 @@
                 <w:delText xml:space="preserve">— not exactly 10 — in 20 trips</w:delText>
               </w:r>
             </w:del>
-            <w:ins w:id="9039" w:author="Claude (AI) - proposed" w:date="2026-10-15T20:14:38Z">
+            <w:ins w:id="9039" w:author="Claude (AI) - proposed" w:date="2026-10-18T00:28:12Z">
               <w:r>
                 <w:rPr>
                   <w:rFonts w:ascii="Arial" w:cs="Arial" w:eastAsia="Arial" w:hAnsi="Arial"/>
@@ -5891,7 +5891,7 @@
             <w:pPr>
               <w:spacing w:after="20" w:before="0"/>
             </w:pPr>
-            <w:hyperlink w:history="1" r:id="rIddmkqa0vprekwyzsu9ao7l">
+            <w:hyperlink w:history="1" r:id="rIdxfjh5ub2kpi9zq6xef_t2">
               <w:r>
                 <w:rPr>
                   <w:rFonts w:ascii="Arial" w:cs="Arial" w:eastAsia="Arial" w:hAnsi="Arial"/>
@@ -5924,7 +5924,7 @@
               <w:spacing w:after="10" w:before="0"/>
               <w:ind w:left="120"/>
             </w:pPr>
-            <w:hyperlink w:history="1" r:id="rIdbvabbj67afkgx-4xhhxi-">
+            <w:hyperlink w:history="1" r:id="rIdb3pztnu5aaw3acx1qa0rn">
               <w:r>
                 <w:rPr>
                   <w:rFonts w:ascii="Arial" w:cs="Arial" w:eastAsia="Arial" w:hAnsi="Arial"/>
@@ -5969,7 +5969,7 @@
             <w:pPr>
               <w:spacing w:after="20" w:before="0"/>
             </w:pPr>
-            <w:hyperlink w:history="1" r:id="rIdc7j4zx4txjwdikmf4bufc">
+            <w:hyperlink w:history="1" r:id="rId5xlwsicyaioam9b9idpvc">
               <w:r>
                 <w:rPr>
                   <w:rFonts w:ascii="Arial" w:cs="Arial" w:eastAsia="Arial" w:hAnsi="Arial"/>
@@ -6002,7 +6002,7 @@
               <w:spacing w:after="10" w:before="0"/>
               <w:ind w:left="120"/>
             </w:pPr>
-            <w:hyperlink w:history="1" r:id="rId16i6ey5kjlan_s-sc2g9d">
+            <w:hyperlink w:history="1" r:id="rIdoypuixia79kyjnl7q00jb">
               <w:r>
                 <w:rPr>
                   <w:rFonts w:ascii="Arial" w:cs="Arial" w:eastAsia="Arial" w:hAnsi="Arial"/>
@@ -6140,7 +6140,7 @@
               </w:rPr>
               <w:t xml:space="preserve">   — 'Why doesn't experimental probability exactly equal what we expect?' → Lesson 1 (partial answer today; </w:t>
             </w:r>
-            <w:del w:id="9040" w:author="Claude (AI) - proposed" w:date="2026-10-15T20:14:38Z">
+            <w:del w:id="9040" w:author="Claude (AI) - proposed" w:date="2026-10-18T00:28:12Z">
               <w:r>
                 <w:rPr>
                   <w:rFonts w:ascii="Arial" w:cs="Arial" w:eastAsia="Arial" w:hAnsi="Arial"/>
@@ -6155,7 +6155,7 @@
                 <w:delText xml:space="preserve">deeper in Lesson 2</w:delText>
               </w:r>
             </w:del>
-            <w:ins w:id="9041" w:author="Claude (AI) - proposed" w:date="2026-10-15T20:14:38Z">
+            <w:ins w:id="9041" w:author="Claude (AI) - proposed" w:date="2026-10-18T00:28:12Z">
               <w:r>
                 <w:rPr>
                   <w:rFonts w:ascii="Arial" w:cs="Arial" w:eastAsia="Arial" w:hAnsi="Arial"/>
@@ -6203,7 +6203,7 @@
               </w:rPr>
               <w:t xml:space="preserve">   — 'What if we tossed the coin 1000 times — would it be exactly 0.5?' → Lesson </w:t>
             </w:r>
-            <w:del w:id="9042" w:author="Claude (AI) - proposed" w:date="2026-10-15T20:14:38Z">
+            <w:del w:id="9042" w:author="Claude (AI) - proposed" w:date="2026-10-18T00:28:12Z">
               <w:r>
                 <w:rPr>
                   <w:rFonts w:ascii="Arial" w:cs="Arial" w:eastAsia="Arial" w:hAnsi="Arial"/>
@@ -6218,7 +6218,7 @@
                 <w:delText xml:space="preserve">2</w:delText>
               </w:r>
             </w:del>
-            <w:ins w:id="9043" w:author="Claude (AI) - proposed" w:date="2026-10-15T20:14:38Z">
+            <w:ins w:id="9043" w:author="Claude (AI) - proposed" w:date="2026-10-18T00:28:12Z">
               <w:r>
                 <w:rPr>
                   <w:rFonts w:ascii="Arial" w:cs="Arial" w:eastAsia="Arial" w:hAnsi="Arial"/>
@@ -6313,7 +6313,7 @@
               </w:rPr>
               <w:t xml:space="preserve">5. Post all slips on the DQB. Say: 'This board is our intellectual home for the </w:t>
             </w:r>
-            <w:del w:id="9044" w:author="Claude (AI) - proposed" w:date="2026-10-15T20:14:38Z">
+            <w:del w:id="9044" w:author="Claude (AI) - proposed" w:date="2026-10-18T00:28:12Z">
               <w:r>
                 <w:rPr>
                   <w:rFonts w:ascii="Arial" w:cs="Arial" w:eastAsia="Arial" w:hAnsi="Arial"/>
@@ -6328,7 +6328,7 @@
                 <w:delText xml:space="preserve">next 12 lessons</w:delText>
               </w:r>
             </w:del>
-            <w:ins w:id="9045" w:author="Claude (AI) - proposed" w:date="2026-10-15T20:14:38Z">
+            <w:ins w:id="9045" w:author="Claude (AI) - proposed" w:date="2026-10-18T00:28:12Z">
               <w:r>
                 <w:rPr>
                   <w:rFonts w:ascii="Arial" w:cs="Arial" w:eastAsia="Arial" w:hAnsi="Arial"/>
@@ -6478,7 +6478,7 @@
             <w:pPr>
               <w:spacing w:after="20" w:before="0"/>
             </w:pPr>
-            <w:hyperlink w:history="1" r:id="rIdujbz0lcrlysym4dem3a89">
+            <w:hyperlink w:history="1" r:id="rIdogu2buinj8snieawcugl9">
               <w:r>
                 <w:rPr>
                   <w:rFonts w:ascii="Arial" w:cs="Arial" w:eastAsia="Arial" w:hAnsi="Arial"/>
@@ -6527,7 +6527,7 @@
               <w:spacing w:after="10" w:before="0"/>
               <w:ind w:left="120"/>
             </w:pPr>
-            <w:hyperlink w:history="1" r:id="rIdu0hzro4rewfbaunfrsgyt">
+            <w:hyperlink w:history="1" r:id="rId7hbi5mn1bsq21_o9tw8ar">
               <w:r>
                 <w:rPr>
                   <w:rFonts w:ascii="Arial" w:cs="Arial" w:eastAsia="Arial" w:hAnsi="Arial"/>
@@ -6572,7 +6572,7 @@
             <w:pPr>
               <w:spacing w:after="20" w:before="0"/>
             </w:pPr>
-            <w:hyperlink w:history="1" r:id="rIdqawcr2e6ixepqronh-0_t">
+            <w:hyperlink w:history="1" r:id="rIddibo3huvoeuunq8_n4ba7">
               <w:r>
                 <w:rPr>
                   <w:rFonts w:ascii="Arial" w:cs="Arial" w:eastAsia="Arial" w:hAnsi="Arial"/>
@@ -6621,7 +6621,7 @@
               <w:spacing w:after="10" w:before="0"/>
               <w:ind w:left="120"/>
             </w:pPr>
-            <w:hyperlink w:history="1" r:id="rId7tv3udjntxrk9tcti2pml">
+            <w:hyperlink w:history="1" r:id="rIdbm4fdwehl1avkk9nbddei">
               <w:r>
                 <w:rPr>
                   <w:rFonts w:ascii="Arial" w:cs="Arial" w:eastAsia="Arial" w:hAnsi="Arial"/>
@@ -7040,7 +7040,7 @@
               </w:rPr>
               <w:t xml:space="preserve">2. COIN TOSS QUALITY: </w:t>
             </w:r>
-            <w:del w:id="9046" w:author="Claude (AI) - proposed" w:date="2026-10-15T20:14:38Z">
+            <w:del w:id="9046" w:author="Claude (AI) - proposed" w:date="2026-10-18T00:28:12Z">
               <w:r>
                 <w:rPr>
                   <w:rFonts w:ascii="Arial" w:cs="Arial" w:eastAsia="Arial" w:hAnsi="Arial"/>
@@ -7055,7 +7055,7 @@
                 <w:delText xml:space="preserve">Were any pairs getting suspiciously round numbers (</w:delText>
               </w:r>
             </w:del>
-            <w:ins w:id="9047" w:author="Claude (AI) - proposed" w:date="2026-10-15T20:14:38Z">
+            <w:ins w:id="9047" w:author="Claude (AI) - proposed" w:date="2026-10-18T00:28:12Z">
               <w:r>
                 <w:rPr>
                   <w:rFonts w:ascii="Arial" w:cs="Arial" w:eastAsia="Arial" w:hAnsi="Arial"/>
@@ -7083,7 +7083,7 @@
               </w:rPr>
               <w:t xml:space="preserve">exactly 15 heads</w:t>
             </w:r>
-            <w:del w:id="9048" w:author="Claude (AI) - proposed" w:date="2026-10-15T20:14:38Z">
+            <w:del w:id="9048" w:author="Claude (AI) - proposed" w:date="2026-10-18T00:28:12Z">
               <w:r>
                 <w:rPr>
                   <w:rFonts w:ascii="Arial" w:cs="Arial" w:eastAsia="Arial" w:hAnsi="Arial"/>
@@ -7098,7 +7098,7 @@
                 <w:delText xml:space="preserve">, exactly 15 tails)? If so, were they fabricating data to 'look correct'? This is a values and integrity issue — address it</w:delText>
               </w:r>
             </w:del>
-            <w:ins w:id="9049" w:author="Claude (AI) - proposed" w:date="2026-10-15T20:14:38Z">
+            <w:ins w:id="9049" w:author="Claude (AI) - proposed" w:date="2026-10-18T00:28:12Z">
               <w:r>
                 <w:rPr>
                   <w:rFonts w:ascii="Arial" w:cs="Arial" w:eastAsia="Arial" w:hAnsi="Arial"/>
@@ -7126,7 +7126,7 @@
               </w:rPr>
               <w:t xml:space="preserve"> in the next lesson</w:t>
             </w:r>
-            <w:del w:id="9050" w:author="Claude (AI) - proposed" w:date="2026-10-15T20:14:38Z">
+            <w:del w:id="9050" w:author="Claude (AI) - proposed" w:date="2026-10-18T00:28:12Z">
               <w:r>
                 <w:rPr>
                   <w:rFonts w:ascii="Arial" w:cs="Arial" w:eastAsia="Arial" w:hAnsi="Arial"/>
@@ -7154,7 +7154,7 @@
               </w:rPr>
               <w:t xml:space="preserve"> that real experimental data is SUPPOSED to be imperfect, and that </w:t>
             </w:r>
-            <w:del w:id="9051" w:author="Claude (AI) - proposed" w:date="2026-10-15T20:14:38Z">
+            <w:del w:id="9051" w:author="Claude (AI) - proposed" w:date="2026-10-18T00:28:12Z">
               <w:r>
                 <w:rPr>
                   <w:rFonts w:ascii="Arial" w:cs="Arial" w:eastAsia="Arial" w:hAnsi="Arial"/>
@@ -7169,7 +7169,7 @@
                 <w:delText xml:space="preserve">honesty in</w:delText>
               </w:r>
             </w:del>
-            <w:ins w:id="9052" w:author="Claude (AI) - proposed" w:date="2026-10-15T20:14:38Z">
+            <w:ins w:id="9052" w:author="Claude (AI) - proposed" w:date="2026-10-18T00:28:12Z">
               <w:r>
                 <w:rPr>
                   <w:rFonts w:ascii="Arial" w:cs="Arial" w:eastAsia="Arial" w:hAnsi="Arial"/>
@@ -7387,7 +7387,7 @@
               </w:rPr>
               <w:t xml:space="preserve">Kamau's 20-trip matatu tally notebook showing passenger counts (6, 9, 14, 11, 14, 8, 14, 12, 7, 14, 10, 14, 13, 6, 14, 9, 14, 11, 8, 14) with no single rule that perfectly predicts every trip; our own coin-toss experiment showing that 30 tosses of a 10-shilling coin produced different numbers of heads and tails for each pair, with </w:t>
             </w:r>
-            <w:del w:id="9053" w:author="Claude (AI) - proposed" w:date="2026-10-15T20:14:38Z">
+            <w:del w:id="9053" w:author="Claude (AI) - proposed" w:date="2026-10-18T00:28:12Z">
               <w:r>
                 <w:rPr>
                   <w:rFonts w:ascii="Arial" w:cs="Arial" w:eastAsia="Arial" w:hAnsi="Arial"/>
@@ -7402,7 +7402,7 @@
                 <w:delText xml:space="preserve">no pair getting exactly 15 of each</w:delText>
               </w:r>
             </w:del>
-            <w:ins w:id="9054" w:author="Claude (AI) - proposed" w:date="2026-10-15T20:14:38Z">
+            <w:ins w:id="9054" w:author="Claude (AI) - proposed" w:date="2026-10-18T00:28:12Z">
               <w:r>
                 <w:rPr>
                   <w:rFonts w:ascii="Arial" w:cs="Arial" w:eastAsia="Arial" w:hAnsi="Arial"/>
@@ -7586,7 +7586,7 @@
         </w:rPr>
         <w:t xml:space="preserve">© 2026 SeaVuria and ARES. Aligned with KICD objectives. Developed by SeaVuria; technical implementation by ARES (with AI assistance from Claude). Licensed under </w:t>
       </w:r>
-      <w:hyperlink w:history="1" r:id="rId4bnwwb99c4nnuhybmq70s">
+      <w:hyperlink w:history="1" r:id="rIdqogz7jrjvl5d1rleouu9e">
         <w:r>
           <w:rPr>
             <w:rFonts w:ascii="Arial" w:cs="Arial" w:eastAsia="Arial" w:hAnsi="Arial"/>
@@ -7607,7 +7607,7 @@
         </w:rPr>
         <w:t xml:space="preserve"> (</w:t>
       </w:r>
-      <w:hyperlink w:history="1" r:id="rIdfa1_zu4pt4rimtcbdqcdd">
+      <w:hyperlink w:history="1" r:id="rId4uj8gjqz3cdx84w6ixdz1">
         <w:r>
           <w:rPr>
             <w:rFonts w:ascii="Arial" w:cs="Arial" w:eastAsia="Arial" w:hAnsi="Arial"/>
@@ -8344,7 +8344,7 @@
               </w:rPr>
               <w:t xml:space="preserve">No specific hazards. Ensure printed event-cards are handled carefully and not torn during the sorting activity.</w:t>
             </w:r>
-            <w:ins w:id="9055" w:author="Claude (AI) - proposed" w:date="2026-10-15T20:14:38Z">
+            <w:ins w:id="9055" w:author="Claude (AI) - proposed" w:date="2026-10-18T00:28:12Z">
               <w:r>
                 <w:rPr>
                   <w:rFonts w:ascii="Arial" w:cs="Arial" w:eastAsia="Arial" w:hAnsi="Arial"/>
@@ -8454,7 +8454,7 @@
               </w:rPr>
               <w:t xml:space="preserve">In Lesson 1, learners discovered that Kamau's 20-trip tally gave an experimental probability of P(Full Bus) = 8/20 = 0.4, and that pooling more trials moves the estimate toward a stable value. But what does 0.4 actually mean on a bigger mathematical map? Lesson 2 zooms out to that map — the probability scale — by asking learners to sort 12 vivid Kenyan real-life events from obviously impossible to obviously certain, then locate every event on a shared 0-to-1 number line drawn on the board. Events range from the absurd ("a 14-seater matatu carries 20 passengers") through the highly likely ("it will rain in Kisumu in April") to the guaranteed ("the matatu will eventually stop at a stage"). By physically placing event-cards on the number line and defending each placement, learners build an embodied, social understanding of the scale before the formal inequality 0 ≤ P(E) ≤ 1 is introduced.</w:t>
             </w:r>
-            <w:del w:id="9056" w:author="Claude (AI) - proposed" w:date="2026-10-15T20:14:38Z">
+            <w:del w:id="9056" w:author="Claude (AI) - proposed" w:date="2026-10-18T00:28:12Z">
               <w:r>
                 <w:rPr>
                   <w:rFonts w:ascii="Arial" w:cs="Arial" w:eastAsia="Arial" w:hAnsi="Arial"/>
@@ -8476,10 +8476,10 @@
               <w:spacing w:after="40" w:before="0"/>
               <w:jc w:val="left"/>
               <w:rPr>
-                <w:ins w:id="9058" w:author="Claude (AI) - proposed" w:date="2026-10-15T20:14:38Z"/>
-              </w:rPr>
-            </w:pPr>
-            <w:ins w:id="9057" w:author="Claude (AI) - proposed" w:date="2026-10-15T20:14:38Z">
+                <w:ins w:id="9058" w:author="Claude (AI) - proposed" w:date="2026-10-18T00:28:12Z"/>
+              </w:rPr>
+            </w:pPr>
+            <w:ins w:id="9057" w:author="Claude (AI) - proposed" w:date="2026-10-18T00:28:12Z">
               <w:r>
                 <w:rPr>
                   <w:rFonts w:ascii="Arial" w:cs="Arial" w:eastAsia="Arial" w:hAnsi="Arial"/>
@@ -8501,10 +8501,10 @@
               <w:spacing w:after="40" w:before="0"/>
               <w:jc w:val="left"/>
               <w:rPr>
-                <w:ins w:id="9060" w:author="Claude (AI) - proposed" w:date="2026-10-15T20:14:38Z"/>
-              </w:rPr>
-            </w:pPr>
-            <w:ins w:id="9059" w:author="Claude (AI) - proposed" w:date="2026-10-15T20:14:38Z">
+                <w:ins w:id="9060" w:author="Claude (AI) - proposed" w:date="2026-10-18T00:28:12Z"/>
+              </w:rPr>
+            </w:pPr>
+            <w:ins w:id="9059" w:author="Claude (AI) - proposed" w:date="2026-10-18T00:28:12Z">
               <w:r>
                 <w:rPr>
                   <w:rFonts w:ascii="Arial" w:cs="Arial" w:eastAsia="Arial" w:hAnsi="Arial"/>
@@ -8526,10 +8526,10 @@
               <w:spacing w:after="40" w:before="0"/>
               <w:jc w:val="left"/>
               <w:rPr>
-                <w:ins w:id="9062" w:author="Claude (AI) - proposed" w:date="2026-10-15T20:14:38Z"/>
-              </w:rPr>
-            </w:pPr>
-            <w:ins w:id="9061" w:author="Claude (AI) - proposed" w:date="2026-10-15T20:14:38Z">
+                <w:ins w:id="9062" w:author="Claude (AI) - proposed" w:date="2026-10-18T00:28:12Z"/>
+              </w:rPr>
+            </w:pPr>
+            <w:ins w:id="9061" w:author="Claude (AI) - proposed" w:date="2026-10-18T00:28:12Z">
               <w:r>
                 <w:rPr>
                   <w:rFonts w:ascii="Arial" w:cs="Arial" w:eastAsia="Arial" w:hAnsi="Arial"/>
@@ -8551,10 +8551,10 @@
               <w:spacing w:after="40" w:before="0"/>
               <w:jc w:val="left"/>
               <w:rPr>
-                <w:ins w:id="9064" w:author="Claude (AI) - proposed" w:date="2026-10-15T20:14:38Z"/>
-              </w:rPr>
-            </w:pPr>
-            <w:ins w:id="9063" w:author="Claude (AI) - proposed" w:date="2026-10-15T20:14:38Z">
+                <w:ins w:id="9064" w:author="Claude (AI) - proposed" w:date="2026-10-18T00:28:12Z"/>
+              </w:rPr>
+            </w:pPr>
+            <w:ins w:id="9063" w:author="Claude (AI) - proposed" w:date="2026-10-18T00:28:12Z">
               <w:r>
                 <w:rPr>
                   <w:rFonts w:ascii="Arial" w:cs="Arial" w:eastAsia="Arial" w:hAnsi="Arial"/>
@@ -8857,7 +8857,7 @@
             <w:pPr>
               <w:spacing w:after="20" w:before="0"/>
             </w:pPr>
-            <w:hyperlink w:history="1" r:id="rIdaba2q2oijko-py9fq828r">
+            <w:hyperlink w:history="1" r:id="rIdh-r6ajpmx-e3modq8_fgx">
               <w:r>
                 <w:rPr>
                   <w:rFonts w:ascii="Arial" w:cs="Arial" w:eastAsia="Arial" w:hAnsi="Arial"/>
@@ -8890,7 +8890,7 @@
               <w:spacing w:after="10" w:before="0"/>
               <w:ind w:left="120"/>
             </w:pPr>
-            <w:hyperlink w:history="1" r:id="rId_9ptyonz9fvhirv6kywll">
+            <w:hyperlink w:history="1" r:id="rIdmp4vn3k6dvfvhr1nuotjx">
               <w:r>
                 <w:rPr>
                   <w:rFonts w:ascii="Arial" w:cs="Arial" w:eastAsia="Arial" w:hAnsi="Arial"/>
@@ -8935,7 +8935,7 @@
             <w:pPr>
               <w:spacing w:after="20" w:before="0"/>
             </w:pPr>
-            <w:hyperlink w:history="1" r:id="rIdmbs_uvb62yzbtlecwjvyq">
+            <w:hyperlink w:history="1" r:id="rIdqa-yfbmpdzenw4hbcaoa3">
               <w:r>
                 <w:rPr>
                   <w:rFonts w:ascii="Arial" w:cs="Arial" w:eastAsia="Arial" w:hAnsi="Arial"/>
@@ -8968,7 +8968,7 @@
               <w:spacing w:after="10" w:before="0"/>
               <w:ind w:left="120"/>
             </w:pPr>
-            <w:hyperlink w:history="1" r:id="rIdgzbfvcqbfdkrxftsgjujh">
+            <w:hyperlink w:history="1" r:id="rIdrmck1kniktpkz0kkejhfg">
               <w:r>
                 <w:rPr>
                   <w:rFonts w:ascii="Arial" w:cs="Arial" w:eastAsia="Arial" w:hAnsi="Arial"/>
@@ -9033,7 +9033,7 @@
               <w:spacing w:after="40" w:before="0"/>
               <w:jc w:val="left"/>
             </w:pPr>
-            <w:ins w:id="9065" w:author="Claude (AI) - proposed" w:date="2026-10-15T20:14:38Z">
+            <w:ins w:id="9065" w:author="Claude (AI) - proposed" w:date="2026-10-18T00:28:12Z">
               <w:r>
                 <w:rPr>
                   <w:rFonts w:ascii="Arial" w:cs="Arial" w:eastAsia="Arial" w:hAnsi="Arial"/>
@@ -9183,7 +9183,7 @@
             <w:pPr>
               <w:spacing w:after="20" w:before="0"/>
             </w:pPr>
-            <w:hyperlink w:history="1" r:id="rIdcy2lstyq5z0njqzhmyk4q">
+            <w:hyperlink w:history="1" r:id="rIdxsykbk6ljc2fmuah464zk">
               <w:r>
                 <w:rPr>
                   <w:rFonts w:ascii="Arial" w:cs="Arial" w:eastAsia="Arial" w:hAnsi="Arial"/>
@@ -9216,7 +9216,7 @@
               <w:spacing w:after="10" w:before="0"/>
               <w:ind w:left="120"/>
             </w:pPr>
-            <w:hyperlink w:history="1" r:id="rIdqm6rcxgjclezxkhgqxdbe">
+            <w:hyperlink w:history="1" r:id="rId87eaiflec8x24dgkj8gqb">
               <w:r>
                 <w:rPr>
                   <w:rFonts w:ascii="Arial" w:cs="Arial" w:eastAsia="Arial" w:hAnsi="Arial"/>
@@ -9261,7 +9261,7 @@
             <w:pPr>
               <w:spacing w:after="20" w:before="0"/>
             </w:pPr>
-            <w:hyperlink w:history="1" r:id="rId68loisjv6uo0pg9rtnfqb">
+            <w:hyperlink w:history="1" r:id="rIdktfxzsfcy4r9yuxhjilcf">
               <w:r>
                 <w:rPr>
                   <w:rFonts w:ascii="Arial" w:cs="Arial" w:eastAsia="Arial" w:hAnsi="Arial"/>
@@ -9294,7 +9294,7 @@
               <w:spacing w:after="10" w:before="0"/>
               <w:ind w:left="120"/>
             </w:pPr>
-            <w:hyperlink w:history="1" r:id="rId4aeprqkplmh2rgwi4kgwy">
+            <w:hyperlink w:history="1" r:id="rIdhfipbszavurdwb9fjiokz">
               <w:r>
                 <w:rPr>
                   <w:rFonts w:ascii="Arial" w:cs="Arial" w:eastAsia="Arial" w:hAnsi="Arial"/>
@@ -9494,7 +9494,7 @@
             <w:pPr>
               <w:spacing w:after="20" w:before="0"/>
             </w:pPr>
-            <w:hyperlink w:history="1" r:id="rIdjbit4zkhyzsbg4phuekzg">
+            <w:hyperlink w:history="1" r:id="rIdiewroy36frdzqg23ezxem">
               <w:r>
                 <w:rPr>
                   <w:rFonts w:ascii="Arial" w:cs="Arial" w:eastAsia="Arial" w:hAnsi="Arial"/>
@@ -9543,7 +9543,7 @@
               <w:spacing w:after="10" w:before="0"/>
               <w:ind w:left="120"/>
             </w:pPr>
-            <w:hyperlink w:history="1" r:id="rIdudmhhhykuhlk3zicc7tnv">
+            <w:hyperlink w:history="1" r:id="rIdavs_hwq2fsozg8j6me6ar">
               <w:r>
                 <w:rPr>
                   <w:rFonts w:ascii="Arial" w:cs="Arial" w:eastAsia="Arial" w:hAnsi="Arial"/>
@@ -9588,7 +9588,7 @@
             <w:pPr>
               <w:spacing w:after="20" w:before="0"/>
             </w:pPr>
-            <w:hyperlink w:history="1" r:id="rIdhzo5ahc9gxnbf9ccecrv-">
+            <w:hyperlink w:history="1" r:id="rIdbggykujtpmhaswaeyjsln">
               <w:r>
                 <w:rPr>
                   <w:rFonts w:ascii="Arial" w:cs="Arial" w:eastAsia="Arial" w:hAnsi="Arial"/>
@@ -9621,7 +9621,7 @@
               <w:spacing w:after="10" w:before="0"/>
               <w:ind w:left="120"/>
             </w:pPr>
-            <w:hyperlink w:history="1" r:id="rId1vh2xk8isnrrynfirwyvi">
+            <w:hyperlink w:history="1" r:id="rIdciolzo24mw3au5evnl79o">
               <w:r>
                 <w:rPr>
                   <w:rFonts w:ascii="Arial" w:cs="Arial" w:eastAsia="Arial" w:hAnsi="Arial"/>
@@ -9699,7 +9699,7 @@
               </w:rPr>
               <w:t xml:space="preserve">Build the class number line on the board by asking each group in turn: 'Group 2 — where did you place card C? Come and mark it.' </w:t>
             </w:r>
-            <w:del w:id="9066" w:author="Claude (AI) - proposed" w:date="2026-10-15T20:14:38Z">
+            <w:del w:id="9066" w:author="Claude (AI) - proposed" w:date="2026-10-18T00:28:12Z">
               <w:r>
                 <w:rPr>
                   <w:rFonts w:ascii="Arial" w:cs="Arial" w:eastAsia="Arial" w:hAnsi="Arial"/>
@@ -9714,7 +9714,7 @@
                 <w:delText xml:space="preserve">Work through</w:delText>
               </w:r>
             </w:del>
-            <w:ins w:id="9067" w:author="Claude (AI) - proposed" w:date="2026-10-15T20:14:38Z">
+            <w:ins w:id="9067" w:author="Claude (AI) - proposed" w:date="2026-10-18T00:28:12Z">
               <w:r>
                 <w:rPr>
                   <w:rFonts w:ascii="Arial" w:cs="Arial" w:eastAsia="Arial" w:hAnsi="Arial"/>
@@ -9742,7 +9742,7 @@
               </w:rPr>
               <w:t xml:space="preserve"> all 12 cards </w:t>
             </w:r>
-            <w:del w:id="9068" w:author="Claude (AI) - proposed" w:date="2026-10-15T20:14:38Z">
+            <w:del w:id="9068" w:author="Claude (AI) - proposed" w:date="2026-10-18T00:28:12Z">
               <w:r>
                 <w:rPr>
                   <w:rFonts w:ascii="Arial" w:cs="Arial" w:eastAsia="Arial" w:hAnsi="Arial"/>
@@ -9757,7 +9757,7 @@
                 <w:delText xml:space="preserve">with brief justifications</w:delText>
               </w:r>
             </w:del>
-            <w:ins w:id="9069" w:author="Claude (AI) - proposed" w:date="2026-10-15T20:14:38Z">
+            <w:ins w:id="9069" w:author="Claude (AI) - proposed" w:date="2026-10-18T00:28:12Z">
               <w:r>
                 <w:rPr>
                   <w:rFonts w:ascii="Arial" w:cs="Arial" w:eastAsia="Arial" w:hAnsi="Arial"/>
@@ -9907,7 +9907,7 @@
             <w:pPr>
               <w:spacing w:after="20" w:before="0"/>
             </w:pPr>
-            <w:hyperlink w:history="1" r:id="rIdaczxjco_jovgipk117l08">
+            <w:hyperlink w:history="1" r:id="rIdicxhx1gf0apfwz3k4-jsn">
               <w:r>
                 <w:rPr>
                   <w:rFonts w:ascii="Arial" w:cs="Arial" w:eastAsia="Arial" w:hAnsi="Arial"/>
@@ -9956,7 +9956,7 @@
               <w:spacing w:after="10" w:before="0"/>
               <w:ind w:left="120"/>
             </w:pPr>
-            <w:hyperlink w:history="1" r:id="rIdoepdegxm1luftucvwe33m">
+            <w:hyperlink w:history="1" r:id="rIdfcctmtmyrnuovyfyyl8un">
               <w:r>
                 <w:rPr>
                   <w:rFonts w:ascii="Arial" w:cs="Arial" w:eastAsia="Arial" w:hAnsi="Arial"/>
@@ -10001,7 +10001,7 @@
             <w:pPr>
               <w:spacing w:after="20" w:before="0"/>
             </w:pPr>
-            <w:hyperlink w:history="1" r:id="rIdqyohmj6xuldmvlrhh_lyx">
+            <w:hyperlink w:history="1" r:id="rIdv-oknmzh3_fcyu4xar50p">
               <w:r>
                 <w:rPr>
                   <w:rFonts w:ascii="Arial" w:cs="Arial" w:eastAsia="Arial" w:hAnsi="Arial"/>
@@ -10034,7 +10034,7 @@
               <w:spacing w:after="10" w:before="0"/>
               <w:ind w:left="120"/>
             </w:pPr>
-            <w:hyperlink w:history="1" r:id="rIdyzqz9dg1usgj9mawg5ao8">
+            <w:hyperlink w:history="1" r:id="rIdk84plgapbiywreqdijcyt">
               <w:r>
                 <w:rPr>
                   <w:rFonts w:ascii="Arial" w:cs="Arial" w:eastAsia="Arial" w:hAnsi="Arial"/>
@@ -10178,7 +10178,7 @@
               </w:rPr>
               <w:t xml:space="preserve">Read all posted sticky notes after class. Categorise questions into three types: (1) Boundary questions ('What if P = 0.5 exactly — is that special?') — shows readiness for Lesson </w:t>
             </w:r>
-            <w:del w:id="9070" w:author="Claude (AI) - proposed" w:date="2026-10-15T20:14:38Z">
+            <w:del w:id="9070" w:author="Claude (AI) - proposed" w:date="2026-10-18T00:28:12Z">
               <w:r>
                 <w:rPr>
                   <w:rFonts w:ascii="Arial" w:cs="Arial" w:eastAsia="Arial" w:hAnsi="Arial"/>
@@ -10193,7 +10193,7 @@
                 <w:delText xml:space="preserve">4</w:delText>
               </w:r>
             </w:del>
-            <w:ins w:id="9071" w:author="Claude (AI) - proposed" w:date="2026-10-15T20:14:38Z">
+            <w:ins w:id="9071" w:author="Claude (AI) - proposed" w:date="2026-10-18T00:28:12Z">
               <w:r>
                 <w:rPr>
                   <w:rFonts w:ascii="Arial" w:cs="Arial" w:eastAsia="Arial" w:hAnsi="Arial"/>
@@ -10277,7 +10277,7 @@
             <w:pPr>
               <w:spacing w:after="20" w:before="0"/>
             </w:pPr>
-            <w:hyperlink w:history="1" r:id="rIdg-sc-2-yswqleb16d2rta">
+            <w:hyperlink w:history="1" r:id="rIdjmkrp8ice_y1b3urkdiy5">
               <w:r>
                 <w:rPr>
                   <w:rFonts w:ascii="Arial" w:cs="Arial" w:eastAsia="Arial" w:hAnsi="Arial"/>
@@ -10326,7 +10326,7 @@
               <w:spacing w:after="10" w:before="0"/>
               <w:ind w:left="120"/>
             </w:pPr>
-            <w:hyperlink w:history="1" r:id="rIdhhsfzndh0mkd_r05jzvxd">
+            <w:hyperlink w:history="1" r:id="rIdlj0pczmnbljwirhjkory7">
               <w:r>
                 <w:rPr>
                   <w:rFonts w:ascii="Arial" w:cs="Arial" w:eastAsia="Arial" w:hAnsi="Arial"/>
@@ -10371,7 +10371,7 @@
             <w:pPr>
               <w:spacing w:after="20" w:before="0"/>
             </w:pPr>
-            <w:hyperlink w:history="1" r:id="rIdzqiv9o8ddqka__3vofzoo">
+            <w:hyperlink w:history="1" r:id="rId_73ho77bc_32fj5wcg0mp">
               <w:r>
                 <w:rPr>
                   <w:rFonts w:ascii="Arial" w:cs="Arial" w:eastAsia="Arial" w:hAnsi="Arial"/>
@@ -10420,7 +10420,7 @@
               <w:spacing w:after="10" w:before="0"/>
               <w:ind w:left="120"/>
             </w:pPr>
-            <w:hyperlink w:history="1" r:id="rIddk5xusdtqc7zx2idwbsmu">
+            <w:hyperlink w:history="1" r:id="rIdmuoos7ebzod6cggyq8ny7">
               <w:r>
                 <w:rPr>
                   <w:rFonts w:ascii="Arial" w:cs="Arial" w:eastAsia="Arial" w:hAnsi="Arial"/>
@@ -10646,10 +10646,10 @@
               <w:spacing w:after="40" w:before="0"/>
               <w:jc w:val="left"/>
               <w:rPr>
-                <w:ins w:id="9073" w:author="Claude (AI) - proposed" w:date="2026-10-15T20:14:38Z"/>
-              </w:rPr>
-            </w:pPr>
-            <w:ins w:id="9072" w:author="Claude (AI) - proposed" w:date="2026-10-15T20:14:38Z">
+                <w:ins w:id="9073" w:author="Claude (AI) - proposed" w:date="2026-10-18T00:28:12Z"/>
+              </w:rPr>
+            </w:pPr>
+            <w:ins w:id="9072" w:author="Claude (AI) - proposed" w:date="2026-10-18T00:28:12Z">
               <w:r>
                 <w:rPr>
                   <w:rFonts w:ascii="Arial" w:cs="Arial" w:eastAsia="Arial" w:hAnsi="Arial"/>
@@ -10671,10 +10671,10 @@
               <w:spacing w:after="40" w:before="0"/>
               <w:jc w:val="left"/>
               <w:rPr>
-                <w:ins w:id="9075" w:author="Claude (AI) - proposed" w:date="2026-10-15T20:14:38Z"/>
-              </w:rPr>
-            </w:pPr>
-            <w:ins w:id="9074" w:author="Claude (AI) - proposed" w:date="2026-10-15T20:14:38Z">
+                <w:ins w:id="9075" w:author="Claude (AI) - proposed" w:date="2026-10-18T00:28:12Z"/>
+              </w:rPr>
+            </w:pPr>
+            <w:ins w:id="9074" w:author="Claude (AI) - proposed" w:date="2026-10-18T00:28:12Z">
               <w:r>
                 <w:rPr>
                   <w:rFonts w:ascii="Arial" w:cs="Arial" w:eastAsia="Arial" w:hAnsi="Arial"/>
@@ -10696,10 +10696,10 @@
               <w:spacing w:after="40" w:before="0"/>
               <w:jc w:val="left"/>
               <w:rPr>
-                <w:ins w:id="9077" w:author="Claude (AI) - proposed" w:date="2026-10-15T20:14:38Z"/>
-              </w:rPr>
-            </w:pPr>
-            <w:ins w:id="9076" w:author="Claude (AI) - proposed" w:date="2026-10-15T20:14:38Z">
+                <w:ins w:id="9077" w:author="Claude (AI) - proposed" w:date="2026-10-18T00:28:12Z"/>
+              </w:rPr>
+            </w:pPr>
+            <w:ins w:id="9076" w:author="Claude (AI) - proposed" w:date="2026-10-18T00:28:12Z">
               <w:r>
                 <w:rPr>
                   <w:rFonts w:ascii="Arial" w:cs="Arial" w:eastAsia="Arial" w:hAnsi="Arial"/>
@@ -10721,10 +10721,10 @@
               <w:spacing w:after="40" w:before="0"/>
               <w:jc w:val="left"/>
               <w:rPr>
-                <w:ins w:id="9079" w:author="Claude (AI) - proposed" w:date="2026-10-15T20:14:38Z"/>
-              </w:rPr>
-            </w:pPr>
-            <w:ins w:id="9078" w:author="Claude (AI) - proposed" w:date="2026-10-15T20:14:38Z">
+                <w:ins w:id="9079" w:author="Claude (AI) - proposed" w:date="2026-10-18T00:28:12Z"/>
+              </w:rPr>
+            </w:pPr>
+            <w:ins w:id="9078" w:author="Claude (AI) - proposed" w:date="2026-10-18T00:28:12Z">
               <w:r>
                 <w:rPr>
                   <w:rFonts w:ascii="Arial" w:cs="Arial" w:eastAsia="Arial" w:hAnsi="Arial"/>
@@ -10746,10 +10746,10 @@
               <w:spacing w:after="40" w:before="0"/>
               <w:jc w:val="left"/>
               <w:rPr>
-                <w:ins w:id="9081" w:author="Claude (AI) - proposed" w:date="2026-10-15T20:14:38Z"/>
-              </w:rPr>
-            </w:pPr>
-            <w:ins w:id="9080" w:author="Claude (AI) - proposed" w:date="2026-10-15T20:14:38Z">
+                <w:ins w:id="9081" w:author="Claude (AI) - proposed" w:date="2026-10-18T00:28:12Z"/>
+              </w:rPr>
+            </w:pPr>
+            <w:ins w:id="9080" w:author="Claude (AI) - proposed" w:date="2026-10-18T00:28:12Z">
               <w:r>
                 <w:rPr>
                   <w:rFonts w:ascii="Arial" w:cs="Arial" w:eastAsia="Arial" w:hAnsi="Arial"/>
@@ -10771,10 +10771,10 @@
               <w:spacing w:after="40" w:before="0"/>
               <w:jc w:val="left"/>
               <w:rPr>
-                <w:del w:id="9083" w:author="Claude (AI) - proposed" w:date="2026-10-15T20:14:38Z"/>
-              </w:rPr>
-            </w:pPr>
-            <w:del w:id="9082" w:author="Claude (AI) - proposed" w:date="2026-10-15T20:14:38Z">
+                <w:del w:id="9083" w:author="Claude (AI) - proposed" w:date="2026-10-18T00:28:12Z"/>
+              </w:rPr>
+            </w:pPr>
+            <w:del w:id="9082" w:author="Claude (AI) - proposed" w:date="2026-10-18T00:28:12Z">
               <w:r>
                 <w:rPr>
                   <w:rFonts w:ascii="Arial" w:cs="Arial" w:eastAsia="Arial" w:hAnsi="Arial"/>
@@ -11075,7 +11075,7 @@
         </w:rPr>
         <w:t xml:space="preserve">© 2026 SeaVuria and ARES. Aligned with KICD objectives. Developed by SeaVuria; technical implementation by ARES (with AI assistance from Claude). Licensed under </w:t>
       </w:r>
-      <w:hyperlink w:history="1" r:id="rIdoaozmgodnm2tccbth-mrl">
+      <w:hyperlink w:history="1" r:id="rId2mykhl1gpjhzdkqa_g2h9">
         <w:r>
           <w:rPr>
             <w:rFonts w:ascii="Arial" w:cs="Arial" w:eastAsia="Arial" w:hAnsi="Arial"/>
@@ -11096,7 +11096,7 @@
         </w:rPr>
         <w:t xml:space="preserve"> (</w:t>
       </w:r>
-      <w:hyperlink w:history="1" r:id="rIdqwgbj1ohhjtiynsalxo1f">
+      <w:hyperlink w:history="1" r:id="rId8ksugbofzi10oyte6mcmp">
         <w:r>
           <w:rPr>
             <w:rFonts w:ascii="Arial" w:cs="Arial" w:eastAsia="Arial" w:hAnsi="Arial"/>
@@ -12136,7 +12136,7 @@
             <w:pPr>
               <w:spacing w:after="20" w:before="0"/>
             </w:pPr>
-            <w:hyperlink w:history="1" r:id="rIdw0cb8vbplzxf0lwe_zzi3">
+            <w:hyperlink w:history="1" r:id="rIduwe3mgvf-x9aybdjxbob7">
               <w:r>
                 <w:rPr>
                   <w:rFonts w:ascii="Arial" w:cs="Arial" w:eastAsia="Arial" w:hAnsi="Arial"/>
@@ -12169,7 +12169,7 @@
               <w:spacing w:after="10" w:before="0"/>
               <w:ind w:left="120"/>
             </w:pPr>
-            <w:hyperlink w:history="1" r:id="rIdmufstdwypxxengk5779fw">
+            <w:hyperlink w:history="1" r:id="rIdrqhewuzaicmiae_q9eaak">
               <w:r>
                 <w:rPr>
                   <w:rFonts w:ascii="Arial" w:cs="Arial" w:eastAsia="Arial" w:hAnsi="Arial"/>
@@ -12214,7 +12214,7 @@
             <w:pPr>
               <w:spacing w:after="20" w:before="0"/>
             </w:pPr>
-            <w:hyperlink w:history="1" r:id="rIdrh4kfuchibd3rxjrcaczn">
+            <w:hyperlink w:history="1" r:id="rIdduytj0_nlv5ty1y7l0fvb">
               <w:r>
                 <w:rPr>
                   <w:rFonts w:ascii="Arial" w:cs="Arial" w:eastAsia="Arial" w:hAnsi="Arial"/>
@@ -12247,7 +12247,7 @@
               <w:spacing w:after="10" w:before="0"/>
               <w:ind w:left="120"/>
             </w:pPr>
-            <w:hyperlink w:history="1" r:id="rIdfimtdansumirt8v_qnffx">
+            <w:hyperlink w:history="1" r:id="rIdte8abhkzya49cc3kwewgv">
               <w:r>
                 <w:rPr>
                   <w:rFonts w:ascii="Arial" w:cs="Arial" w:eastAsia="Arial" w:hAnsi="Arial"/>
@@ -12312,7 +12312,7 @@
               <w:spacing w:after="40" w:before="0"/>
               <w:jc w:val="left"/>
             </w:pPr>
-            <w:ins w:id="9084" w:author="Claude (AI) - proposed" w:date="2026-10-15T20:14:38Z">
+            <w:ins w:id="9084" w:author="Claude (AI) - proposed" w:date="2026-10-18T00:28:12Z">
               <w:r>
                 <w:rPr>
                   <w:rFonts w:ascii="Arial" w:cs="Arial" w:eastAsia="Arial" w:hAnsi="Arial"/>
@@ -12462,7 +12462,7 @@
             <w:pPr>
               <w:spacing w:after="20" w:before="0"/>
             </w:pPr>
-            <w:hyperlink w:history="1" r:id="rId60kktjedjx5rny_vf3kpg">
+            <w:hyperlink w:history="1" r:id="rId454rbbuyn1xnyoiu8xm8x">
               <w:r>
                 <w:rPr>
                   <w:rFonts w:ascii="Arial" w:cs="Arial" w:eastAsia="Arial" w:hAnsi="Arial"/>
@@ -12495,7 +12495,7 @@
               <w:spacing w:after="10" w:before="0"/>
               <w:ind w:left="120"/>
             </w:pPr>
-            <w:hyperlink w:history="1" r:id="rId2pueebqirl7gxmle4efa3">
+            <w:hyperlink w:history="1" r:id="rId600m5-ofekvpnrkiwbcgi">
               <w:r>
                 <w:rPr>
                   <w:rFonts w:ascii="Arial" w:cs="Arial" w:eastAsia="Arial" w:hAnsi="Arial"/>
@@ -12540,7 +12540,7 @@
             <w:pPr>
               <w:spacing w:after="20" w:before="0"/>
             </w:pPr>
-            <w:hyperlink w:history="1" r:id="rIdjbbfup90o5u3uzegnadvk">
+            <w:hyperlink w:history="1" r:id="rIdosh-wdxb-cjviktnkx_gh">
               <w:r>
                 <w:rPr>
                   <w:rFonts w:ascii="Arial" w:cs="Arial" w:eastAsia="Arial" w:hAnsi="Arial"/>
@@ -12573,7 +12573,7 @@
               <w:spacing w:after="10" w:before="0"/>
               <w:ind w:left="120"/>
             </w:pPr>
-            <w:hyperlink w:history="1" r:id="rIdvd1abxmsajy8loynedos5">
+            <w:hyperlink w:history="1" r:id="rIdg4iwszoetnbh-xjukoxxs">
               <w:r>
                 <w:rPr>
                   <w:rFonts w:ascii="Arial" w:cs="Arial" w:eastAsia="Arial" w:hAnsi="Arial"/>
@@ -12618,7 +12618,7 @@
               </w:rPr>
               <w:t xml:space="preserve">PART A — Kamau's Two-Stop Sample Space (</w:t>
             </w:r>
-            <w:del w:id="9085" w:author="Claude (AI) - proposed" w:date="2026-10-15T20:14:38Z">
+            <w:del w:id="9085" w:author="Claude (AI) - proposed" w:date="2026-10-18T00:28:12Z">
               <w:r>
                 <w:rPr>
                   <w:rFonts w:ascii="Arial" w:cs="Arial" w:eastAsia="Arial" w:hAnsi="Arial"/>
@@ -12633,7 +12633,7 @@
                 <w:delText xml:space="preserve">25</w:delText>
               </w:r>
             </w:del>
-            <w:ins w:id="9086" w:author="Claude (AI) - proposed" w:date="2026-10-15T20:14:38Z">
+            <w:ins w:id="9086" w:author="Claude (AI) - proposed" w:date="2026-10-18T00:28:12Z">
               <w:r>
                 <w:rPr>
                   <w:rFonts w:ascii="Arial" w:cs="Arial" w:eastAsia="Arial" w:hAnsi="Arial"/>
@@ -12701,7 +12701,7 @@
               </w:rPr>
               <w:t xml:space="preserve">PART B — School Game Stall Extension (</w:t>
             </w:r>
-            <w:del w:id="9087" w:author="Claude (AI) - proposed" w:date="2026-10-15T20:14:38Z">
+            <w:del w:id="9087" w:author="Claude (AI) - proposed" w:date="2026-10-18T00:28:12Z">
               <w:r>
                 <w:rPr>
                   <w:rFonts w:ascii="Arial" w:cs="Arial" w:eastAsia="Arial" w:hAnsi="Arial"/>
@@ -12716,7 +12716,7 @@
                 <w:delText xml:space="preserve">20</w:delText>
               </w:r>
             </w:del>
-            <w:ins w:id="9088" w:author="Claude (AI) - proposed" w:date="2026-10-15T20:14:38Z">
+            <w:ins w:id="9088" w:author="Claude (AI) - proposed" w:date="2026-10-18T00:28:12Z">
               <w:r>
                 <w:rPr>
                   <w:rFonts w:ascii="Arial" w:cs="Arial" w:eastAsia="Arial" w:hAnsi="Arial"/>
@@ -12784,7 +12784,7 @@
               </w:rPr>
               <w:t xml:space="preserve">PART C — Link to Kamau (</w:t>
             </w:r>
-            <w:del w:id="9089" w:author="Claude (AI) - proposed" w:date="2026-10-15T20:14:38Z">
+            <w:del w:id="9089" w:author="Claude (AI) - proposed" w:date="2026-10-18T00:28:12Z">
               <w:r>
                 <w:rPr>
                   <w:rFonts w:ascii="Arial" w:cs="Arial" w:eastAsia="Arial" w:hAnsi="Arial"/>
@@ -12799,7 +12799,7 @@
                 <w:delText xml:space="preserve">5</w:delText>
               </w:r>
             </w:del>
-            <w:ins w:id="9090" w:author="Claude (AI) - proposed" w:date="2026-10-15T20:14:38Z">
+            <w:ins w:id="9090" w:author="Claude (AI) - proposed" w:date="2026-10-18T00:28:12Z">
               <w:r>
                 <w:rPr>
                   <w:rFonts w:ascii="Arial" w:cs="Arial" w:eastAsia="Arial" w:hAnsi="Arial"/>
@@ -12860,7 +12860,7 @@
               </w:rPr>
               <w:t xml:space="preserve">PART A: Distribute or display the blank two-way table. Say: 'Fill in every cell — no cell should be blank. If you and your partner disagree on what goes in a cell, write both options and we'll discuss.' After 8 minutes, cold-call one pair to read out their completed table. Ask the class: 'Does everyone's table match? If not, raise your hand.' Address discrepancies immediately. Then ask the three questions aloud, giving 10 seconds of wait time each. Cold-call 3 different pairs for answers. Ask: 'How does this table prove that our prediction of [X outcomes] was or wasn't complete?'</w:t>
             </w:r>
-            <w:ins w:id="9091" w:author="Claude (AI) - proposed" w:date="2026-10-15T20:14:38Z">
+            <w:ins w:id="9091" w:author="Claude (AI) - proposed" w:date="2026-10-18T00:28:12Z">
               <w:r>
                 <w:rPr>
                   <w:rFonts w:ascii="Arial" w:cs="Arial" w:eastAsia="Arial" w:hAnsi="Arial"/>
@@ -12915,7 +12915,7 @@
               </w:rPr>
               <w:t xml:space="preserve">PART B: Say: 'Now we scale up. Same idea, bigger table. Take 12 minutes to fill your 6×6 grid — every cell.' Circulate; if pairs miss cells, tap the blank cell and say: 'Is this </w:t>
             </w:r>
-            <w:del w:id="9092" w:author="Claude (AI) - proposed" w:date="2026-10-15T20:14:38Z">
+            <w:del w:id="9092" w:author="Claude (AI) - proposed" w:date="2026-10-18T00:28:12Z">
               <w:r>
                 <w:rPr>
                   <w:rFonts w:ascii="Arial" w:cs="Arial" w:eastAsia="Arial" w:hAnsi="Arial"/>
@@ -12930,7 +12930,7 @@
                 <w:delText xml:space="preserve">stop</w:delText>
               </w:r>
             </w:del>
-            <w:ins w:id="9093" w:author="Claude (AI) - proposed" w:date="2026-10-15T20:14:38Z">
+            <w:ins w:id="9093" w:author="Claude (AI) - proposed" w:date="2026-10-18T00:28:12Z">
               <w:r>
                 <w:rPr>
                   <w:rFonts w:ascii="Arial" w:cs="Arial" w:eastAsia="Arial" w:hAnsi="Arial"/>
@@ -13120,7 +13120,7 @@
             <w:pPr>
               <w:spacing w:after="20" w:before="0"/>
             </w:pPr>
-            <w:hyperlink w:history="1" r:id="rId288uqavbgacyhsqkv6cro">
+            <w:hyperlink w:history="1" r:id="rIdnvvispbyygqn0zjcg2vxt">
               <w:r>
                 <w:rPr>
                   <w:rFonts w:ascii="Arial" w:cs="Arial" w:eastAsia="Arial" w:hAnsi="Arial"/>
@@ -13169,7 +13169,7 @@
               <w:spacing w:after="10" w:before="0"/>
               <w:ind w:left="120"/>
             </w:pPr>
-            <w:hyperlink w:history="1" r:id="rIdgjsxr0o_i_2mdik1rppb7">
+            <w:hyperlink w:history="1" r:id="rIdsnudiq8a3hcorcn_5jugu">
               <w:r>
                 <w:rPr>
                   <w:rFonts w:ascii="Arial" w:cs="Arial" w:eastAsia="Arial" w:hAnsi="Arial"/>
@@ -13214,7 +13214,7 @@
             <w:pPr>
               <w:spacing w:after="20" w:before="0"/>
             </w:pPr>
-            <w:hyperlink w:history="1" r:id="rIdvq0_bayjrkdg0naig84dw">
+            <w:hyperlink w:history="1" r:id="rId40pw4ymze-h20ij24ysjh">
               <w:r>
                 <w:rPr>
                   <w:rFonts w:ascii="Arial" w:cs="Arial" w:eastAsia="Arial" w:hAnsi="Arial"/>
@@ -13247,7 +13247,7 @@
               <w:spacing w:after="10" w:before="0"/>
               <w:ind w:left="120"/>
             </w:pPr>
-            <w:hyperlink w:history="1" r:id="rIdyl4ouwjhzswyhgzqe4wb4">
+            <w:hyperlink w:history="1" r:id="rIdpqqb-mgoi3_elb_bzprxx">
               <w:r>
                 <w:rPr>
                   <w:rFonts w:ascii="Arial" w:cs="Arial" w:eastAsia="Arial" w:hAnsi="Arial"/>
@@ -13527,7 +13527,7 @@
             <w:pPr>
               <w:spacing w:after="20" w:before="0"/>
             </w:pPr>
-            <w:hyperlink w:history="1" r:id="rIdlh1ejysqpoiqspfcqvwjd">
+            <w:hyperlink w:history="1" r:id="rIdzdtca3kauszyyehdvxiwz">
               <w:r>
                 <w:rPr>
                   <w:rFonts w:ascii="Arial" w:cs="Arial" w:eastAsia="Arial" w:hAnsi="Arial"/>
@@ -13576,7 +13576,7 @@
               <w:spacing w:after="10" w:before="0"/>
               <w:ind w:left="120"/>
             </w:pPr>
-            <w:hyperlink w:history="1" r:id="rId8e41r-ug2ykebw17zcs7i">
+            <w:hyperlink w:history="1" r:id="rIdg8gknbyf2sui3askqtawb">
               <w:r>
                 <w:rPr>
                   <w:rFonts w:ascii="Arial" w:cs="Arial" w:eastAsia="Arial" w:hAnsi="Arial"/>
@@ -13621,7 +13621,7 @@
             <w:pPr>
               <w:spacing w:after="20" w:before="0"/>
             </w:pPr>
-            <w:hyperlink w:history="1" r:id="rIdpfulplngrp_yblghi21b9">
+            <w:hyperlink w:history="1" r:id="rIdampctw-mppax4qyxjfbke">
               <w:r>
                 <w:rPr>
                   <w:rFonts w:ascii="Arial" w:cs="Arial" w:eastAsia="Arial" w:hAnsi="Arial"/>
@@ -13654,7 +13654,7 @@
               <w:spacing w:after="10" w:before="0"/>
               <w:ind w:left="120"/>
             </w:pPr>
-            <w:hyperlink w:history="1" r:id="rIdafbzmoxtn7qliigab0yo5">
+            <w:hyperlink w:history="1" r:id="rIdaa3cqhu7wqzt3lkyvch2v">
               <w:r>
                 <w:rPr>
                   <w:rFonts w:ascii="Arial" w:cs="Arial" w:eastAsia="Arial" w:hAnsi="Arial"/>
@@ -13732,7 +13732,7 @@
               </w:rPr>
               <w:t xml:space="preserve">Distribute sticky notes (or direct to ARES DQB). Say: 'You have 3 minutes — write one thing you NOW understand about Kamau's situation that you did not understand at the start of today, and one question you STILL have. No names needed.' After 3 minutes, collect/display notes. Read three notes aloud (choose one misconception, one good insight, one genuinely interesting question). For each, ask: 'Who else is thinking this? Thumbs up.' Then say: 'Here is the question that today's lesson officially adds to our board:' — write 'How do we count all possibilities without missing any?' Say: 'In Lesson </w:t>
             </w:r>
-            <w:del w:id="9094" w:author="Claude (AI) - proposed" w:date="2026-10-15T20:14:38Z">
+            <w:del w:id="9094" w:author="Claude (AI) - proposed" w:date="2026-10-18T00:28:12Z">
               <w:r>
                 <w:rPr>
                   <w:rFonts w:ascii="Arial" w:cs="Arial" w:eastAsia="Arial" w:hAnsi="Arial"/>
@@ -13747,7 +13747,7 @@
                 <w:delText xml:space="preserve">4 we will use this to</w:delText>
               </w:r>
             </w:del>
-            <w:ins w:id="9095" w:author="Claude (AI) - proposed" w:date="2026-10-15T20:14:38Z">
+            <w:ins w:id="9095" w:author="Claude (AI) - proposed" w:date="2026-10-18T00:28:12Z">
               <w:r>
                 <w:rPr>
                   <w:rFonts w:ascii="Arial" w:cs="Arial" w:eastAsia="Arial" w:hAnsi="Arial"/>
@@ -13775,7 +13775,7 @@
               </w:rPr>
               <w:t xml:space="preserve"> explore what happens when two outcomes cannot both occur at the same time — like a seat being both Taken AND Empty. Can you think of an example from Kamau's route?' Give 10 seconds. Cold-call 1 learner. Leave the question unanswered — it seeds Lesson </w:t>
             </w:r>
-            <w:del w:id="9096" w:author="Claude (AI) - proposed" w:date="2026-10-15T20:14:38Z">
+            <w:del w:id="9096" w:author="Claude (AI) - proposed" w:date="2026-10-18T00:28:12Z">
               <w:r>
                 <w:rPr>
                   <w:rFonts w:ascii="Arial" w:cs="Arial" w:eastAsia="Arial" w:hAnsi="Arial"/>
@@ -13790,7 +13790,7 @@
                 <w:delText xml:space="preserve">4</w:delText>
               </w:r>
             </w:del>
-            <w:ins w:id="9097" w:author="Claude (AI) - proposed" w:date="2026-10-15T20:14:38Z">
+            <w:ins w:id="9097" w:author="Claude (AI) - proposed" w:date="2026-10-18T00:28:12Z">
               <w:r>
                 <w:rPr>
                   <w:rFonts w:ascii="Arial" w:cs="Arial" w:eastAsia="Arial" w:hAnsi="Arial"/>
@@ -13940,7 +13940,7 @@
             <w:pPr>
               <w:spacing w:after="20" w:before="0"/>
             </w:pPr>
-            <w:hyperlink w:history="1" r:id="rIdtv0pxfldoaeyylhkzb5vk">
+            <w:hyperlink w:history="1" r:id="rIdngdb6qt3df52uv3kmsttw">
               <w:r>
                 <w:rPr>
                   <w:rFonts w:ascii="Arial" w:cs="Arial" w:eastAsia="Arial" w:hAnsi="Arial"/>
@@ -13989,7 +13989,7 @@
               <w:spacing w:after="10" w:before="0"/>
               <w:ind w:left="120"/>
             </w:pPr>
-            <w:hyperlink w:history="1" r:id="rIdg_gbbwywd5ocrfkkymisp">
+            <w:hyperlink w:history="1" r:id="rIdrrfrtsxebgxt0u5eahxoc">
               <w:r>
                 <w:rPr>
                   <w:rFonts w:ascii="Arial" w:cs="Arial" w:eastAsia="Arial" w:hAnsi="Arial"/>
@@ -14034,7 +14034,7 @@
             <w:pPr>
               <w:spacing w:after="20" w:before="0"/>
             </w:pPr>
-            <w:hyperlink w:history="1" r:id="rId25b2knneygahgph0v2dpa">
+            <w:hyperlink w:history="1" r:id="rIdzcpfjhofzrzbhodme3cx4">
               <w:r>
                 <w:rPr>
                   <w:rFonts w:ascii="Arial" w:cs="Arial" w:eastAsia="Arial" w:hAnsi="Arial"/>
@@ -14067,7 +14067,7 @@
               <w:spacing w:after="10" w:before="0"/>
               <w:ind w:left="120"/>
             </w:pPr>
-            <w:hyperlink w:history="1" r:id="rIddieptjuhtyxjqvhqvn_pu">
+            <w:hyperlink w:history="1" r:id="rIdfiyjsknwa4_os7ksgkzii">
               <w:r>
                 <w:rPr>
                   <w:rFonts w:ascii="Arial" w:cs="Arial" w:eastAsia="Arial" w:hAnsi="Arial"/>
@@ -14293,10 +14293,10 @@
               <w:spacing w:after="40" w:before="0"/>
               <w:jc w:val="left"/>
               <w:rPr>
-                <w:ins w:id="9099" w:author="Claude (AI) - proposed" w:date="2026-10-15T20:14:38Z"/>
-              </w:rPr>
-            </w:pPr>
-            <w:ins w:id="9098" w:author="Claude (AI) - proposed" w:date="2026-10-15T20:14:38Z">
+                <w:ins w:id="9099" w:author="Claude (AI) - proposed" w:date="2026-10-18T00:28:12Z"/>
+              </w:rPr>
+            </w:pPr>
+            <w:ins w:id="9098" w:author="Claude (AI) - proposed" w:date="2026-10-18T00:28:12Z">
               <w:r>
                 <w:rPr>
                   <w:rFonts w:ascii="Arial" w:cs="Arial" w:eastAsia="Arial" w:hAnsi="Arial"/>
@@ -14318,10 +14318,10 @@
               <w:spacing w:after="40" w:before="0"/>
               <w:jc w:val="left"/>
               <w:rPr>
-                <w:ins w:id="9101" w:author="Claude (AI) - proposed" w:date="2026-10-15T20:14:38Z"/>
-              </w:rPr>
-            </w:pPr>
-            <w:ins w:id="9100" w:author="Claude (AI) - proposed" w:date="2026-10-15T20:14:38Z">
+                <w:ins w:id="9101" w:author="Claude (AI) - proposed" w:date="2026-10-18T00:28:12Z"/>
+              </w:rPr>
+            </w:pPr>
+            <w:ins w:id="9100" w:author="Claude (AI) - proposed" w:date="2026-10-18T00:28:12Z">
               <w:r>
                 <w:rPr>
                   <w:rFonts w:ascii="Arial" w:cs="Arial" w:eastAsia="Arial" w:hAnsi="Arial"/>
@@ -14343,10 +14343,10 @@
               <w:spacing w:after="40" w:before="0"/>
               <w:jc w:val="left"/>
               <w:rPr>
-                <w:ins w:id="9103" w:author="Claude (AI) - proposed" w:date="2026-10-15T20:14:38Z"/>
-              </w:rPr>
-            </w:pPr>
-            <w:ins w:id="9102" w:author="Claude (AI) - proposed" w:date="2026-10-15T20:14:38Z">
+                <w:ins w:id="9103" w:author="Claude (AI) - proposed" w:date="2026-10-18T00:28:12Z"/>
+              </w:rPr>
+            </w:pPr>
+            <w:ins w:id="9102" w:author="Claude (AI) - proposed" w:date="2026-10-18T00:28:12Z">
               <w:r>
                 <w:rPr>
                   <w:rFonts w:ascii="Arial" w:cs="Arial" w:eastAsia="Arial" w:hAnsi="Arial"/>
@@ -14368,10 +14368,10 @@
               <w:spacing w:after="40" w:before="0"/>
               <w:jc w:val="left"/>
               <w:rPr>
-                <w:ins w:id="9105" w:author="Claude (AI) - proposed" w:date="2026-10-15T20:14:38Z"/>
-              </w:rPr>
-            </w:pPr>
-            <w:ins w:id="9104" w:author="Claude (AI) - proposed" w:date="2026-10-15T20:14:38Z">
+                <w:ins w:id="9105" w:author="Claude (AI) - proposed" w:date="2026-10-18T00:28:12Z"/>
+              </w:rPr>
+            </w:pPr>
+            <w:ins w:id="9104" w:author="Claude (AI) - proposed" w:date="2026-10-18T00:28:12Z">
               <w:r>
                 <w:rPr>
                   <w:rFonts w:ascii="Arial" w:cs="Arial" w:eastAsia="Arial" w:hAnsi="Arial"/>
@@ -14393,10 +14393,10 @@
               <w:spacing w:after="40" w:before="0"/>
               <w:jc w:val="left"/>
               <w:rPr>
-                <w:ins w:id="9107" w:author="Claude (AI) - proposed" w:date="2026-10-15T20:14:38Z"/>
-              </w:rPr>
-            </w:pPr>
-            <w:ins w:id="9106" w:author="Claude (AI) - proposed" w:date="2026-10-15T20:14:38Z">
+                <w:ins w:id="9107" w:author="Claude (AI) - proposed" w:date="2026-10-18T00:28:12Z"/>
+              </w:rPr>
+            </w:pPr>
+            <w:ins w:id="9106" w:author="Claude (AI) - proposed" w:date="2026-10-18T00:28:12Z">
               <w:r>
                 <w:rPr>
                   <w:rFonts w:ascii="Arial" w:cs="Arial" w:eastAsia="Arial" w:hAnsi="Arial"/>
@@ -14418,10 +14418,10 @@
               <w:spacing w:after="40" w:before="0"/>
               <w:jc w:val="left"/>
               <w:rPr>
-                <w:ins w:id="9109" w:author="Claude (AI) - proposed" w:date="2026-10-15T20:14:38Z"/>
-              </w:rPr>
-            </w:pPr>
-            <w:ins w:id="9108" w:author="Claude (AI) - proposed" w:date="2026-10-15T20:14:38Z">
+                <w:ins w:id="9109" w:author="Claude (AI) - proposed" w:date="2026-10-18T00:28:12Z"/>
+              </w:rPr>
+            </w:pPr>
+            <w:ins w:id="9108" w:author="Claude (AI) - proposed" w:date="2026-10-18T00:28:12Z">
               <w:r>
                 <w:rPr>
                   <w:rFonts w:ascii="Arial" w:cs="Arial" w:eastAsia="Arial" w:hAnsi="Arial"/>
@@ -14443,10 +14443,10 @@
               <w:spacing w:after="40" w:before="0"/>
               <w:jc w:val="left"/>
               <w:rPr>
-                <w:ins w:id="9111" w:author="Claude (AI) - proposed" w:date="2026-10-15T20:14:38Z"/>
-              </w:rPr>
-            </w:pPr>
-            <w:ins w:id="9110" w:author="Claude (AI) - proposed" w:date="2026-10-15T20:14:38Z">
+                <w:ins w:id="9111" w:author="Claude (AI) - proposed" w:date="2026-10-18T00:28:12Z"/>
+              </w:rPr>
+            </w:pPr>
+            <w:ins w:id="9110" w:author="Claude (AI) - proposed" w:date="2026-10-18T00:28:12Z">
               <w:r>
                 <w:rPr>
                   <w:rFonts w:ascii="Arial" w:cs="Arial" w:eastAsia="Arial" w:hAnsi="Arial"/>
@@ -14468,10 +14468,10 @@
               <w:spacing w:after="40" w:before="0"/>
               <w:jc w:val="left"/>
               <w:rPr>
-                <w:ins w:id="9113" w:author="Claude (AI) - proposed" w:date="2026-10-15T20:14:38Z"/>
-              </w:rPr>
-            </w:pPr>
-            <w:ins w:id="9112" w:author="Claude (AI) - proposed" w:date="2026-10-15T20:14:38Z">
+                <w:ins w:id="9113" w:author="Claude (AI) - proposed" w:date="2026-10-18T00:28:12Z"/>
+              </w:rPr>
+            </w:pPr>
+            <w:ins w:id="9112" w:author="Claude (AI) - proposed" w:date="2026-10-18T00:28:12Z">
               <w:r>
                 <w:rPr>
                   <w:rFonts w:ascii="Arial" w:cs="Arial" w:eastAsia="Arial" w:hAnsi="Arial"/>
@@ -14493,10 +14493,10 @@
               <w:spacing w:after="40" w:before="0"/>
               <w:jc w:val="left"/>
               <w:rPr>
-                <w:ins w:id="9115" w:author="Claude (AI) - proposed" w:date="2026-10-15T20:14:38Z"/>
-              </w:rPr>
-            </w:pPr>
-            <w:ins w:id="9114" w:author="Claude (AI) - proposed" w:date="2026-10-15T20:14:38Z">
+                <w:ins w:id="9115" w:author="Claude (AI) - proposed" w:date="2026-10-18T00:28:12Z"/>
+              </w:rPr>
+            </w:pPr>
+            <w:ins w:id="9114" w:author="Claude (AI) - proposed" w:date="2026-10-18T00:28:12Z">
               <w:r>
                 <w:rPr>
                   <w:rFonts w:ascii="Arial" w:cs="Arial" w:eastAsia="Arial" w:hAnsi="Arial"/>
@@ -14518,10 +14518,10 @@
               <w:spacing w:after="40" w:before="0"/>
               <w:jc w:val="left"/>
               <w:rPr>
-                <w:ins w:id="9117" w:author="Claude (AI) - proposed" w:date="2026-10-15T20:14:38Z"/>
-              </w:rPr>
-            </w:pPr>
-            <w:ins w:id="9116" w:author="Claude (AI) - proposed" w:date="2026-10-15T20:14:38Z">
+                <w:ins w:id="9117" w:author="Claude (AI) - proposed" w:date="2026-10-18T00:28:12Z"/>
+              </w:rPr>
+            </w:pPr>
+            <w:ins w:id="9116" w:author="Claude (AI) - proposed" w:date="2026-10-18T00:28:12Z">
               <w:r>
                 <w:rPr>
                   <w:rFonts w:ascii="Arial" w:cs="Arial" w:eastAsia="Arial" w:hAnsi="Arial"/>
@@ -14543,10 +14543,10 @@
               <w:spacing w:after="40" w:before="0"/>
               <w:jc w:val="left"/>
               <w:rPr>
-                <w:ins w:id="9119" w:author="Claude (AI) - proposed" w:date="2026-10-15T20:14:38Z"/>
-              </w:rPr>
-            </w:pPr>
-            <w:ins w:id="9118" w:author="Claude (AI) - proposed" w:date="2026-10-15T20:14:38Z">
+                <w:ins w:id="9119" w:author="Claude (AI) - proposed" w:date="2026-10-18T00:28:12Z"/>
+              </w:rPr>
+            </w:pPr>
+            <w:ins w:id="9118" w:author="Claude (AI) - proposed" w:date="2026-10-18T00:28:12Z">
               <w:r>
                 <w:rPr>
                   <w:rFonts w:ascii="Arial" w:cs="Arial" w:eastAsia="Arial" w:hAnsi="Arial"/>
@@ -14568,10 +14568,10 @@
               <w:spacing w:after="40" w:before="0"/>
               <w:jc w:val="left"/>
               <w:rPr>
-                <w:del w:id="9121" w:author="Claude (AI) - proposed" w:date="2026-10-15T20:14:38Z"/>
-              </w:rPr>
-            </w:pPr>
-            <w:del w:id="9120" w:author="Claude (AI) - proposed" w:date="2026-10-15T20:14:38Z">
+                <w:del w:id="9121" w:author="Claude (AI) - proposed" w:date="2026-10-18T00:28:12Z"/>
+              </w:rPr>
+            </w:pPr>
+            <w:del w:id="9120" w:author="Claude (AI) - proposed" w:date="2026-10-18T00:28:12Z">
               <w:r>
                 <w:rPr>
                   <w:rFonts w:ascii="Arial" w:cs="Arial" w:eastAsia="Arial" w:hAnsi="Arial"/>
@@ -14872,7 +14872,7 @@
         </w:rPr>
         <w:t xml:space="preserve">© 2026 SeaVuria and ARES. Aligned with KICD objectives. Developed by SeaVuria; technical implementation by ARES (with AI assistance from Claude). Licensed under </w:t>
       </w:r>
-      <w:hyperlink w:history="1" r:id="rIdsq7_ndsblzbnk9kakwo1l">
+      <w:hyperlink w:history="1" r:id="rIdraxr6rkb4f7tsujuet-nt">
         <w:r>
           <w:rPr>
             <w:rFonts w:ascii="Arial" w:cs="Arial" w:eastAsia="Arial" w:hAnsi="Arial"/>
@@ -14893,7 +14893,7 @@
         </w:rPr>
         <w:t xml:space="preserve"> (</w:t>
       </w:r>
-      <w:hyperlink w:history="1" r:id="rIdmmbdngykwafcskcvcw9hn">
+      <w:hyperlink w:history="1" r:id="rIdnibm4iu0wpac7mhqe32v0">
         <w:r>
           <w:rPr>
             <w:rFonts w:ascii="Arial" w:cs="Arial" w:eastAsia="Arial" w:hAnsi="Arial"/>
@@ -15482,7 +15482,7 @@
               </w:rPr>
               <w:t xml:space="preserve">In Lesson 3 learners mapped all possible outcomes onto sample space grids. Now, in Lesson 4, they move from listing outcomes to assigning numerical probability values to specific single events. They revisit Kamau's tally notebook data from Lesson 1 and ask: if </w:t>
             </w:r>
-            <w:del w:id="9122" w:author="Claude (AI) - proposed" w:date="2026-10-15T20:14:38Z">
+            <w:del w:id="9122" w:author="Claude (AI) - proposed" w:date="2026-10-18T00:28:12Z">
               <w:r>
                 <w:rPr>
                   <w:rFonts w:ascii="Arial" w:cs="Arial" w:eastAsia="Arial" w:hAnsi="Arial"/>
@@ -15497,7 +15497,7 @@
                 <w:delText xml:space="preserve">10</w:delText>
               </w:r>
             </w:del>
-            <w:ins w:id="9123" w:author="Claude (AI) - proposed" w:date="2026-10-15T20:14:38Z">
+            <w:ins w:id="9123" w:author="Claude (AI) - proposed" w:date="2026-10-18T00:28:12Z">
               <w:r>
                 <w:rPr>
                   <w:rFonts w:ascii="Arial" w:cs="Arial" w:eastAsia="Arial" w:hAnsi="Arial"/>
@@ -15688,7 +15688,7 @@
               </w:rPr>
               <w:t xml:space="preserve">Learners open by predicting whether Kamau's tally notebook data (20 trips, recorded passenger counts) will match a clean theoretical fraction. They then observe a structured dual activity — computing theoretical probabilities from sample space grids constructed in Lesson 3 (dice-sum and seat-status scenarios) and </w:t>
             </w:r>
-            <w:del w:id="9124" w:author="Claude (AI) - proposed" w:date="2026-10-15T20:14:38Z">
+            <w:del w:id="9124" w:author="Claude (AI) - proposed" w:date="2026-10-18T00:28:12Z">
               <w:r>
                 <w:rPr>
                   <w:rFonts w:ascii="Arial" w:cs="Arial" w:eastAsia="Arial" w:hAnsi="Arial"/>
@@ -15703,7 +15703,7 @@
                 <w:delText xml:space="preserve">extracting</w:delText>
               </w:r>
             </w:del>
-            <w:ins w:id="9125" w:author="Claude (AI) - proposed" w:date="2026-10-15T20:14:38Z">
+            <w:ins w:id="9125" w:author="Claude (AI) - proposed" w:date="2026-10-18T00:28:12Z">
               <w:r>
                 <w:rPr>
                   <w:rFonts w:ascii="Arial" w:cs="Arial" w:eastAsia="Arial" w:hAnsi="Arial"/>
@@ -15731,7 +15731,7 @@
               </w:rPr>
               <w:t xml:space="preserve"> relative frequencies from Kamau's</w:t>
             </w:r>
-            <w:del w:id="9126" w:author="Claude (AI) - proposed" w:date="2026-10-15T20:14:38Z">
+            <w:del w:id="9126" w:author="Claude (AI) - proposed" w:date="2026-10-18T00:28:12Z">
               <w:r>
                 <w:rPr>
                   <w:rFonts w:ascii="Arial" w:cs="Arial" w:eastAsia="Arial" w:hAnsi="Arial"/>
@@ -16047,7 +16047,7 @@
             <w:pPr>
               <w:spacing w:after="20" w:before="0"/>
             </w:pPr>
-            <w:hyperlink w:history="1" r:id="rIdikvyrqendin6oxrj8v9h9">
+            <w:hyperlink w:history="1" r:id="rIdgalfaopqmxxkvxbvbyhip">
               <w:r>
                 <w:rPr>
                   <w:rFonts w:ascii="Arial" w:cs="Arial" w:eastAsia="Arial" w:hAnsi="Arial"/>
@@ -16080,7 +16080,7 @@
               <w:spacing w:after="10" w:before="0"/>
               <w:ind w:left="120"/>
             </w:pPr>
-            <w:hyperlink w:history="1" r:id="rIducgk_basuqy4nxks0o0pd">
+            <w:hyperlink w:history="1" r:id="rIdwk2zevtiu5ewo6jjhk9bp">
               <w:r>
                 <w:rPr>
                   <w:rFonts w:ascii="Arial" w:cs="Arial" w:eastAsia="Arial" w:hAnsi="Arial"/>
@@ -16125,7 +16125,7 @@
             <w:pPr>
               <w:spacing w:after="20" w:before="0"/>
             </w:pPr>
-            <w:hyperlink w:history="1" r:id="rIdg9qd0btglkxj5qtrqas4w">
+            <w:hyperlink w:history="1" r:id="rIdz6bqy0q2ifl4slck7aqwv">
               <w:r>
                 <w:rPr>
                   <w:rFonts w:ascii="Arial" w:cs="Arial" w:eastAsia="Arial" w:hAnsi="Arial"/>
@@ -16158,7 +16158,7 @@
               <w:spacing w:after="10" w:before="0"/>
               <w:ind w:left="120"/>
             </w:pPr>
-            <w:hyperlink w:history="1" r:id="rIdrxoaagi4ttookptazoyxr">
+            <w:hyperlink w:history="1" r:id="rIdwcgm9bnrnzlmu71vb6c6g">
               <w:r>
                 <w:rPr>
                   <w:rFonts w:ascii="Arial" w:cs="Arial" w:eastAsia="Arial" w:hAnsi="Arial"/>
@@ -16236,7 +16236,7 @@
               </w:rPr>
               <w:t xml:space="preserve">Display Kamau's tally notebook table on the board or printed handout. Say verbatim: 'Take 60 seconds — silent, individual thinking. Write your predicted fraction and your reason in your exercise book. Do not discuss yet.' Set a visible 60-second timer. After 60 seconds say: 'Now turn and share your prediction with your shoulder partner. You have 2 minutes.' After partner talk, cold-call 4 pairs (aim for at least 1 pair who predicted </w:t>
             </w:r>
-            <w:del w:id="9127" w:author="Claude (AI) - proposed" w:date="2026-10-15T20:14:38Z">
+            <w:del w:id="9127" w:author="Claude (AI) - proposed" w:date="2026-10-18T00:28:12Z">
               <w:r>
                 <w:rPr>
                   <w:rFonts w:ascii="Arial" w:cs="Arial" w:eastAsia="Arial" w:hAnsi="Arial"/>
@@ -16251,7 +16251,7 @@
                 <w:delText xml:space="preserve">10</w:delText>
               </w:r>
             </w:del>
-            <w:ins w:id="9128" w:author="Claude (AI) - proposed" w:date="2026-10-15T20:14:38Z">
+            <w:ins w:id="9128" w:author="Claude (AI) - proposed" w:date="2026-10-18T00:28:12Z">
               <w:r>
                 <w:rPr>
                   <w:rFonts w:ascii="Arial" w:cs="Arial" w:eastAsia="Arial" w:hAnsi="Arial"/>
@@ -16345,7 +16345,7 @@
               </w:rPr>
               <w:t xml:space="preserve">Observable indicator: every learner has a written fraction and a written reason in their exercise book within the first 3 minutes. Teacher circulates and scans books during partner talk — look for (a) correct use of 'favourable outcomes over total outcomes' language (shows readiness), (b) confusion between </w:t>
             </w:r>
-            <w:del w:id="9129" w:author="Claude (AI) - proposed" w:date="2026-10-15T20:14:38Z">
+            <w:del w:id="9129" w:author="Claude (AI) - proposed" w:date="2026-10-18T00:28:12Z">
               <w:r>
                 <w:rPr>
                   <w:rFonts w:ascii="Arial" w:cs="Arial" w:eastAsia="Arial" w:hAnsi="Arial"/>
@@ -16360,7 +16360,7 @@
                 <w:delText xml:space="preserve">10</w:delText>
               </w:r>
             </w:del>
-            <w:ins w:id="9130" w:author="Claude (AI) - proposed" w:date="2026-10-15T20:14:38Z">
+            <w:ins w:id="9130" w:author="Claude (AI) - proposed" w:date="2026-10-18T00:28:12Z">
               <w:r>
                 <w:rPr>
                   <w:rFonts w:ascii="Arial" w:cs="Arial" w:eastAsia="Arial" w:hAnsi="Arial"/>
@@ -16388,7 +16388,7 @@
               </w:rPr>
               <w:t xml:space="preserve"> out of 14 seats per trip versus </w:t>
             </w:r>
-            <w:del w:id="9131" w:author="Claude (AI) - proposed" w:date="2026-10-15T20:14:38Z">
+            <w:del w:id="9131" w:author="Claude (AI) - proposed" w:date="2026-10-18T00:28:12Z">
               <w:r>
                 <w:rPr>
                   <w:rFonts w:ascii="Arial" w:cs="Arial" w:eastAsia="Arial" w:hAnsi="Arial"/>
@@ -16403,7 +16403,7 @@
                 <w:delText xml:space="preserve">14</w:delText>
               </w:r>
             </w:del>
-            <w:ins w:id="9132" w:author="Claude (AI) - proposed" w:date="2026-10-15T20:14:38Z">
+            <w:ins w:id="9132" w:author="Claude (AI) - proposed" w:date="2026-10-18T00:28:12Z">
               <w:r>
                 <w:rPr>
                   <w:rFonts w:ascii="Arial" w:cs="Arial" w:eastAsia="Arial" w:hAnsi="Arial"/>
@@ -16487,7 +16487,7 @@
             <w:pPr>
               <w:spacing w:after="20" w:before="0"/>
             </w:pPr>
-            <w:hyperlink w:history="1" r:id="rIdxglflaknobkmhcs0mmq6m">
+            <w:hyperlink w:history="1" r:id="rId438hbxzb0lsufw4sf0vvs">
               <w:r>
                 <w:rPr>
                   <w:rFonts w:ascii="Arial" w:cs="Arial" w:eastAsia="Arial" w:hAnsi="Arial"/>
@@ -16520,7 +16520,7 @@
               <w:spacing w:after="10" w:before="0"/>
               <w:ind w:left="120"/>
             </w:pPr>
-            <w:hyperlink w:history="1" r:id="rIdilowcgnyxcjvlqq0moef5">
+            <w:hyperlink w:history="1" r:id="rIddzbu6-shpcl1ukhkemrca">
               <w:r>
                 <w:rPr>
                   <w:rFonts w:ascii="Arial" w:cs="Arial" w:eastAsia="Arial" w:hAnsi="Arial"/>
@@ -16565,7 +16565,7 @@
             <w:pPr>
               <w:spacing w:after="20" w:before="0"/>
             </w:pPr>
-            <w:hyperlink w:history="1" r:id="rIdpdtfokodaq1wylflgtvo7">
+            <w:hyperlink w:history="1" r:id="rIdgxerui0z3shcwoofgleqj">
               <w:r>
                 <w:rPr>
                   <w:rFonts w:ascii="Arial" w:cs="Arial" w:eastAsia="Arial" w:hAnsi="Arial"/>
@@ -16598,7 +16598,7 @@
               <w:spacing w:after="10" w:before="0"/>
               <w:ind w:left="120"/>
             </w:pPr>
-            <w:hyperlink w:history="1" r:id="rIdzr5us0ayvnmuyypsjdhlv">
+            <w:hyperlink w:history="1" r:id="rIdggcrgx9y1k--ooucnab7n">
               <w:r>
                 <w:rPr>
                   <w:rFonts w:ascii="Arial" w:cs="Arial" w:eastAsia="Arial" w:hAnsi="Arial"/>
@@ -16643,7 +16643,7 @@
               </w:rPr>
               <w:t xml:space="preserve">Learners work in groups of 3–4 at their desks. Each group receives: (A) their Lesson 3 sample space grid showing outcomes for two dice (the </w:t>
             </w:r>
-            <w:ins w:id="9133" w:author="Claude (AI) - proposed" w:date="2026-10-15T20:14:38Z">
+            <w:ins w:id="9133" w:author="Claude (AI) - proposed" w:date="2026-10-18T00:28:12Z">
               <w:r>
                 <w:rPr>
                   <w:rFonts w:ascii="Arial" w:cs="Arial" w:eastAsia="Arial" w:hAnsi="Arial"/>
@@ -16671,7 +16671,7 @@
               </w:rPr>
               <w:t xml:space="preserve">game-stall scenario</w:t>
             </w:r>
-            <w:del w:id="9134" w:author="Claude (AI) - proposed" w:date="2026-10-15T20:14:38Z">
+            <w:del w:id="9134" w:author="Claude (AI) - proposed" w:date="2026-10-18T00:28:12Z">
               <w:r>
                 <w:rPr>
                   <w:rFonts w:ascii="Arial" w:cs="Arial" w:eastAsia="Arial" w:hAnsi="Arial"/>
@@ -16699,7 +16699,7 @@
               </w:rPr>
               <w:t xml:space="preserve">), and (B) a printed 'Convergence Worksheet' containing Kamau's 20-trip tally table alongside two calculation tasks. Task 1 (using the sample space grid): List all outcomes where the sum of two dice equals 7. Count favourable outcomes. Count total equally likely outcomes in the grid. Write the theoretical probability P(sum = 7). Then </w:t>
             </w:r>
-            <w:ins w:id="9135" w:author="Claude (AI) - proposed" w:date="2026-10-15T20:14:38Z">
+            <w:ins w:id="9135" w:author="Claude (AI) - proposed" w:date="2026-10-18T00:28:12Z">
               <w:r>
                 <w:rPr>
                   <w:rFonts w:ascii="Arial" w:cs="Arial" w:eastAsia="Arial" w:hAnsi="Arial"/>
@@ -16727,7 +16727,7 @@
               </w:rPr>
               <w:t xml:space="preserve">count how many times </w:t>
             </w:r>
-            <w:del w:id="9136" w:author="Claude (AI) - proposed" w:date="2026-10-15T20:14:38Z">
+            <w:del w:id="9136" w:author="Claude (AI) - proposed" w:date="2026-10-18T00:28:12Z">
               <w:r>
                 <w:rPr>
                   <w:rFonts w:ascii="Arial" w:cs="Arial" w:eastAsia="Arial" w:hAnsi="Arial"/>
@@ -16742,7 +16742,7 @@
                 <w:delText xml:space="preserve">sum = 7 appeared in the Lesson 1 dice-rolling experiment results (posted on the board from Lesson 1)</w:delText>
               </w:r>
             </w:del>
-            <w:ins w:id="9137" w:author="Claude (AI) - proposed" w:date="2026-10-15T20:14:38Z">
+            <w:ins w:id="9137" w:author="Claude (AI) - proposed" w:date="2026-10-18T00:28:12Z">
               <w:r>
                 <w:rPr>
                   <w:rFonts w:ascii="Arial" w:cs="Arial" w:eastAsia="Arial" w:hAnsi="Arial"/>
@@ -16770,7 +16770,7 @@
               </w:rPr>
               <w:t xml:space="preserve">. Write the experimental frequency as a fraction of </w:t>
             </w:r>
-            <w:del w:id="9138" w:author="Claude (AI) - proposed" w:date="2026-10-15T20:14:38Z">
+            <w:del w:id="9138" w:author="Claude (AI) - proposed" w:date="2026-10-18T00:28:12Z">
               <w:r>
                 <w:rPr>
                   <w:rFonts w:ascii="Arial" w:cs="Arial" w:eastAsia="Arial" w:hAnsi="Arial"/>
@@ -16785,7 +16785,7 @@
                 <w:delText xml:space="preserve">total rolls.</w:delText>
               </w:r>
             </w:del>
-            <w:ins w:id="9139" w:author="Claude (AI) - proposed" w:date="2026-10-15T20:14:38Z">
+            <w:ins w:id="9139" w:author="Claude (AI) - proposed" w:date="2026-10-18T00:28:12Z">
               <w:r>
                 <w:rPr>
                   <w:rFonts w:ascii="Arial" w:cs="Arial" w:eastAsia="Arial" w:hAnsi="Arial"/>
@@ -16813,7 +16813,7 @@
               </w:rPr>
               <w:t xml:space="preserve"> Record both values in the comparison table on the worksheet. Task 2 (Kamau's matatu seat): The matatu has 14 seats. </w:t>
             </w:r>
-            <w:del w:id="9140" w:author="Claude (AI) - proposed" w:date="2026-10-15T20:14:38Z">
+            <w:del w:id="9140" w:author="Claude (AI) - proposed" w:date="2026-10-18T00:28:12Z">
               <w:r>
                 <w:rPr>
                   <w:rFonts w:ascii="Arial" w:cs="Arial" w:eastAsia="Arial" w:hAnsi="Arial"/>
@@ -16828,7 +16828,7 @@
                 <w:delText xml:space="preserve">On</w:delText>
               </w:r>
             </w:del>
-            <w:ins w:id="9141" w:author="Claude (AI) - proposed" w:date="2026-10-15T20:14:38Z">
+            <w:ins w:id="9141" w:author="Claude (AI) - proposed" w:date="2026-10-18T00:28:12Z">
               <w:r>
                 <w:rPr>
                   <w:rFonts w:ascii="Arial" w:cs="Arial" w:eastAsia="Arial" w:hAnsi="Arial"/>
@@ -16856,7 +16856,7 @@
               </w:rPr>
               <w:t xml:space="preserve"> an average trip</w:t>
             </w:r>
-            <w:del w:id="9142" w:author="Claude (AI) - proposed" w:date="2026-10-15T20:14:38Z">
+            <w:del w:id="9142" w:author="Claude (AI) - proposed" w:date="2026-10-18T00:28:12Z">
               <w:r>
                 <w:rPr>
                   <w:rFonts w:ascii="Arial" w:cs="Arial" w:eastAsia="Arial" w:hAnsi="Arial"/>
@@ -16871,7 +16871,7 @@
                 <w:delText xml:space="preserve">, 10</w:delText>
               </w:r>
             </w:del>
-            <w:ins w:id="9143" w:author="Claude (AI) - proposed" w:date="2026-10-15T20:14:38Z">
+            <w:ins w:id="9143" w:author="Claude (AI) - proposed" w:date="2026-10-18T00:28:12Z">
               <w:r>
                 <w:rPr>
                   <w:rFonts w:ascii="Arial" w:cs="Arial" w:eastAsia="Arial" w:hAnsi="Arial"/>
@@ -16899,7 +16899,7 @@
               </w:rPr>
               <w:t xml:space="preserve"> seats are filled. Assume each of the 14 seats is equally likely to be the 'randomly chosen' seat. What is the theoretical probability P(chosen seat is occupied)? Write it as a fraction, a decimal, and a percentage. Compare this </w:t>
             </w:r>
-            <w:del w:id="9144" w:author="Claude (AI) - proposed" w:date="2026-10-15T20:14:38Z">
+            <w:del w:id="9144" w:author="Claude (AI) - proposed" w:date="2026-10-18T00:28:12Z">
               <w:r>
                 <w:rPr>
                   <w:rFonts w:ascii="Arial" w:cs="Arial" w:eastAsia="Arial" w:hAnsi="Arial"/>
@@ -16914,7 +16914,7 @@
                 <w:delText xml:space="preserve">to the experimental relative frequency of full-seat trips from Lesson 1 tally data.</w:delText>
               </w:r>
             </w:del>
-            <w:ins w:id="9145" w:author="Claude (AI) - proposed" w:date="2026-10-15T20:14:38Z">
+            <w:ins w:id="9145" w:author="Claude (AI) - proposed" w:date="2026-10-18T00:28:12Z">
               <w:r>
                 <w:rPr>
                   <w:rFonts w:ascii="Arial" w:cs="Arial" w:eastAsia="Arial" w:hAnsi="Arial"/>
@@ -16962,7 +16962,7 @@
               </w:rPr>
               <w:t xml:space="preserve">Distribute the Convergence Worksheet and confirm groups have their Lesson 3 grids. Say: 'You have </w:t>
             </w:r>
-            <w:del w:id="9146" w:author="Claude (AI) - proposed" w:date="2026-10-15T20:14:38Z">
+            <w:del w:id="9146" w:author="Claude (AI) - proposed" w:date="2026-10-18T00:28:12Z">
               <w:r>
                 <w:rPr>
                   <w:rFonts w:ascii="Arial" w:cs="Arial" w:eastAsia="Arial" w:hAnsi="Arial"/>
@@ -16977,7 +16977,7 @@
                 <w:delText xml:space="preserve">18</w:delText>
               </w:r>
             </w:del>
-            <w:ins w:id="9147" w:author="Claude (AI) - proposed" w:date="2026-10-15T20:14:38Z">
+            <w:ins w:id="9147" w:author="Claude (AI) - proposed" w:date="2026-10-18T00:28:12Z">
               <w:r>
                 <w:rPr>
                   <w:rFonts w:ascii="Arial" w:cs="Arial" w:eastAsia="Arial" w:hAnsi="Arial"/>
@@ -17005,7 +17005,7 @@
               </w:rPr>
               <w:t xml:space="preserve"> minutes for both tasks. </w:t>
             </w:r>
-            <w:del w:id="9148" w:author="Claude (AI) - proposed" w:date="2026-10-15T20:14:38Z">
+            <w:del w:id="9148" w:author="Claude (AI) - proposed" w:date="2026-10-18T00:28:12Z">
               <w:r>
                 <w:rPr>
                   <w:rFonts w:ascii="Arial" w:cs="Arial" w:eastAsia="Arial" w:hAnsi="Arial"/>
@@ -17020,7 +17020,7 @@
                 <w:delText xml:space="preserve">Task 1 uses</w:delText>
               </w:r>
             </w:del>
-            <w:ins w:id="9149" w:author="Claude (AI) - proposed" w:date="2026-10-15T20:14:38Z">
+            <w:ins w:id="9149" w:author="Claude (AI) - proposed" w:date="2026-10-18T00:28:12Z">
               <w:r>
                 <w:rPr>
                   <w:rFonts w:ascii="Arial" w:cs="Arial" w:eastAsia="Arial" w:hAnsi="Arial"/>
@@ -17048,7 +17048,7 @@
               </w:rPr>
               <w:t xml:space="preserve"> the grid from Lesson 3</w:t>
             </w:r>
-            <w:del w:id="9150" w:author="Claude (AI) - proposed" w:date="2026-10-15T20:14:38Z">
+            <w:del w:id="9150" w:author="Claude (AI) - proposed" w:date="2026-10-18T00:28:12Z">
               <w:r>
                 <w:rPr>
                   <w:rFonts w:ascii="Arial" w:cs="Arial" w:eastAsia="Arial" w:hAnsi="Arial"/>
@@ -17063,7 +17063,7 @@
                 <w:delText xml:space="preserve"> — no re-rolling needed, we are calculating from the list of outcomes</w:delText>
               </w:r>
             </w:del>
-            <w:ins w:id="9151" w:author="Claude (AI) - proposed" w:date="2026-10-15T20:14:38Z">
+            <w:ins w:id="9151" w:author="Claude (AI) - proposed" w:date="2026-10-18T00:28:12Z">
               <w:r>
                 <w:rPr>
                   <w:rFonts w:ascii="Arial" w:cs="Arial" w:eastAsia="Arial" w:hAnsi="Arial"/>
@@ -17091,7 +17091,7 @@
               </w:rPr>
               <w:t xml:space="preserve">. Task 2 uses Kamau's notebook</w:t>
             </w:r>
-            <w:ins w:id="9152" w:author="Claude (AI) - proposed" w:date="2026-10-15T20:14:38Z">
+            <w:ins w:id="9152" w:author="Claude (AI) - proposed" w:date="2026-10-18T00:28:12Z">
               <w:r>
                 <w:rPr>
                   <w:rFonts w:ascii="Arial" w:cs="Arial" w:eastAsia="Arial" w:hAnsi="Arial"/>
@@ -17119,7 +17119,7 @@
               </w:rPr>
               <w:t xml:space="preserve">. Both tasks ask you to compute a theoretical probability AND find the matching experimental value. Record both in the comparison table.' Circulate continuously. At the 8-minute mark do a mid-activity check: cold-call one group on Task 1 — 'How many favourable outcomes did you find for sum = 7? Tell me which squares on your grid.' (Expected: 6 outcomes: (1,6),(2,5),(3,4),(4,3),(5,2),(6,1) out of 36 total → P = 6/36 = 1/6</w:t>
             </w:r>
-            <w:ins w:id="9153" w:author="Claude (AI) - proposed" w:date="2026-10-15T20:14:38Z">
+            <w:ins w:id="9153" w:author="Claude (AI) - proposed" w:date="2026-10-18T00:28:12Z">
               <w:r>
                 <w:rPr>
                   <w:rFonts w:ascii="Arial" w:cs="Arial" w:eastAsia="Arial" w:hAnsi="Arial"/>
@@ -17147,7 +17147,7 @@
               </w:rPr>
               <w:t xml:space="preserve">.) Give 10 seconds WAIT TIME before accepting answers. At the 15-minute mark prompt groups still on Task 1: 'Move to Task 2 now even if Task 1 is not fully written up — we will consolidate Task 1 together.' For Task 2, listen for the misconception of using </w:t>
             </w:r>
-            <w:del w:id="9154" w:author="Claude (AI) - proposed" w:date="2026-10-15T20:14:38Z">
+            <w:del w:id="9154" w:author="Claude (AI) - proposed" w:date="2026-10-18T00:28:12Z">
               <w:r>
                 <w:rPr>
                   <w:rFonts w:ascii="Arial" w:cs="Arial" w:eastAsia="Arial" w:hAnsi="Arial"/>
@@ -17162,7 +17162,7 @@
                 <w:delText xml:space="preserve">14</w:delText>
               </w:r>
             </w:del>
-            <w:ins w:id="9155" w:author="Claude (AI) - proposed" w:date="2026-10-15T20:14:38Z">
+            <w:ins w:id="9155" w:author="Claude (AI) - proposed" w:date="2026-10-18T00:28:12Z">
               <w:r>
                 <w:rPr>
                   <w:rFonts w:ascii="Arial" w:cs="Arial" w:eastAsia="Arial" w:hAnsi="Arial"/>
@@ -17190,7 +17190,7 @@
               </w:rPr>
               <w:t xml:space="preserve">/20 (trips where all seats were full) instead of </w:t>
             </w:r>
-            <w:del w:id="9156" w:author="Claude (AI) - proposed" w:date="2026-10-15T20:14:38Z">
+            <w:del w:id="9156" w:author="Claude (AI) - proposed" w:date="2026-10-18T00:28:12Z">
               <w:r>
                 <w:rPr>
                   <w:rFonts w:ascii="Arial" w:cs="Arial" w:eastAsia="Arial" w:hAnsi="Arial"/>
@@ -17205,7 +17205,7 @@
                 <w:delText xml:space="preserve">10</w:delText>
               </w:r>
             </w:del>
-            <w:ins w:id="9157" w:author="Claude (AI) - proposed" w:date="2026-10-15T20:14:38Z">
+            <w:ins w:id="9157" w:author="Claude (AI) - proposed" w:date="2026-10-18T00:28:12Z">
               <w:r>
                 <w:rPr>
                   <w:rFonts w:ascii="Arial" w:cs="Arial" w:eastAsia="Arial" w:hAnsi="Arial"/>
@@ -17299,7 +17299,7 @@
               </w:rPr>
               <w:t xml:space="preserve">Observable indicators: (1) In Task 1, groups correctly identify 6 favourable outcomes for sum = 7 on the 6×6 grid and write P = 6/36 — groups writing fewer than 6 outcomes have missed rotational pairs (e.g., wrote (1,6) but not (6,1)); teacher intervenes with: 'Is (1,6) the same outcome as (6,1) on your grid? Show me on the grid.' (2) In Task 2, the key indicator is whether learners write P(occupied) = </w:t>
             </w:r>
-            <w:del w:id="9158" w:author="Claude (AI) - proposed" w:date="2026-10-15T20:14:38Z">
+            <w:del w:id="9158" w:author="Claude (AI) - proposed" w:date="2026-10-18T00:28:12Z">
               <w:r>
                 <w:rPr>
                   <w:rFonts w:ascii="Arial" w:cs="Arial" w:eastAsia="Arial" w:hAnsi="Arial"/>
@@ -17314,7 +17314,7 @@
                 <w:delText xml:space="preserve">10</w:delText>
               </w:r>
             </w:del>
-            <w:ins w:id="9159" w:author="Claude (AI) - proposed" w:date="2026-10-15T20:14:38Z">
+            <w:ins w:id="9159" w:author="Claude (AI) - proposed" w:date="2026-10-18T00:28:12Z">
               <w:r>
                 <w:rPr>
                   <w:rFonts w:ascii="Arial" w:cs="Arial" w:eastAsia="Arial" w:hAnsi="Arial"/>
@@ -17342,7 +17342,7 @@
               </w:rPr>
               <w:t xml:space="preserve">/14 (correct) versus </w:t>
             </w:r>
-            <w:del w:id="9160" w:author="Claude (AI) - proposed" w:date="2026-10-15T20:14:38Z">
+            <w:del w:id="9160" w:author="Claude (AI) - proposed" w:date="2026-10-18T00:28:12Z">
               <w:r>
                 <w:rPr>
                   <w:rFonts w:ascii="Arial" w:cs="Arial" w:eastAsia="Arial" w:hAnsi="Arial"/>
@@ -17357,7 +17357,7 @@
                 <w:delText xml:space="preserve">14</w:delText>
               </w:r>
             </w:del>
-            <w:ins w:id="9161" w:author="Claude (AI) - proposed" w:date="2026-10-15T20:14:38Z">
+            <w:ins w:id="9161" w:author="Claude (AI) - proposed" w:date="2026-10-18T00:28:12Z">
               <w:r>
                 <w:rPr>
                   <w:rFonts w:ascii="Arial" w:cs="Arial" w:eastAsia="Arial" w:hAnsi="Arial"/>
@@ -17441,7 +17441,7 @@
             <w:pPr>
               <w:spacing w:after="20" w:before="0"/>
             </w:pPr>
-            <w:hyperlink w:history="1" r:id="rId6xze6jrxczrt_oaixt26w">
+            <w:hyperlink w:history="1" r:id="rIdtoir4nm50zdnlg3sp4f7i">
               <w:r>
                 <w:rPr>
                   <w:rFonts w:ascii="Arial" w:cs="Arial" w:eastAsia="Arial" w:hAnsi="Arial"/>
@@ -17490,7 +17490,7 @@
               <w:spacing w:after="10" w:before="0"/>
               <w:ind w:left="120"/>
             </w:pPr>
-            <w:hyperlink w:history="1" r:id="rIddoqgtx512dao6nu627emk">
+            <w:hyperlink w:history="1" r:id="rId6xwjy5chszrkg-8iardfm">
               <w:r>
                 <w:rPr>
                   <w:rFonts w:ascii="Arial" w:cs="Arial" w:eastAsia="Arial" w:hAnsi="Arial"/>
@@ -17535,7 +17535,7 @@
             <w:pPr>
               <w:spacing w:after="20" w:before="0"/>
             </w:pPr>
-            <w:hyperlink w:history="1" r:id="rIdoppwtdreqfl7q79tew9m8">
+            <w:hyperlink w:history="1" r:id="rIdkofxjau1dov7svqi60p3h">
               <w:r>
                 <w:rPr>
                   <w:rFonts w:ascii="Arial" w:cs="Arial" w:eastAsia="Arial" w:hAnsi="Arial"/>
@@ -17568,7 +17568,7 @@
               <w:spacing w:after="10" w:before="0"/>
               <w:ind w:left="120"/>
             </w:pPr>
-            <w:hyperlink w:history="1" r:id="rId5qiw_qf02is9a5vgsxdub">
+            <w:hyperlink w:history="1" r:id="rIdkc48zv4g1inaurtiei5gd">
               <w:r>
                 <w:rPr>
                   <w:rFonts w:ascii="Arial" w:cs="Arial" w:eastAsia="Arial" w:hAnsi="Arial"/>
@@ -17613,7 +17613,7 @@
               </w:rPr>
               <w:t xml:space="preserve">Whole-class consolidation. The teacher builds a Convergence Chart on the board — a two-column table headed 'Theoretical Probability (calculated)' and 'Experimental Relative Frequency (from </w:t>
             </w:r>
-            <w:del w:id="9162" w:author="Claude (AI) - proposed" w:date="2026-10-15T20:14:38Z">
+            <w:del w:id="9162" w:author="Claude (AI) - proposed" w:date="2026-10-18T00:28:12Z">
               <w:r>
                 <w:rPr>
                   <w:rFonts w:ascii="Arial" w:cs="Arial" w:eastAsia="Arial" w:hAnsi="Arial"/>
@@ -17628,7 +17628,7 @@
                 <w:delText xml:space="preserve">Lesson 1</w:delText>
               </w:r>
             </w:del>
-            <w:ins w:id="9163" w:author="Claude (AI) - proposed" w:date="2026-10-15T20:14:38Z">
+            <w:ins w:id="9163" w:author="Claude (AI) - proposed" w:date="2026-10-18T00:28:12Z">
               <w:r>
                 <w:rPr>
                   <w:rFonts w:ascii="Arial" w:cs="Arial" w:eastAsia="Arial" w:hAnsi="Arial"/>
@@ -17689,7 +17689,7 @@
               </w:rPr>
               <w:t xml:space="preserve">Build the Convergence Chart by inviting group reporters in sequence. After both rows are filled, ask the whole class: 'Look at the two columns. Are they equal?' (Wait 10 seconds — cold-call 3 learners.) 'Why not?' (Wait 10 seconds — cold-call 3 different learners.) Write on the board: 'As the number of trials INCREASES, experimental probability gets CLOSER to theoretical probability.' Say: 'This is called the Law of Large Numbers — and it is exactly why Kamau's 20-trip notebook is useful but not perfect.' Now address the </w:t>
             </w:r>
-            <w:del w:id="9164" w:author="Claude (AI) - proposed" w:date="2026-10-15T20:14:38Z">
+            <w:del w:id="9164" w:author="Claude (AI) - proposed" w:date="2026-10-18T00:28:12Z">
               <w:r>
                 <w:rPr>
                   <w:rFonts w:ascii="Arial" w:cs="Arial" w:eastAsia="Arial" w:hAnsi="Arial"/>
@@ -17704,7 +17704,7 @@
                 <w:delText xml:space="preserve">10</w:delText>
               </w:r>
             </w:del>
-            <w:ins w:id="9165" w:author="Claude (AI) - proposed" w:date="2026-10-15T20:14:38Z">
+            <w:ins w:id="9165" w:author="Claude (AI) - proposed" w:date="2026-10-18T00:28:12Z">
               <w:r>
                 <w:rPr>
                   <w:rFonts w:ascii="Arial" w:cs="Arial" w:eastAsia="Arial" w:hAnsi="Arial"/>
@@ -17732,7 +17732,7 @@
               </w:rPr>
               <w:t xml:space="preserve">/14 vs </w:t>
             </w:r>
-            <w:del w:id="9166" w:author="Claude (AI) - proposed" w:date="2026-10-15T20:14:38Z">
+            <w:del w:id="9166" w:author="Claude (AI) - proposed" w:date="2026-10-18T00:28:12Z">
               <w:r>
                 <w:rPr>
                   <w:rFonts w:ascii="Arial" w:cs="Arial" w:eastAsia="Arial" w:hAnsi="Arial"/>
@@ -17747,7 +17747,7 @@
                 <w:delText xml:space="preserve">14</w:delText>
               </w:r>
             </w:del>
-            <w:ins w:id="9167" w:author="Claude (AI) - proposed" w:date="2026-10-15T20:14:38Z">
+            <w:ins w:id="9167" w:author="Claude (AI) - proposed" w:date="2026-10-18T00:28:12Z">
               <w:r>
                 <w:rPr>
                   <w:rFonts w:ascii="Arial" w:cs="Arial" w:eastAsia="Arial" w:hAnsi="Arial"/>
@@ -17775,7 +17775,7 @@
               </w:rPr>
               <w:t xml:space="preserve">/20 misconception directly — without naming the group, write both fractions on the board and ask: 'Someone calculated </w:t>
             </w:r>
-            <w:del w:id="9168" w:author="Claude (AI) - proposed" w:date="2026-10-15T20:14:38Z">
+            <w:del w:id="9168" w:author="Claude (AI) - proposed" w:date="2026-10-18T00:28:12Z">
               <w:r>
                 <w:rPr>
                   <w:rFonts w:ascii="Arial" w:cs="Arial" w:eastAsia="Arial" w:hAnsi="Arial"/>
@@ -17790,7 +17790,7 @@
                 <w:delText xml:space="preserve">14</w:delText>
               </w:r>
             </w:del>
-            <w:ins w:id="9169" w:author="Claude (AI) - proposed" w:date="2026-10-15T20:14:38Z">
+            <w:ins w:id="9169" w:author="Claude (AI) - proposed" w:date="2026-10-18T00:28:12Z">
               <w:r>
                 <w:rPr>
                   <w:rFonts w:ascii="Arial" w:cs="Arial" w:eastAsia="Arial" w:hAnsi="Arial"/>
@@ -17818,7 +17818,7 @@
               </w:rPr>
               <w:t xml:space="preserve">/20 for Kamau's seat probability. Talk with your partner: what does </w:t>
             </w:r>
-            <w:del w:id="9170" w:author="Claude (AI) - proposed" w:date="2026-10-15T20:14:38Z">
+            <w:del w:id="9170" w:author="Claude (AI) - proposed" w:date="2026-10-18T00:28:12Z">
               <w:r>
                 <w:rPr>
                   <w:rFonts w:ascii="Arial" w:cs="Arial" w:eastAsia="Arial" w:hAnsi="Arial"/>
@@ -17833,7 +17833,7 @@
                 <w:delText xml:space="preserve">14</w:delText>
               </w:r>
             </w:del>
-            <w:ins w:id="9171" w:author="Claude (AI) - proposed" w:date="2026-10-15T20:14:38Z">
+            <w:ins w:id="9171" w:author="Claude (AI) - proposed" w:date="2026-10-18T00:28:12Z">
               <w:r>
                 <w:rPr>
                   <w:rFonts w:ascii="Arial" w:cs="Arial" w:eastAsia="Arial" w:hAnsi="Arial"/>
@@ -17861,7 +17861,7 @@
               </w:rPr>
               <w:t xml:space="preserve">/20 actually mean in Kamau's context? What does </w:t>
             </w:r>
-            <w:del w:id="9172" w:author="Claude (AI) - proposed" w:date="2026-10-15T20:14:38Z">
+            <w:del w:id="9172" w:author="Claude (AI) - proposed" w:date="2026-10-18T00:28:12Z">
               <w:r>
                 <w:rPr>
                   <w:rFonts w:ascii="Arial" w:cs="Arial" w:eastAsia="Arial" w:hAnsi="Arial"/>
@@ -17876,7 +17876,7 @@
                 <w:delText xml:space="preserve">10</w:delText>
               </w:r>
             </w:del>
-            <w:ins w:id="9173" w:author="Claude (AI) - proposed" w:date="2026-10-15T20:14:38Z">
+            <w:ins w:id="9173" w:author="Claude (AI) - proposed" w:date="2026-10-18T00:28:12Z">
               <w:r>
                 <w:rPr>
                   <w:rFonts w:ascii="Arial" w:cs="Arial" w:eastAsia="Arial" w:hAnsi="Arial"/>
@@ -17904,7 +17904,7 @@
               </w:rPr>
               <w:t xml:space="preserve">/14 mean?' (Wait 10 seconds — cold-call 2 pairs.) Confirm: '</w:t>
             </w:r>
-            <w:del w:id="9174" w:author="Claude (AI) - proposed" w:date="2026-10-15T20:14:38Z">
+            <w:del w:id="9174" w:author="Claude (AI) - proposed" w:date="2026-10-18T00:28:12Z">
               <w:r>
                 <w:rPr>
                   <w:rFonts w:ascii="Arial" w:cs="Arial" w:eastAsia="Arial" w:hAnsi="Arial"/>
@@ -17919,7 +17919,7 @@
                 <w:delText xml:space="preserve">14</w:delText>
               </w:r>
             </w:del>
-            <w:ins w:id="9175" w:author="Claude (AI) - proposed" w:date="2026-10-15T20:14:38Z">
+            <w:ins w:id="9175" w:author="Claude (AI) - proposed" w:date="2026-10-18T00:28:12Z">
               <w:r>
                 <w:rPr>
                   <w:rFonts w:ascii="Arial" w:cs="Arial" w:eastAsia="Arial" w:hAnsi="Arial"/>
@@ -17947,7 +17947,7 @@
               </w:rPr>
               <w:t xml:space="preserve">/20 tells us the experimental frequency of completely full trips; </w:t>
             </w:r>
-            <w:del w:id="9176" w:author="Claude (AI) - proposed" w:date="2026-10-15T20:14:38Z">
+            <w:del w:id="9176" w:author="Claude (AI) - proposed" w:date="2026-10-18T00:28:12Z">
               <w:r>
                 <w:rPr>
                   <w:rFonts w:ascii="Arial" w:cs="Arial" w:eastAsia="Arial" w:hAnsi="Arial"/>
@@ -17962,7 +17962,7 @@
                 <w:delText xml:space="preserve">10</w:delText>
               </w:r>
             </w:del>
-            <w:ins w:id="9177" w:author="Claude (AI) - proposed" w:date="2026-10-15T20:14:38Z">
+            <w:ins w:id="9177" w:author="Claude (AI) - proposed" w:date="2026-10-18T00:28:12Z">
               <w:r>
                 <w:rPr>
                   <w:rFonts w:ascii="Arial" w:cs="Arial" w:eastAsia="Arial" w:hAnsi="Arial"/>
@@ -17990,7 +17990,7 @@
               </w:rPr>
               <w:t xml:space="preserve">/14 tells us the theoretical probability that a specific randomly chosen seat is occupied, based on average occupancy — these answer different questions.' For the mandazi task: give 5 minutes of individual silent work, then say: 'Check your answer for P(plain) with your partner.' Cold-call 2 pairs for each of the three probabilities. For each, ask: 'Did your partner get the same answer? If different, whose reasoning is correct and why?' Emphasise that P(not coconut) = 1 − P(coconut) = 1 − 2/10 = 8/10 — the complement rule emerges naturally here. Close the phase by returning to predictions: 'Look at your Prediction Bank on the board. Who had </w:t>
             </w:r>
-            <w:del w:id="9178" w:author="Claude (AI) - proposed" w:date="2026-10-15T20:14:38Z">
+            <w:del w:id="9178" w:author="Claude (AI) - proposed" w:date="2026-10-18T00:28:12Z">
               <w:r>
                 <w:rPr>
                   <w:rFonts w:ascii="Arial" w:cs="Arial" w:eastAsia="Arial" w:hAnsi="Arial"/>
@@ -18005,7 +18005,7 @@
                 <w:delText xml:space="preserve">10</w:delText>
               </w:r>
             </w:del>
-            <w:ins w:id="9179" w:author="Claude (AI) - proposed" w:date="2026-10-15T20:14:38Z">
+            <w:ins w:id="9179" w:author="Claude (AI) - proposed" w:date="2026-10-18T00:28:12Z">
               <w:r>
                 <w:rPr>
                   <w:rFonts w:ascii="Arial" w:cs="Arial" w:eastAsia="Arial" w:hAnsi="Arial"/>
@@ -18033,7 +18033,7 @@
               </w:rPr>
               <w:t xml:space="preserve">/14? Who had something different? What does the definition of theoretical probability tell us about why </w:t>
             </w:r>
-            <w:del w:id="9180" w:author="Claude (AI) - proposed" w:date="2026-10-15T20:14:38Z">
+            <w:del w:id="9180" w:author="Claude (AI) - proposed" w:date="2026-10-18T00:28:12Z">
               <w:r>
                 <w:rPr>
                   <w:rFonts w:ascii="Arial" w:cs="Arial" w:eastAsia="Arial" w:hAnsi="Arial"/>
@@ -18048,7 +18048,7 @@
                 <w:delText xml:space="preserve">10</w:delText>
               </w:r>
             </w:del>
-            <w:ins w:id="9181" w:author="Claude (AI) - proposed" w:date="2026-10-15T20:14:38Z">
+            <w:ins w:id="9181" w:author="Claude (AI) - proposed" w:date="2026-10-18T00:28:12Z">
               <w:r>
                 <w:rPr>
                   <w:rFonts w:ascii="Arial" w:cs="Arial" w:eastAsia="Arial" w:hAnsi="Arial"/>
@@ -18109,7 +18109,7 @@
               </w:rPr>
               <w:t xml:space="preserve">Convergence Chart + Targeted Misconception Confrontation: the public side-by-side chart makes the relationship between theoretical and experimental probability concrete and discussable. The deliberate, non-punitive public examination of the </w:t>
             </w:r>
-            <w:del w:id="9182" w:author="Claude (AI) - proposed" w:date="2026-10-15T20:14:38Z">
+            <w:del w:id="9182" w:author="Claude (AI) - proposed" w:date="2026-10-18T00:28:12Z">
               <w:r>
                 <w:rPr>
                   <w:rFonts w:ascii="Arial" w:cs="Arial" w:eastAsia="Arial" w:hAnsi="Arial"/>
@@ -18124,7 +18124,7 @@
                 <w:delText xml:space="preserve">10</w:delText>
               </w:r>
             </w:del>
-            <w:ins w:id="9183" w:author="Claude (AI) - proposed" w:date="2026-10-15T20:14:38Z">
+            <w:ins w:id="9183" w:author="Claude (AI) - proposed" w:date="2026-10-18T00:28:12Z">
               <w:r>
                 <w:rPr>
                   <w:rFonts w:ascii="Arial" w:cs="Arial" w:eastAsia="Arial" w:hAnsi="Arial"/>
@@ -18152,7 +18152,7 @@
               </w:rPr>
               <w:t xml:space="preserve">/14 vs </w:t>
             </w:r>
-            <w:del w:id="9184" w:author="Claude (AI) - proposed" w:date="2026-10-15T20:14:38Z">
+            <w:del w:id="9184" w:author="Claude (AI) - proposed" w:date="2026-10-18T00:28:12Z">
               <w:r>
                 <w:rPr>
                   <w:rFonts w:ascii="Arial" w:cs="Arial" w:eastAsia="Arial" w:hAnsi="Arial"/>
@@ -18167,7 +18167,7 @@
                 <w:delText xml:space="preserve">14</w:delText>
               </w:r>
             </w:del>
-            <w:ins w:id="9185" w:author="Claude (AI) - proposed" w:date="2026-10-15T20:14:38Z">
+            <w:ins w:id="9185" w:author="Claude (AI) - proposed" w:date="2026-10-18T00:28:12Z">
               <w:r>
                 <w:rPr>
                   <w:rFonts w:ascii="Arial" w:cs="Arial" w:eastAsia="Arial" w:hAnsi="Arial"/>
@@ -18228,7 +18228,7 @@
               </w:rPr>
               <w:t xml:space="preserve">Observable indicators: (1) Every learner writes a correct formal definition of theoretical probability including both 'favourable outcomes' and 'total equally likely outcomes' — teacher collects 6 randomly chosen books after this phase to verify. (2) For the mandazi task, all three probabilities are: P(plain) = 5/10 = 1/2; P(not coconut) = 8/10 = 4/5; P(sugar-coated or coconut) = 5/10 = 1/2 — learners who add numerators without checking total (e.g., write 3+2=5 but over an incorrect denominator) are flagged for follow-up. (3) At least 80% of the class can articulate verbally why </w:t>
             </w:r>
-            <w:del w:id="9186" w:author="Claude (AI) - proposed" w:date="2026-10-15T20:14:38Z">
+            <w:del w:id="9186" w:author="Claude (AI) - proposed" w:date="2026-10-18T00:28:12Z">
               <w:r>
                 <w:rPr>
                   <w:rFonts w:ascii="Arial" w:cs="Arial" w:eastAsia="Arial" w:hAnsi="Arial"/>
@@ -18243,7 +18243,7 @@
                 <w:delText xml:space="preserve">10</w:delText>
               </w:r>
             </w:del>
-            <w:ins w:id="9187" w:author="Claude (AI) - proposed" w:date="2026-10-15T20:14:38Z">
+            <w:ins w:id="9187" w:author="Claude (AI) - proposed" w:date="2026-10-18T00:28:12Z">
               <w:r>
                 <w:rPr>
                   <w:rFonts w:ascii="Arial" w:cs="Arial" w:eastAsia="Arial" w:hAnsi="Arial"/>
@@ -18271,7 +18271,7 @@
               </w:rPr>
               <w:t xml:space="preserve">/14 and </w:t>
             </w:r>
-            <w:del w:id="9188" w:author="Claude (AI) - proposed" w:date="2026-10-15T20:14:38Z">
+            <w:del w:id="9188" w:author="Claude (AI) - proposed" w:date="2026-10-18T00:28:12Z">
               <w:r>
                 <w:rPr>
                   <w:rFonts w:ascii="Arial" w:cs="Arial" w:eastAsia="Arial" w:hAnsi="Arial"/>
@@ -18286,7 +18286,7 @@
                 <w:delText xml:space="preserve">14</w:delText>
               </w:r>
             </w:del>
-            <w:ins w:id="9189" w:author="Claude (AI) - proposed" w:date="2026-10-15T20:14:38Z">
+            <w:ins w:id="9189" w:author="Claude (AI) - proposed" w:date="2026-10-18T00:28:12Z">
               <w:r>
                 <w:rPr>
                   <w:rFonts w:ascii="Arial" w:cs="Arial" w:eastAsia="Arial" w:hAnsi="Arial"/>
@@ -18370,7 +18370,7 @@
             <w:pPr>
               <w:spacing w:after="20" w:before="0"/>
             </w:pPr>
-            <w:hyperlink w:history="1" r:id="rId88zu32xhshq7rsrinhz6z">
+            <w:hyperlink w:history="1" r:id="rIdx5giswf5odfxitiir5k5-">
               <w:r>
                 <w:rPr>
                   <w:rFonts w:ascii="Arial" w:cs="Arial" w:eastAsia="Arial" w:hAnsi="Arial"/>
@@ -18419,7 +18419,7 @@
               <w:spacing w:after="10" w:before="0"/>
               <w:ind w:left="120"/>
             </w:pPr>
-            <w:hyperlink w:history="1" r:id="rIdx9v50cpqtur1rzmwswzl7">
+            <w:hyperlink w:history="1" r:id="rIdtjzwu5xi7-tvxmkurrush">
               <w:r>
                 <w:rPr>
                   <w:rFonts w:ascii="Arial" w:cs="Arial" w:eastAsia="Arial" w:hAnsi="Arial"/>
@@ -18464,7 +18464,7 @@
             <w:pPr>
               <w:spacing w:after="20" w:before="0"/>
             </w:pPr>
-            <w:hyperlink w:history="1" r:id="rIdxwl16o1w7yhrg3tvhklzi">
+            <w:hyperlink w:history="1" r:id="rId3knxtayi7ttebwnrx7t87">
               <w:r>
                 <w:rPr>
                   <w:rFonts w:ascii="Arial" w:cs="Arial" w:eastAsia="Arial" w:hAnsi="Arial"/>
@@ -18497,7 +18497,7 @@
               <w:spacing w:after="10" w:before="0"/>
               <w:ind w:left="120"/>
             </w:pPr>
-            <w:hyperlink w:history="1" r:id="rIdffkpfkd-ncxanqsonqgla">
+            <w:hyperlink w:history="1" r:id="rIdk3kza5mnadcyqk09waq0m">
               <w:r>
                 <w:rPr>
                   <w:rFonts w:ascii="Arial" w:cs="Arial" w:eastAsia="Arial" w:hAnsi="Arial"/>
@@ -18697,7 +18697,7 @@
             <w:pPr>
               <w:spacing w:after="20" w:before="0"/>
             </w:pPr>
-            <w:hyperlink w:history="1" r:id="rIdjyyxed3ruxraaklfnvijx">
+            <w:hyperlink w:history="1" r:id="rIdhfpipevhgtg3juz1-ey3n">
               <w:r>
                 <w:rPr>
                   <w:rFonts w:ascii="Arial" w:cs="Arial" w:eastAsia="Arial" w:hAnsi="Arial"/>
@@ -18746,7 +18746,7 @@
               <w:spacing w:after="10" w:before="0"/>
               <w:ind w:left="120"/>
             </w:pPr>
-            <w:hyperlink w:history="1" r:id="rId366djieillu8gozrfz_wm">
+            <w:hyperlink w:history="1" r:id="rIdt-y6-nqz_l86xmuh5xshf">
               <w:r>
                 <w:rPr>
                   <w:rFonts w:ascii="Arial" w:cs="Arial" w:eastAsia="Arial" w:hAnsi="Arial"/>
@@ -18791,7 +18791,7 @@
             <w:pPr>
               <w:spacing w:after="20" w:before="0"/>
             </w:pPr>
-            <w:hyperlink w:history="1" r:id="rIdeihy_p1ioyp3dw9cyayav">
+            <w:hyperlink w:history="1" r:id="rIdgtmrpldtx8awl0rexmu-y">
               <w:r>
                 <w:rPr>
                   <w:rFonts w:ascii="Arial" w:cs="Arial" w:eastAsia="Arial" w:hAnsi="Arial"/>
@@ -18840,7 +18840,7 @@
               <w:spacing w:after="10" w:before="0"/>
               <w:ind w:left="120"/>
             </w:pPr>
-            <w:hyperlink w:history="1" r:id="rIdm_udk6jnaibizorzj9so2">
+            <w:hyperlink w:history="1" r:id="rIddjb2msiswyonw-2brdmgs">
               <w:r>
                 <w:rPr>
                   <w:rFonts w:ascii="Arial" w:cs="Arial" w:eastAsia="Arial" w:hAnsi="Arial"/>
@@ -18885,7 +18885,7 @@
               </w:rPr>
               <w:t xml:space="preserve">Learners open their cumulative probability model — a visual diagram started in Lesson 1 and revised each subsequent lesson. Today they add two new elements: (1) a labelled box containing the theoretical probability formula P(E) = (number of favourable outcomes) / (total number of equally likely outcomes), with Kamau's example P(seat occupied) = </w:t>
             </w:r>
-            <w:del w:id="9190" w:author="Claude (AI) - proposed" w:date="2026-10-15T20:14:38Z">
+            <w:del w:id="9190" w:author="Claude (AI) - proposed" w:date="2026-10-18T00:28:12Z">
               <w:r>
                 <w:rPr>
                   <w:rFonts w:ascii="Arial" w:cs="Arial" w:eastAsia="Arial" w:hAnsi="Arial"/>
@@ -18900,7 +18900,7 @@
                 <w:delText xml:space="preserve">10</w:delText>
               </w:r>
             </w:del>
-            <w:ins w:id="9191" w:author="Claude (AI) - proposed" w:date="2026-10-15T20:14:38Z">
+            <w:ins w:id="9191" w:author="Claude (AI) - proposed" w:date="2026-10-18T00:28:12Z">
               <w:r>
                 <w:rPr>
                   <w:rFonts w:ascii="Arial" w:cs="Arial" w:eastAsia="Arial" w:hAnsi="Arial"/>
@@ -19027,7 +19027,7 @@
               </w:rPr>
               <w:t xml:space="preserve">Observable indicators: (1) The theoretical probability formula box is present and correctly written with both components labelled — teacher checks 6 models during circulation. (2) The convergence arrow is present, correctly directed (experimental → theoretical as trials increase), and labelled — absence or misdirection reveals a conceptual gap about the Law of Large Numbers. (3) The Kamau example within the formula box reads P(seat occupied) = </w:t>
             </w:r>
-            <w:del w:id="9192" w:author="Claude (AI) - proposed" w:date="2026-10-15T20:14:38Z">
+            <w:del w:id="9192" w:author="Claude (AI) - proposed" w:date="2026-10-18T00:28:12Z">
               <w:r>
                 <w:rPr>
                   <w:rFonts w:ascii="Arial" w:cs="Arial" w:eastAsia="Arial" w:hAnsi="Arial"/>
@@ -19042,7 +19042,7 @@
                 <w:delText xml:space="preserve">10</w:delText>
               </w:r>
             </w:del>
-            <w:ins w:id="9193" w:author="Claude (AI) - proposed" w:date="2026-10-15T20:14:38Z">
+            <w:ins w:id="9193" w:author="Claude (AI) - proposed" w:date="2026-10-18T00:28:12Z">
               <w:r>
                 <w:rPr>
                   <w:rFonts w:ascii="Arial" w:cs="Arial" w:eastAsia="Arial" w:hAnsi="Arial"/>
@@ -19070,7 +19070,7 @@
               </w:rPr>
               <w:t xml:space="preserve">/14 (not </w:t>
             </w:r>
-            <w:del w:id="9194" w:author="Claude (AI) - proposed" w:date="2026-10-15T20:14:38Z">
+            <w:del w:id="9194" w:author="Claude (AI) - proposed" w:date="2026-10-18T00:28:12Z">
               <w:r>
                 <w:rPr>
                   <w:rFonts w:ascii="Arial" w:cs="Arial" w:eastAsia="Arial" w:hAnsi="Arial"/>
@@ -19085,7 +19085,7 @@
                 <w:delText xml:space="preserve">14</w:delText>
               </w:r>
             </w:del>
-            <w:ins w:id="9195" w:author="Claude (AI) - proposed" w:date="2026-10-15T20:14:38Z">
+            <w:ins w:id="9195" w:author="Claude (AI) - proposed" w:date="2026-10-18T00:28:12Z">
               <w:r>
                 <w:rPr>
                   <w:rFonts w:ascii="Arial" w:cs="Arial" w:eastAsia="Arial" w:hAnsi="Arial"/>
@@ -19113,7 +19113,7 @@
               </w:rPr>
               <w:t xml:space="preserve">/20 or another erroneous value) — residual presence of </w:t>
             </w:r>
-            <w:del w:id="9196" w:author="Claude (AI) - proposed" w:date="2026-10-15T20:14:38Z">
+            <w:del w:id="9196" w:author="Claude (AI) - proposed" w:date="2026-10-18T00:28:12Z">
               <w:r>
                 <w:rPr>
                   <w:rFonts w:ascii="Arial" w:cs="Arial" w:eastAsia="Arial" w:hAnsi="Arial"/>
@@ -19128,7 +19128,7 @@
                 <w:delText xml:space="preserve">14</w:delText>
               </w:r>
             </w:del>
-            <w:ins w:id="9197" w:author="Claude (AI) - proposed" w:date="2026-10-15T20:14:38Z">
+            <w:ins w:id="9197" w:author="Claude (AI) - proposed" w:date="2026-10-18T00:28:12Z">
               <w:r>
                 <w:rPr>
                   <w:rFonts w:ascii="Arial" w:cs="Arial" w:eastAsia="Arial" w:hAnsi="Arial"/>
@@ -19251,7 +19251,7 @@
               </w:rPr>
               <w:t xml:space="preserve">After the lesson, reflect on the following questions and record notes in your professional journal: (1) How many learners held the </w:t>
             </w:r>
-            <w:del w:id="9198" w:author="Claude (AI) - proposed" w:date="2026-10-15T20:14:38Z">
+            <w:del w:id="9198" w:author="Claude (AI) - proposed" w:date="2026-10-18T00:28:12Z">
               <w:r>
                 <w:rPr>
                   <w:rFonts w:ascii="Arial" w:cs="Arial" w:eastAsia="Arial" w:hAnsi="Arial"/>
@@ -19266,7 +19266,7 @@
                 <w:delText xml:space="preserve">10</w:delText>
               </w:r>
             </w:del>
-            <w:ins w:id="9199" w:author="Claude (AI) - proposed" w:date="2026-10-15T20:14:38Z">
+            <w:ins w:id="9199" w:author="Claude (AI) - proposed" w:date="2026-10-18T00:28:12Z">
               <w:r>
                 <w:rPr>
                   <w:rFonts w:ascii="Arial" w:cs="Arial" w:eastAsia="Arial" w:hAnsi="Arial"/>
@@ -19294,7 +19294,7 @@
               </w:rPr>
               <w:t xml:space="preserve">/14 vs </w:t>
             </w:r>
-            <w:del w:id="9200" w:author="Claude (AI) - proposed" w:date="2026-10-15T20:14:38Z">
+            <w:del w:id="9200" w:author="Claude (AI) - proposed" w:date="2026-10-18T00:28:12Z">
               <w:r>
                 <w:rPr>
                   <w:rFonts w:ascii="Arial" w:cs="Arial" w:eastAsia="Arial" w:hAnsi="Arial"/>
@@ -19309,7 +19309,7 @@
                 <w:delText xml:space="preserve">14</w:delText>
               </w:r>
             </w:del>
-            <w:ins w:id="9201" w:author="Claude (AI) - proposed" w:date="2026-10-15T20:14:38Z">
+            <w:ins w:id="9201" w:author="Claude (AI) - proposed" w:date="2026-10-18T00:28:12Z">
               <w:r>
                 <w:rPr>
                   <w:rFonts w:ascii="Arial" w:cs="Arial" w:eastAsia="Arial" w:hAnsi="Arial"/>
@@ -19467,7 +19467,7 @@
               </w:rPr>
               <w:t xml:space="preserve">Learners computed theoretical probabilities from Lesson 3 sample space grids (P(sum of two dice = 7) = 6/36)</w:t>
             </w:r>
-            <w:ins w:id="9202" w:author="Claude (AI) - proposed" w:date="2026-10-15T20:14:38Z">
+            <w:ins w:id="9202" w:author="Claude (AI) - proposed" w:date="2026-10-18T00:28:12Z">
               <w:r>
                 <w:rPr>
                   <w:rFonts w:ascii="Arial" w:cs="Arial" w:eastAsia="Arial" w:hAnsi="Arial"/>
@@ -19495,7 +19495,7 @@
               </w:rPr>
               <w:t xml:space="preserve"> and extracted experimental relative frequencies from Kamau's 20-trip tally notebook, recording both values side-by-side in a Convergence Worksheet. They also observed the teacher-facilitated public examination of the </w:t>
             </w:r>
-            <w:del w:id="9203" w:author="Claude (AI) - proposed" w:date="2026-10-15T20:14:38Z">
+            <w:del w:id="9203" w:author="Claude (AI) - proposed" w:date="2026-10-18T00:28:12Z">
               <w:r>
                 <w:rPr>
                   <w:rFonts w:ascii="Arial" w:cs="Arial" w:eastAsia="Arial" w:hAnsi="Arial"/>
@@ -19510,7 +19510,7 @@
                 <w:delText xml:space="preserve">10</w:delText>
               </w:r>
             </w:del>
-            <w:ins w:id="9204" w:author="Claude (AI) - proposed" w:date="2026-10-15T20:14:38Z">
+            <w:ins w:id="9204" w:author="Claude (AI) - proposed" w:date="2026-10-18T00:28:12Z">
               <w:r>
                 <w:rPr>
                   <w:rFonts w:ascii="Arial" w:cs="Arial" w:eastAsia="Arial" w:hAnsi="Arial"/>
@@ -19538,7 +19538,7 @@
               </w:rPr>
               <w:t xml:space="preserve">/14 vs </w:t>
             </w:r>
-            <w:del w:id="9205" w:author="Claude (AI) - proposed" w:date="2026-10-15T20:14:38Z">
+            <w:del w:id="9205" w:author="Claude (AI) - proposed" w:date="2026-10-18T00:28:12Z">
               <w:r>
                 <w:rPr>
                   <w:rFonts w:ascii="Arial" w:cs="Arial" w:eastAsia="Arial" w:hAnsi="Arial"/>
@@ -19553,7 +19553,7 @@
                 <w:delText xml:space="preserve">14</w:delText>
               </w:r>
             </w:del>
-            <w:ins w:id="9206" w:author="Claude (AI) - proposed" w:date="2026-10-15T20:14:38Z">
+            <w:ins w:id="9206" w:author="Claude (AI) - proposed" w:date="2026-10-18T00:28:12Z">
               <w:r>
                 <w:rPr>
                   <w:rFonts w:ascii="Arial" w:cs="Arial" w:eastAsia="Arial" w:hAnsi="Arial"/>
@@ -19649,7 +19649,7 @@
               </w:rPr>
               <w:t xml:space="preserve">Learners learned that theoretical probability is defined as P(E) = (number of favourable outcomes) ÷ (total number of equally likely outcomes); that theoretical probability values range between 0 and 1; that Kamau's theoretical probability of a randomly chosen seat being occupied is </w:t>
             </w:r>
-            <w:del w:id="9207" w:author="Claude (AI) - proposed" w:date="2026-10-15T20:14:38Z">
+            <w:del w:id="9207" w:author="Claude (AI) - proposed" w:date="2026-10-18T00:28:12Z">
               <w:r>
                 <w:rPr>
                   <w:rFonts w:ascii="Arial" w:cs="Arial" w:eastAsia="Arial" w:hAnsi="Arial"/>
@@ -19664,7 +19664,7 @@
                 <w:delText xml:space="preserve">10</w:delText>
               </w:r>
             </w:del>
-            <w:ins w:id="9208" w:author="Claude (AI) - proposed" w:date="2026-10-15T20:14:38Z">
+            <w:ins w:id="9208" w:author="Claude (AI) - proposed" w:date="2026-10-18T00:28:12Z">
               <w:r>
                 <w:rPr>
                   <w:rFonts w:ascii="Arial" w:cs="Arial" w:eastAsia="Arial" w:hAnsi="Arial"/>
@@ -19692,7 +19692,7 @@
               </w:rPr>
               <w:t xml:space="preserve">/14 ≈ 0.</w:t>
             </w:r>
-            <w:del w:id="9209" w:author="Claude (AI) - proposed" w:date="2026-10-15T20:14:38Z">
+            <w:del w:id="9209" w:author="Claude (AI) - proposed" w:date="2026-10-18T00:28:12Z">
               <w:r>
                 <w:rPr>
                   <w:rFonts w:ascii="Arial" w:cs="Arial" w:eastAsia="Arial" w:hAnsi="Arial"/>
@@ -19707,7 +19707,7 @@
                 <w:delText xml:space="preserve">71</w:delText>
               </w:r>
             </w:del>
-            <w:ins w:id="9210" w:author="Claude (AI) - proposed" w:date="2026-10-15T20:14:38Z">
+            <w:ins w:id="9210" w:author="Claude (AI) - proposed" w:date="2026-10-18T00:28:12Z">
               <w:r>
                 <w:rPr>
                   <w:rFonts w:ascii="Arial" w:cs="Arial" w:eastAsia="Arial" w:hAnsi="Arial"/>
@@ -19803,7 +19803,7 @@
               </w:rPr>
               <w:t xml:space="preserve">Learners explained in writing and discussion why Kamau's 20-trip experimental frequency does not exactly match the theoretical probability </w:t>
             </w:r>
-            <w:del w:id="9211" w:author="Claude (AI) - proposed" w:date="2026-10-15T20:14:38Z">
+            <w:del w:id="9211" w:author="Claude (AI) - proposed" w:date="2026-10-18T00:28:12Z">
               <w:r>
                 <w:rPr>
                   <w:rFonts w:ascii="Arial" w:cs="Arial" w:eastAsia="Arial" w:hAnsi="Arial"/>
@@ -19818,7 +19818,7 @@
                 <w:delText xml:space="preserve">10</w:delText>
               </w:r>
             </w:del>
-            <w:ins w:id="9212" w:author="Claude (AI) - proposed" w:date="2026-10-15T20:14:38Z">
+            <w:ins w:id="9212" w:author="Claude (AI) - proposed" w:date="2026-10-18T00:28:12Z">
               <w:r>
                 <w:rPr>
                   <w:rFonts w:ascii="Arial" w:cs="Arial" w:eastAsia="Arial" w:hAnsi="Arial"/>
@@ -19846,7 +19846,7 @@
               </w:rPr>
               <w:t xml:space="preserve">/14, connecting this to the insufficiency of small sample sizes; why </w:t>
             </w:r>
-            <w:del w:id="9213" w:author="Claude (AI) - proposed" w:date="2026-10-15T20:14:38Z">
+            <w:del w:id="9213" w:author="Claude (AI) - proposed" w:date="2026-10-18T00:28:12Z">
               <w:r>
                 <w:rPr>
                   <w:rFonts w:ascii="Arial" w:cs="Arial" w:eastAsia="Arial" w:hAnsi="Arial"/>
@@ -19861,7 +19861,7 @@
                 <w:delText xml:space="preserve">10</w:delText>
               </w:r>
             </w:del>
-            <w:ins w:id="9214" w:author="Claude (AI) - proposed" w:date="2026-10-15T20:14:38Z">
+            <w:ins w:id="9214" w:author="Claude (AI) - proposed" w:date="2026-10-18T00:28:12Z">
               <w:r>
                 <w:rPr>
                   <w:rFonts w:ascii="Arial" w:cs="Arial" w:eastAsia="Arial" w:hAnsi="Arial"/>
@@ -19889,7 +19889,7 @@
               </w:rPr>
               <w:t xml:space="preserve">/14 and </w:t>
             </w:r>
-            <w:del w:id="9215" w:author="Claude (AI) - proposed" w:date="2026-10-15T20:14:38Z">
+            <w:del w:id="9215" w:author="Claude (AI) - proposed" w:date="2026-10-18T00:28:12Z">
               <w:r>
                 <w:rPr>
                   <w:rFonts w:ascii="Arial" w:cs="Arial" w:eastAsia="Arial" w:hAnsi="Arial"/>
@@ -19904,7 +19904,7 @@
                 <w:delText xml:space="preserve">14</w:delText>
               </w:r>
             </w:del>
-            <w:ins w:id="9216" w:author="Claude (AI) - proposed" w:date="2026-10-15T20:14:38Z">
+            <w:ins w:id="9216" w:author="Claude (AI) - proposed" w:date="2026-10-18T00:28:12Z">
               <w:r>
                 <w:rPr>
                   <w:rFonts w:ascii="Arial" w:cs="Arial" w:eastAsia="Arial" w:hAnsi="Arial"/>
@@ -19952,7 +19952,7 @@
         </w:rPr>
         <w:t xml:space="preserve">© 2026 SeaVuria and ARES. Aligned with KICD objectives. Developed by SeaVuria; technical implementation by ARES (with AI assistance from Claude). Licensed under </w:t>
       </w:r>
-      <w:hyperlink w:history="1" r:id="rIduz5jmywmamietjgodllu8">
+      <w:hyperlink w:history="1" r:id="rId7zxgclztjxa-nn93cdaaz">
         <w:r>
           <w:rPr>
             <w:rFonts w:ascii="Arial" w:cs="Arial" w:eastAsia="Arial" w:hAnsi="Arial"/>
@@ -19973,7 +19973,7 @@
         </w:rPr>
         <w:t xml:space="preserve"> (</w:t>
       </w:r>
-      <w:hyperlink w:history="1" r:id="rIdofxjllex5lvaxbpgecu2p">
+      <w:hyperlink w:history="1" r:id="rIdvt88acngn93ztd4-y-6a8">
         <w:r>
           <w:rPr>
             <w:rFonts w:ascii="Arial" w:cs="Arial" w:eastAsia="Arial" w:hAnsi="Arial"/>
@@ -21013,7 +21013,7 @@
             <w:pPr>
               <w:spacing w:after="20" w:before="0"/>
             </w:pPr>
-            <w:hyperlink w:history="1" r:id="rIdpwpkhgtn3yi7yo6b58u-8">
+            <w:hyperlink w:history="1" r:id="rIdo8hpqhwtrbl_-rl5c8bre">
               <w:r>
                 <w:rPr>
                   <w:rFonts w:ascii="Arial" w:cs="Arial" w:eastAsia="Arial" w:hAnsi="Arial"/>
@@ -21046,7 +21046,7 @@
               <w:spacing w:after="10" w:before="0"/>
               <w:ind w:left="120"/>
             </w:pPr>
-            <w:hyperlink w:history="1" r:id="rIdpzdwfevjgg0gbvydgct0_">
+            <w:hyperlink w:history="1" r:id="rIdgektzmillf3b_ep0vlzto">
               <w:r>
                 <w:rPr>
                   <w:rFonts w:ascii="Arial" w:cs="Arial" w:eastAsia="Arial" w:hAnsi="Arial"/>
@@ -21091,7 +21091,7 @@
             <w:pPr>
               <w:spacing w:after="20" w:before="0"/>
             </w:pPr>
-            <w:hyperlink w:history="1" r:id="rIdawqiofzzj6mucnqk8v38w">
+            <w:hyperlink w:history="1" r:id="rId1nxpld4ivha-ewdvtz17o">
               <w:r>
                 <w:rPr>
                   <w:rFonts w:ascii="Arial" w:cs="Arial" w:eastAsia="Arial" w:hAnsi="Arial"/>
@@ -21124,7 +21124,7 @@
               <w:spacing w:after="10" w:before="0"/>
               <w:ind w:left="120"/>
             </w:pPr>
-            <w:hyperlink w:history="1" r:id="rId6lwbwmzi-dpn0kwfwobhy">
+            <w:hyperlink w:history="1" r:id="rIdqybncopkplclbxbuojwk_">
               <w:r>
                 <w:rPr>
                   <w:rFonts w:ascii="Arial" w:cs="Arial" w:eastAsia="Arial" w:hAnsi="Arial"/>
@@ -21324,7 +21324,7 @@
             <w:pPr>
               <w:spacing w:after="20" w:before="0"/>
             </w:pPr>
-            <w:hyperlink w:history="1" r:id="rIdtm176hodmivhduxpkqu-g">
+            <w:hyperlink w:history="1" r:id="rIdcwyehs7mv1xie32nvmkf_">
               <w:r>
                 <w:rPr>
                   <w:rFonts w:ascii="Arial" w:cs="Arial" w:eastAsia="Arial" w:hAnsi="Arial"/>
@@ -21357,7 +21357,7 @@
               <w:spacing w:after="10" w:before="0"/>
               <w:ind w:left="120"/>
             </w:pPr>
-            <w:hyperlink w:history="1" r:id="rIdsen1searpep4oebauy-s3">
+            <w:hyperlink w:history="1" r:id="rIdoxdsmgkjoxrjwfil3jsz3">
               <w:r>
                 <w:rPr>
                   <w:rFonts w:ascii="Arial" w:cs="Arial" w:eastAsia="Arial" w:hAnsi="Arial"/>
@@ -21402,7 +21402,7 @@
             <w:pPr>
               <w:spacing w:after="20" w:before="0"/>
             </w:pPr>
-            <w:hyperlink w:history="1" r:id="rIdgcb2qwpdvdtmcoasl1vap">
+            <w:hyperlink w:history="1" r:id="rIdhmes_xnezkka1xs0f8lmf">
               <w:r>
                 <w:rPr>
                   <w:rFonts w:ascii="Arial" w:cs="Arial" w:eastAsia="Arial" w:hAnsi="Arial"/>
@@ -21435,7 +21435,7 @@
               <w:spacing w:after="10" w:before="0"/>
               <w:ind w:left="120"/>
             </w:pPr>
-            <w:hyperlink w:history="1" r:id="rIdtc5svjtnt6ei0slgqqptj">
+            <w:hyperlink w:history="1" r:id="rIdtmwcmwtgbn-9bxw1tzpbp">
               <w:r>
                 <w:rPr>
                   <w:rFonts w:ascii="Arial" w:cs="Arial" w:eastAsia="Arial" w:hAnsi="Arial"/>
@@ -21480,7 +21480,7 @@
               </w:rPr>
               <w:t xml:space="preserve">Activity A — Prize-Draw Sample Space Investigation (25 minutes): Learners work in pairs. Each pair receives a printed 'Kisumu Prize-Draw Worksheet' (or teacher-drawn table on the board). The worksheet shows: 30 students numbered S1–S30. Event A = {student is in </w:t>
             </w:r>
-            <w:del w:id="9217" w:author="Claude (AI) - proposed" w:date="2026-10-15T20:14:38Z">
+            <w:del w:id="9217" w:author="Claude (AI) - proposed" w:date="2026-10-18T00:28:12Z">
               <w:r>
                 <w:rPr>
                   <w:rFonts w:ascii="Arial" w:cs="Arial" w:eastAsia="Arial" w:hAnsi="Arial"/>
@@ -21495,7 +21495,7 @@
                 <w:delText xml:space="preserve">Form 3</w:delText>
               </w:r>
             </w:del>
-            <w:ins w:id="9218" w:author="Claude (AI) - proposed" w:date="2026-10-15T20:14:38Z">
+            <w:ins w:id="9218" w:author="Claude (AI) - proposed" w:date="2026-10-18T00:28:12Z">
               <w:r>
                 <w:rPr>
                   <w:rFonts w:ascii="Arial" w:cs="Arial" w:eastAsia="Arial" w:hAnsi="Arial"/>
@@ -21523,7 +21523,7 @@
               </w:rPr>
               <w:t xml:space="preserve">} = {S1–S12}, so 12 students. Event B = {student is in </w:t>
             </w:r>
-            <w:del w:id="9219" w:author="Claude (AI) - proposed" w:date="2026-10-15T20:14:38Z">
+            <w:del w:id="9219" w:author="Claude (AI) - proposed" w:date="2026-10-18T00:28:12Z">
               <w:r>
                 <w:rPr>
                   <w:rFonts w:ascii="Arial" w:cs="Arial" w:eastAsia="Arial" w:hAnsi="Arial"/>
@@ -21538,7 +21538,7 @@
                 <w:delText xml:space="preserve">Form 4</w:delText>
               </w:r>
             </w:del>
-            <w:ins w:id="9220" w:author="Claude (AI) - proposed" w:date="2026-10-15T20:14:38Z">
+            <w:ins w:id="9220" w:author="Claude (AI) - proposed" w:date="2026-10-18T00:28:12Z">
               <w:r>
                 <w:rPr>
                   <w:rFonts w:ascii="Arial" w:cs="Arial" w:eastAsia="Arial" w:hAnsi="Arial"/>
@@ -21721,7 +21721,7 @@
             <w:pPr>
               <w:spacing w:after="20" w:before="0"/>
             </w:pPr>
-            <w:hyperlink w:history="1" r:id="rIdcdnukzhxtpmg8ubj2n6-a">
+            <w:hyperlink w:history="1" r:id="rId8dag3wqqcwdm6olujqtlb">
               <w:r>
                 <w:rPr>
                   <w:rFonts w:ascii="Arial" w:cs="Arial" w:eastAsia="Arial" w:hAnsi="Arial"/>
@@ -21754,7 +21754,7 @@
               <w:spacing w:after="10" w:before="0"/>
               <w:ind w:left="120"/>
             </w:pPr>
-            <w:hyperlink w:history="1" r:id="rIdw4okisqefsw-aoos8bqie">
+            <w:hyperlink w:history="1" r:id="rIdqaib1cfmsze0rnzz1ajek">
               <w:r>
                 <w:rPr>
                   <w:rFonts w:ascii="Arial" w:cs="Arial" w:eastAsia="Arial" w:hAnsi="Arial"/>
@@ -21799,7 +21799,7 @@
             <w:pPr>
               <w:spacing w:after="20" w:before="0"/>
             </w:pPr>
-            <w:hyperlink w:history="1" r:id="rIdznqhzlgpfenle6ibfryfg">
+            <w:hyperlink w:history="1" r:id="rIdtowrgafnmkvpngfdi4dlz">
               <w:r>
                 <w:rPr>
                   <w:rFonts w:ascii="Arial" w:cs="Arial" w:eastAsia="Arial" w:hAnsi="Arial"/>
@@ -21832,7 +21832,7 @@
               <w:spacing w:after="10" w:before="0"/>
               <w:ind w:left="120"/>
             </w:pPr>
-            <w:hyperlink w:history="1" r:id="rIdgiqoscl4cr9wu4u42vljd">
+            <w:hyperlink w:history="1" r:id="rIdy3rykivabbqeakdzmpvps">
               <w:r>
                 <w:rPr>
                   <w:rFonts w:ascii="Arial" w:cs="Arial" w:eastAsia="Arial" w:hAnsi="Arial"/>
@@ -22032,7 +22032,7 @@
             <w:pPr>
               <w:spacing w:after="20" w:before="0"/>
             </w:pPr>
-            <w:hyperlink w:history="1" r:id="rId_xmypaurtd7nc4lprz-i9">
+            <w:hyperlink w:history="1" r:id="rIddli1ixt5kzop06r-5bxfk">
               <w:r>
                 <w:rPr>
                   <w:rFonts w:ascii="Arial" w:cs="Arial" w:eastAsia="Arial" w:hAnsi="Arial"/>
@@ -22065,7 +22065,7 @@
               <w:spacing w:after="10" w:before="0"/>
               <w:ind w:left="120"/>
             </w:pPr>
-            <w:hyperlink w:history="1" r:id="rIdgzioefuuzy5ub71zdxksw">
+            <w:hyperlink w:history="1" r:id="rIdlnijr2i4r7-qpf0jdfwd2">
               <w:r>
                 <w:rPr>
                   <w:rFonts w:ascii="Arial" w:cs="Arial" w:eastAsia="Arial" w:hAnsi="Arial"/>
@@ -22110,7 +22110,7 @@
             <w:pPr>
               <w:spacing w:after="20" w:before="0"/>
             </w:pPr>
-            <w:hyperlink w:history="1" r:id="rIds42osy5do89dwkq28pjqx">
+            <w:hyperlink w:history="1" r:id="rIdl3vw1b9nmzhjcrcjxna7c">
               <w:r>
                 <w:rPr>
                   <w:rFonts w:ascii="Arial" w:cs="Arial" w:eastAsia="Arial" w:hAnsi="Arial"/>
@@ -22143,7 +22143,7 @@
               <w:spacing w:after="10" w:before="0"/>
               <w:ind w:left="120"/>
             </w:pPr>
-            <w:hyperlink w:history="1" r:id="rIdjk0ltkkdqkbqnd-kqazv4">
+            <w:hyperlink w:history="1" r:id="rIdphi0z7djpccm15hjjy4rw">
               <w:r>
                 <w:rPr>
                   <w:rFonts w:ascii="Arial" w:cs="Arial" w:eastAsia="Arial" w:hAnsi="Arial"/>
@@ -22343,7 +22343,7 @@
             <w:pPr>
               <w:spacing w:after="20" w:before="0"/>
             </w:pPr>
-            <w:hyperlink w:history="1" r:id="rId5ch0kjxwt5rgsmnyoobiy">
+            <w:hyperlink w:history="1" r:id="rIdod60_tmx6tiuxybj7dguh">
               <w:r>
                 <w:rPr>
                   <w:rFonts w:ascii="Arial" w:cs="Arial" w:eastAsia="Arial" w:hAnsi="Arial"/>
@@ -22376,7 +22376,7 @@
               <w:spacing w:after="10" w:before="0"/>
               <w:ind w:left="120"/>
             </w:pPr>
-            <w:hyperlink w:history="1" r:id="rIdrrzs4siqnrhjkap87sbqq">
+            <w:hyperlink w:history="1" r:id="rIdg8ahyrbjmhbirjnj1837k">
               <w:r>
                 <w:rPr>
                   <w:rFonts w:ascii="Arial" w:cs="Arial" w:eastAsia="Arial" w:hAnsi="Arial"/>
@@ -22421,7 +22421,7 @@
             <w:pPr>
               <w:spacing w:after="20" w:before="0"/>
             </w:pPr>
-            <w:hyperlink w:history="1" r:id="rIdjvst3m8gty0co_bhvsgty">
+            <w:hyperlink w:history="1" r:id="rIdrex-uxnckp2otix9v212g">
               <w:r>
                 <w:rPr>
                   <w:rFonts w:ascii="Arial" w:cs="Arial" w:eastAsia="Arial" w:hAnsi="Arial"/>
@@ -22470,7 +22470,7 @@
               <w:spacing w:after="10" w:before="0"/>
               <w:ind w:left="120"/>
             </w:pPr>
-            <w:hyperlink w:history="1" r:id="rIdkxmqtuts-b89yqkcihlio">
+            <w:hyperlink w:history="1" r:id="rIdjgrpjluhbgd1iycqy10vv">
               <w:r>
                 <w:rPr>
                   <w:rFonts w:ascii="Arial" w:cs="Arial" w:eastAsia="Arial" w:hAnsi="Arial"/>
@@ -22515,7 +22515,7 @@
               </w:rPr>
               <w:t xml:space="preserve">Cumulative Model Revision (8 minutes): Learners open their probability model diagram begun in Lesson 1 and updated each subsequent lesson. Today they add a new node labelled 'Mutually Exclusive Events &amp; Addition Law' connected to the existing nodes for 'Experimental Probability', 'Sample Space', 'Theoretical Probability', and 'Range of Probability'. In the new node, learners must write: (a) the definition of mutually exclusive events in their own words; (b) the Addition Law formula P(A or B) = P(A) + P(B); (c) one example from today's lesson (prize draw, Kamau's tally, dice, or mandazi stall); (d) an arrow labelled 'NEXT: What if </w:t>
             </w:r>
-            <w:del w:id="9221" w:author="Claude (AI) - proposed" w:date="2026-10-15T20:14:38Z">
+            <w:del w:id="9221" w:author="Claude (AI) - proposed" w:date="2026-10-18T00:28:12Z">
               <w:r>
                 <w:rPr>
                   <w:rFonts w:ascii="Arial" w:cs="Arial" w:eastAsia="Arial" w:hAnsi="Arial"/>
@@ -22530,7 +22530,7 @@
                 <w:delText xml:space="preserve">events CAN overlap</w:delText>
               </w:r>
             </w:del>
-            <w:ins w:id="9222" w:author="Claude (AI) - proposed" w:date="2026-10-15T20:14:38Z">
+            <w:ins w:id="9222" w:author="Claude (AI) - proposed" w:date="2026-10-18T00:28:12Z">
               <w:r>
                 <w:rPr>
                   <w:rFonts w:ascii="Arial" w:cs="Arial" w:eastAsia="Arial" w:hAnsi="Arial"/>
@@ -22591,7 +22591,7 @@
               </w:rPr>
               <w:t xml:space="preserve">Say: 'Your model grows every lesson — today it gains its most important node yet. You have 6 minutes to add all four elements.' Circulate and check that definitions include 'cannot happen at the same time' and 'no shared outcomes'. Prompt struggling learners: 'Look at your prize-draw result — can S1 be in </w:t>
             </w:r>
-            <w:del w:id="9223" w:author="Claude (AI) - proposed" w:date="2026-10-15T20:14:38Z">
+            <w:del w:id="9223" w:author="Claude (AI) - proposed" w:date="2026-10-18T00:28:12Z">
               <w:r>
                 <w:rPr>
                   <w:rFonts w:ascii="Arial" w:cs="Arial" w:eastAsia="Arial" w:hAnsi="Arial"/>
@@ -22606,7 +22606,7 @@
                 <w:delText xml:space="preserve">Form 3 AND Form 4</w:delText>
               </w:r>
             </w:del>
-            <w:ins w:id="9224" w:author="Claude (AI) - proposed" w:date="2026-10-15T20:14:38Z">
+            <w:ins w:id="9224" w:author="Claude (AI) - proposed" w:date="2026-10-18T00:28:12Z">
               <w:r>
                 <w:rPr>
                   <w:rFonts w:ascii="Arial" w:cs="Arial" w:eastAsia="Arial" w:hAnsi="Arial"/>
@@ -22667,7 +22667,7 @@
               </w:rPr>
               <w:t xml:space="preserve">Cumulative Visual Modelling: The growing diagram makes the knowledge structure of the unit tangible and personal. Requiring a forward-pointing arrow ('NEXT: What if events CAN overlap?') primes learners for Lesson 6 on </w:t>
             </w:r>
-            <w:del w:id="9225" w:author="Claude (AI) - proposed" w:date="2026-10-15T20:14:38Z">
+            <w:del w:id="9225" w:author="Claude (AI) - proposed" w:date="2026-10-18T00:28:12Z">
               <w:r>
                 <w:rPr>
                   <w:rFonts w:ascii="Arial" w:cs="Arial" w:eastAsia="Arial" w:hAnsi="Arial"/>
@@ -22682,7 +22682,7 @@
                 <w:delText xml:space="preserve">non-mutually exclusive</w:delText>
               </w:r>
             </w:del>
-            <w:ins w:id="9226" w:author="Claude (AI) - proposed" w:date="2026-10-15T20:14:38Z">
+            <w:ins w:id="9226" w:author="Claude (AI) - proposed" w:date="2026-10-18T00:28:12Z">
               <w:r>
                 <w:rPr>
                   <w:rFonts w:ascii="Arial" w:cs="Arial" w:eastAsia="Arial" w:hAnsi="Arial"/>
@@ -22710,7 +22710,7 @@
               </w:rPr>
               <w:t xml:space="preserve"> events and the </w:t>
             </w:r>
-            <w:del w:id="9227" w:author="Claude (AI) - proposed" w:date="2026-10-15T20:14:38Z">
+            <w:del w:id="9227" w:author="Claude (AI) - proposed" w:date="2026-10-18T00:28:12Z">
               <w:r>
                 <w:rPr>
                   <w:rFonts w:ascii="Arial" w:cs="Arial" w:eastAsia="Arial" w:hAnsi="Arial"/>
@@ -22725,7 +22725,7 @@
                 <w:delText xml:space="preserve">general Addition Rule</w:delText>
               </w:r>
             </w:del>
-            <w:ins w:id="9228" w:author="Claude (AI) - proposed" w:date="2026-10-15T20:14:38Z">
+            <w:ins w:id="9228" w:author="Claude (AI) - proposed" w:date="2026-10-18T00:28:12Z">
               <w:r>
                 <w:rPr>
                   <w:rFonts w:ascii="Arial" w:cs="Arial" w:eastAsia="Arial" w:hAnsi="Arial"/>
@@ -22881,7 +22881,7 @@
               </w:rPr>
               <w:t xml:space="preserve">After the lesson, reflect on the following questions: (1) Did the majority of learners correctly identify the zero-overlap criterion as the defining feature of mutually exclusive events, or did they focus only on the formula? If learners applied P(A or B) = P(A) + P(B) mechanically without being able to justify WHY, plan a 5-minute re-teach at the start of Lesson 6 using a counter-example (non-mutually exclusive events) to sharpen the distinction. (2) In Activity B, did learners correctly extract P(F) = 8/20 and P(L) = 2/20 from Kamau's 20-trip tally? If several pairs obtained wrong counts, the issue may be in reading frequency tables from Lessons 1–2 — address this as a prerequisite gap before Lesson 6 </w:t>
             </w:r>
-            <w:del w:id="9229" w:author="Claude (AI) - proposed" w:date="2026-10-15T20:14:38Z">
+            <w:del w:id="9229" w:author="Claude (AI) - proposed" w:date="2026-10-18T00:28:12Z">
               <w:r>
                 <w:rPr>
                   <w:rFonts w:ascii="Arial" w:cs="Arial" w:eastAsia="Arial" w:hAnsi="Arial"/>
@@ -22896,7 +22896,7 @@
                 <w:delText xml:space="preserve">introduces tree diagrams</w:delText>
               </w:r>
             </w:del>
-            <w:ins w:id="9230" w:author="Claude (AI) - proposed" w:date="2026-10-15T20:14:38Z">
+            <w:ins w:id="9230" w:author="Claude (AI) - proposed" w:date="2026-10-18T00:28:12Z">
               <w:r>
                 <w:rPr>
                   <w:rFonts w:ascii="Arial" w:cs="Arial" w:eastAsia="Arial" w:hAnsi="Arial"/>
@@ -22924,7 +22924,7 @@
               </w:rPr>
               <w:t xml:space="preserve">. (3) </w:t>
             </w:r>
-            <w:del w:id="9231" w:author="Claude (AI) - proposed" w:date="2026-10-15T20:14:38Z">
+            <w:del w:id="9231" w:author="Claude (AI) - proposed" w:date="2026-10-18T00:28:12Z">
               <w:r>
                 <w:rPr>
                   <w:rFonts w:ascii="Arial" w:cs="Arial" w:eastAsia="Arial" w:hAnsi="Arial"/>
@@ -22939,7 +22939,7 @@
                 <w:delText xml:space="preserve">Were the</w:delText>
               </w:r>
             </w:del>
-            <w:ins w:id="9232" w:author="Claude (AI) - proposed" w:date="2026-10-15T20:14:38Z">
+            <w:ins w:id="9232" w:author="Claude (AI) - proposed" w:date="2026-10-18T00:28:12Z">
               <w:r>
                 <w:rPr>
                   <w:rFonts w:ascii="Arial" w:cs="Arial" w:eastAsia="Arial" w:hAnsi="Arial"/>
@@ -22967,7 +22967,7 @@
               </w:rPr>
               <w:t xml:space="preserve"> We-Still-Wonder entries </w:t>
             </w:r>
-            <w:del w:id="9233" w:author="Claude (AI) - proposed" w:date="2026-10-15T20:14:38Z">
+            <w:del w:id="9233" w:author="Claude (AI) - proposed" w:date="2026-10-18T00:28:12Z">
               <w:r>
                 <w:rPr>
                   <w:rFonts w:ascii="Arial" w:cs="Arial" w:eastAsia="Arial" w:hAnsi="Arial"/>
@@ -22982,7 +22982,7 @@
                 <w:delText xml:space="preserve">on the DQB genuinely anticipatory of non-mutually exclusive events, or did they repeat content already covered? If the latter, learners may not yet perceive the logical gap that Lesson 6 will fill —</w:delText>
               </w:r>
             </w:del>
-            <w:ins w:id="9234" w:author="Claude (AI) - proposed" w:date="2026-10-15T20:14:38Z">
+            <w:ins w:id="9234" w:author="Claude (AI) - proposed" w:date="2026-10-18T00:28:12Z">
               <w:r>
                 <w:rPr>
                   <w:rFonts w:ascii="Arial" w:cs="Arial" w:eastAsia="Arial" w:hAnsi="Arial"/>
@@ -23010,7 +23010,7 @@
               </w:rPr>
               <w:t xml:space="preserve"> spend 2 extra minutes at the start of Lesson 6 </w:t>
             </w:r>
-            <w:del w:id="9235" w:author="Claude (AI) - proposed" w:date="2026-10-15T20:14:38Z">
+            <w:del w:id="9235" w:author="Claude (AI) - proposed" w:date="2026-10-18T00:28:12Z">
               <w:r>
                 <w:rPr>
                   <w:rFonts w:ascii="Arial" w:cs="Arial" w:eastAsia="Arial" w:hAnsi="Arial"/>
@@ -23025,7 +23025,7 @@
                 <w:delText xml:space="preserve">posing a deliberately overlapping event scenario (e.g., 'What if Event A = trip has more than 10 passengers AND Event B = trip has an even number of passengers?') to create productive confusion</w:delText>
               </w:r>
             </w:del>
-            <w:ins w:id="9236" w:author="Claude (AI) - proposed" w:date="2026-10-15T20:14:38Z">
+            <w:ins w:id="9236" w:author="Claude (AI) - proposed" w:date="2026-10-18T00:28:12Z">
               <w:r>
                 <w:rPr>
                   <w:rFonts w:ascii="Arial" w:cs="Arial" w:eastAsia="Arial" w:hAnsi="Arial"/>
@@ -23339,7 +23339,7 @@
         </w:rPr>
         <w:t xml:space="preserve">© 2026 SeaVuria and ARES. Aligned with KICD objectives. Developed by SeaVuria; technical implementation by ARES (with AI assistance from Claude). Licensed under </w:t>
       </w:r>
-      <w:hyperlink w:history="1" r:id="rIduv8ejf-fwrxwgkcktinla">
+      <w:hyperlink w:history="1" r:id="rId1b0knegdpehrdjqshwep8">
         <w:r>
           <w:rPr>
             <w:rFonts w:ascii="Arial" w:cs="Arial" w:eastAsia="Arial" w:hAnsi="Arial"/>
@@ -23360,7 +23360,7 @@
         </w:rPr>
         <w:t xml:space="preserve"> (</w:t>
       </w:r>
-      <w:hyperlink w:history="1" r:id="rIdalwmtjcpbh_i4n3c0cwov">
+      <w:hyperlink w:history="1" r:id="rId14doaictjv3ppu115hyho">
         <w:r>
           <w:rPr>
             <w:rFonts w:ascii="Arial" w:cs="Arial" w:eastAsia="Arial" w:hAnsi="Arial"/>
@@ -23949,7 +23949,7 @@
               </w:rPr>
               <w:t xml:space="preserve">In Lessons 1–5 learners built experimental probability, </w:t>
             </w:r>
-            <w:del w:id="9237" w:author="Claude (AI) - proposed" w:date="2026-10-15T20:14:38Z">
+            <w:del w:id="9237" w:author="Claude (AI) - proposed" w:date="2026-10-18T00:28:12Z">
               <w:r>
                 <w:rPr>
                   <w:rFonts w:ascii="Arial" w:cs="Arial" w:eastAsia="Arial" w:hAnsi="Arial"/>
@@ -23964,7 +23964,7 @@
                 <w:delText xml:space="preserve">identified</w:delText>
               </w:r>
             </w:del>
-            <w:ins w:id="9238" w:author="Claude (AI) - proposed" w:date="2026-10-15T20:14:38Z">
+            <w:ins w:id="9238" w:author="Claude (AI) - proposed" w:date="2026-10-18T00:28:12Z">
               <w:r>
                 <w:rPr>
                   <w:rFonts w:ascii="Arial" w:cs="Arial" w:eastAsia="Arial" w:hAnsi="Arial"/>
@@ -23992,7 +23992,7 @@
               </w:rPr>
               <w:t xml:space="preserve"> sample spaces, </w:t>
             </w:r>
-            <w:del w:id="9239" w:author="Claude (AI) - proposed" w:date="2026-10-15T20:14:38Z">
+            <w:del w:id="9239" w:author="Claude (AI) - proposed" w:date="2026-10-18T00:28:12Z">
               <w:r>
                 <w:rPr>
                   <w:rFonts w:ascii="Arial" w:cs="Arial" w:eastAsia="Arial" w:hAnsi="Arial"/>
@@ -24007,7 +24007,7 @@
                 <w:delText xml:space="preserve">distinguished mutually exclusive events, and used tree diagrams for sequential</w:delText>
               </w:r>
             </w:del>
-            <w:ins w:id="9240" w:author="Claude (AI) - proposed" w:date="2026-10-15T20:14:38Z">
+            <w:ins w:id="9240" w:author="Claude (AI) - proposed" w:date="2026-10-18T00:28:12Z">
               <w:r>
                 <w:rPr>
                   <w:rFonts w:ascii="Arial" w:cs="Arial" w:eastAsia="Arial" w:hAnsi="Arial"/>
@@ -24486,7 +24486,7 @@
             <w:pPr>
               <w:spacing w:after="20" w:before="0"/>
             </w:pPr>
-            <w:hyperlink w:history="1" r:id="rId3ed9mltovyowgbg6ziyli">
+            <w:hyperlink w:history="1" r:id="rIdkq_yz9j3r9zqicwiexmhn">
               <w:r>
                 <w:rPr>
                   <w:rFonts w:ascii="Arial" w:cs="Arial" w:eastAsia="Arial" w:hAnsi="Arial"/>
@@ -24519,7 +24519,7 @@
               <w:spacing w:after="10" w:before="0"/>
               <w:ind w:left="120"/>
             </w:pPr>
-            <w:hyperlink w:history="1" r:id="rId3fsy45s-6-j2rddm3nuat">
+            <w:hyperlink w:history="1" r:id="rIdgnmko_jbr1dhoyedp4cld">
               <w:r>
                 <w:rPr>
                   <w:rFonts w:ascii="Arial" w:cs="Arial" w:eastAsia="Arial" w:hAnsi="Arial"/>
@@ -24564,7 +24564,7 @@
             <w:pPr>
               <w:spacing w:after="20" w:before="0"/>
             </w:pPr>
-            <w:hyperlink w:history="1" r:id="rIddlqeeif-cyzeurcikhc8k">
+            <w:hyperlink w:history="1" r:id="rIdiqeucyfqrx6zts6bf5_c6">
               <w:r>
                 <w:rPr>
                   <w:rFonts w:ascii="Arial" w:cs="Arial" w:eastAsia="Arial" w:hAnsi="Arial"/>
@@ -24597,7 +24597,7 @@
               <w:spacing w:after="10" w:before="0"/>
               <w:ind w:left="120"/>
             </w:pPr>
-            <w:hyperlink w:history="1" r:id="rId36avqfqjrzqi9vymz9h5r">
+            <w:hyperlink w:history="1" r:id="rIdh2ke9smpv8uytqzbgi936">
               <w:r>
                 <w:rPr>
                   <w:rFonts w:ascii="Arial" w:cs="Arial" w:eastAsia="Arial" w:hAnsi="Arial"/>
@@ -24662,7 +24662,7 @@
               <w:spacing w:after="40" w:before="0"/>
               <w:jc w:val="left"/>
             </w:pPr>
-            <w:ins w:id="9241" w:author="Claude (AI) - proposed" w:date="2026-10-15T20:14:38Z">
+            <w:ins w:id="9241" w:author="Claude (AI) - proposed" w:date="2026-10-18T00:28:12Z">
               <w:r>
                 <w:rPr>
                   <w:rFonts w:ascii="Arial" w:cs="Arial" w:eastAsia="Arial" w:hAnsi="Arial"/>
@@ -24812,7 +24812,7 @@
             <w:pPr>
               <w:spacing w:after="20" w:before="0"/>
             </w:pPr>
-            <w:hyperlink w:history="1" r:id="rIdj6z_plxjctunjkbn6lzes">
+            <w:hyperlink w:history="1" r:id="rIdkrwnm4u-tcp5sur5vufek">
               <w:r>
                 <w:rPr>
                   <w:rFonts w:ascii="Arial" w:cs="Arial" w:eastAsia="Arial" w:hAnsi="Arial"/>
@@ -24845,7 +24845,7 @@
               <w:spacing w:after="10" w:before="0"/>
               <w:ind w:left="120"/>
             </w:pPr>
-            <w:hyperlink w:history="1" r:id="rIdks7jmgr6-irm3cc1cepcv">
+            <w:hyperlink w:history="1" r:id="rIdpzojcncgxyyjbz2r_cing">
               <w:r>
                 <w:rPr>
                   <w:rFonts w:ascii="Arial" w:cs="Arial" w:eastAsia="Arial" w:hAnsi="Arial"/>
@@ -24890,7 +24890,7 @@
             <w:pPr>
               <w:spacing w:after="20" w:before="0"/>
             </w:pPr>
-            <w:hyperlink w:history="1" r:id="rIdt27qseaiixylew2yrvv86">
+            <w:hyperlink w:history="1" r:id="rIdyayaf1fm9kfuwny0sowsf">
               <w:r>
                 <w:rPr>
                   <w:rFonts w:ascii="Arial" w:cs="Arial" w:eastAsia="Arial" w:hAnsi="Arial"/>
@@ -24923,7 +24923,7 @@
               <w:spacing w:after="10" w:before="0"/>
               <w:ind w:left="120"/>
             </w:pPr>
-            <w:hyperlink w:history="1" r:id="rIdzum8p-fhzig1kof3k7sii">
+            <w:hyperlink w:history="1" r:id="rIdy-qjybpqtgmomcsyx0fh8">
               <w:r>
                 <w:rPr>
                   <w:rFonts w:ascii="Arial" w:cs="Arial" w:eastAsia="Arial" w:hAnsi="Arial"/>
@@ -24968,7 +24968,7 @@
               </w:rPr>
               <w:t xml:space="preserve">EXPERIMENT — 'The Kericho Tea-Farmer's Double Coin Toss': Learners work in pairs. Each pair tosses their Kenyan 5-shilling coin TWICE per trial and records the ordered outcome (e.g., Heads-Heads, Heads-Tails, Tails-Heads, Tails-Tails) in a tally table with four rows. Each pair conducts 20 trials (40 individual tosses). After 20 trials, pairs combine data with the neighbouring pair (groups of 4) to get a 40-trial dataset, then the whole class pools all results on a teacher-drawn master tally on the board (targeting </w:t>
             </w:r>
-            <w:del w:id="9242" w:author="Claude (AI) - proposed" w:date="2026-10-15T20:14:38Z">
+            <w:del w:id="9242" w:author="Claude (AI) - proposed" w:date="2026-10-18T00:28:12Z">
               <w:r>
                 <w:rPr>
                   <w:rFonts w:ascii="Arial" w:cs="Arial" w:eastAsia="Arial" w:hAnsi="Arial"/>
@@ -24983,7 +24983,7 @@
                 <w:delText xml:space="preserve">~160 trials</w:delText>
               </w:r>
             </w:del>
-            <w:ins w:id="9243" w:author="Claude (AI) - proposed" w:date="2026-10-15T20:14:38Z">
+            <w:ins w:id="9243" w:author="Claude (AI) - proposed" w:date="2026-10-18T00:28:12Z">
               <w:r>
                 <w:rPr>
                   <w:rFonts w:ascii="Arial" w:cs="Arial" w:eastAsia="Arial" w:hAnsi="Arial"/>
@@ -25011,7 +25011,7 @@
               </w:rPr>
               <w:t xml:space="preserve"> total for a class of 40</w:t>
             </w:r>
-            <w:ins w:id="9244" w:author="Claude (AI) - proposed" w:date="2026-10-15T20:14:38Z">
+            <w:ins w:id="9244" w:author="Claude (AI) - proposed" w:date="2026-10-18T00:28:12Z">
               <w:r>
                 <w:rPr>
                   <w:rFonts w:ascii="Arial" w:cs="Arial" w:eastAsia="Arial" w:hAnsi="Arial"/>
@@ -25105,7 +25105,7 @@
               </w:rPr>
               <w:t xml:space="preserve">Data-driven pattern recognition: by pooling class data into </w:t>
             </w:r>
-            <w:del w:id="9245" w:author="Claude (AI) - proposed" w:date="2026-10-15T20:14:38Z">
+            <w:del w:id="9245" w:author="Claude (AI) - proposed" w:date="2026-10-18T00:28:12Z">
               <w:r>
                 <w:rPr>
                   <w:rFonts w:ascii="Arial" w:cs="Arial" w:eastAsia="Arial" w:hAnsi="Arial"/>
@@ -25120,7 +25120,7 @@
                 <w:delText xml:space="preserve">~160</w:delText>
               </w:r>
             </w:del>
-            <w:ins w:id="9246" w:author="Claude (AI) - proposed" w:date="2026-10-15T20:14:38Z">
+            <w:ins w:id="9246" w:author="Claude (AI) - proposed" w:date="2026-10-18T00:28:12Z">
               <w:r>
                 <w:rPr>
                   <w:rFonts w:ascii="Arial" w:cs="Arial" w:eastAsia="Arial" w:hAnsi="Arial"/>
@@ -25237,7 +25237,7 @@
             <w:pPr>
               <w:spacing w:after="20" w:before="0"/>
             </w:pPr>
-            <w:hyperlink w:history="1" r:id="rIdmmlstz9imensfyoqx8mih">
+            <w:hyperlink w:history="1" r:id="rIdyypxed_bpghrtcqiftro7">
               <w:r>
                 <w:rPr>
                   <w:rFonts w:ascii="Arial" w:cs="Arial" w:eastAsia="Arial" w:hAnsi="Arial"/>
@@ -25270,7 +25270,7 @@
               <w:spacing w:after="10" w:before="0"/>
               <w:ind w:left="120"/>
             </w:pPr>
-            <w:hyperlink w:history="1" r:id="rIdvelahauuohvdvrrkmghbi">
+            <w:hyperlink w:history="1" r:id="rIdgwfsxab_qbbnhasmllizy">
               <w:r>
                 <w:rPr>
                   <w:rFonts w:ascii="Arial" w:cs="Arial" w:eastAsia="Arial" w:hAnsi="Arial"/>
@@ -25315,7 +25315,7 @@
             <w:pPr>
               <w:spacing w:after="20" w:before="0"/>
             </w:pPr>
-            <w:hyperlink w:history="1" r:id="rIdgha__25b7f6p84-iawqnb">
+            <w:hyperlink w:history="1" r:id="rIdddbo4hejekdjzmhcwnwoj">
               <w:r>
                 <w:rPr>
                   <w:rFonts w:ascii="Arial" w:cs="Arial" w:eastAsia="Arial" w:hAnsi="Arial"/>
@@ -25348,7 +25348,7 @@
               <w:spacing w:after="10" w:before="0"/>
               <w:ind w:left="120"/>
             </w:pPr>
-            <w:hyperlink w:history="1" r:id="rIdje4a0w8zzrbtm9slis7rd">
+            <w:hyperlink w:history="1" r:id="rId-li7yp4p5akc71ap99dr1">
               <w:r>
                 <w:rPr>
                   <w:rFonts w:ascii="Arial" w:cs="Arial" w:eastAsia="Arial" w:hAnsi="Arial"/>
@@ -25393,7 +25393,7 @@
               </w:rPr>
               <w:t xml:space="preserve">PART A — Deriving the Multiplication Law: The teacher guides a whole-class discussion using the pooled tally data and the sample space grid. Learners are directed to calculate: 'From your 20 trials, how many times did you get Heads on the first toss regardless of the second? Write that as a probability.' (Expected: ≈ ½.) 'Of all the trials where the first toss was Heads, what fraction also showed Heads on the second toss?' (Expected: </w:t>
             </w:r>
-            <w:del w:id="9247" w:author="Claude (AI) - proposed" w:date="2026-10-15T20:14:38Z">
+            <w:del w:id="9247" w:author="Claude (AI) - proposed" w:date="2026-10-18T00:28:12Z">
               <w:r>
                 <w:rPr>
                   <w:rFonts w:ascii="Arial" w:cs="Arial" w:eastAsia="Arial" w:hAnsi="Arial"/>
@@ -25408,7 +25408,7 @@
                 <w:delText xml:space="preserve">≈ ½ of the first-Heads trials, i.e.,</w:delText>
               </w:r>
             </w:del>
-            <w:ins w:id="9248" w:author="Claude (AI) - proposed" w:date="2026-10-15T20:14:38Z">
+            <w:ins w:id="9248" w:author="Claude (AI) - proposed" w:date="2026-10-18T00:28:12Z">
               <w:r>
                 <w:rPr>
                   <w:rFonts w:ascii="Arial" w:cs="Arial" w:eastAsia="Arial" w:hAnsi="Arial"/>
@@ -25436,7 +25436,7 @@
               </w:rPr>
               <w:t xml:space="preserve"> P(HH)</w:t>
             </w:r>
-            <w:del w:id="9249" w:author="Claude (AI) - proposed" w:date="2026-10-15T20:14:38Z">
+            <w:del w:id="9249" w:author="Claude (AI) - proposed" w:date="2026-10-18T00:28:12Z">
               <w:r>
                 <w:rPr>
                   <w:rFonts w:ascii="Arial" w:cs="Arial" w:eastAsia="Arial" w:hAnsi="Arial"/>
@@ -25451,7 +25451,7 @@
                 <w:delText xml:space="preserve"> ≈ ¼</w:delText>
               </w:r>
             </w:del>
-            <w:ins w:id="9250" w:author="Claude (AI) - proposed" w:date="2026-10-15T20:14:38Z">
+            <w:ins w:id="9250" w:author="Claude (AI) - proposed" w:date="2026-10-18T00:28:12Z">
               <w:r>
                 <w:rPr>
                   <w:rFonts w:ascii="Arial" w:cs="Arial" w:eastAsia="Arial" w:hAnsi="Arial"/>
@@ -25512,7 +25512,7 @@
               </w:rPr>
               <w:t xml:space="preserve">For Part A, write the column-fraction calculation on the board step by step, narrating: 'I am asking — of all my Heads-first trials, how often did I also get Heads second? If that fraction equals my overall probability of Heads, the first toss gave me NO extra information about the second.' Pause 12 seconds. Ask: 'Does this match or contradict your prediction from Phase 1?' Cold-call 4 learners specifically from the 'YES — first affects second' prediction column on the board, inviting them to revise or defend their view. For Part B (Kericho), say: 'Work individually for 4 minutes. Calculate P(rain both days) and draw the full tree diagram. I will cold-call three people to explain their tree, not just give the answer.' Circulate and place a small tick on books that correctly label all four end-branches. For Part C, explicitly connect to the phenomenon: 'Kamau has been staring at his notebook for months. Today he has a formula. What does 0.16 tell him that he could NOT see just by reading his tally?' Allow WAIT TIME of 15 seconds; cold-call 2 learners. For Part D, signal the boundary clearly: 'This dependent case is where we are heading in Probability II. For now, your job is to recognise the difference — I want you to be able to explain in one sentence why the matatu example is independent and the queue example is dependent.' Give </w:t>
             </w:r>
-            <w:del w:id="9251" w:author="Claude (AI) - proposed" w:date="2026-10-15T20:14:38Z">
+            <w:del w:id="9251" w:author="Claude (AI) - proposed" w:date="2026-10-18T00:28:12Z">
               <w:r>
                 <w:rPr>
                   <w:rFonts w:ascii="Arial" w:cs="Arial" w:eastAsia="Arial" w:hAnsi="Arial"/>
@@ -25527,7 +25527,7 @@
                 <w:delText xml:space="preserve">2 minutes</w:delText>
               </w:r>
             </w:del>
-            <w:ins w:id="9252" w:author="Claude (AI) - proposed" w:date="2026-10-15T20:14:38Z">
+            <w:ins w:id="9252" w:author="Claude (AI) - proposed" w:date="2026-10-18T00:28:12Z">
               <w:r>
                 <w:rPr>
                   <w:rFonts w:ascii="Arial" w:cs="Arial" w:eastAsia="Arial" w:hAnsi="Arial"/>
@@ -25588,7 +25588,7 @@
               </w:rPr>
               <w:t xml:space="preserve">Conceptual bridging through contrast (CER — Claim, Evidence, Reasoning): learners </w:t>
             </w:r>
-            <w:del w:id="9253" w:author="Claude (AI) - proposed" w:date="2026-10-15T20:14:38Z">
+            <w:del w:id="9253" w:author="Claude (AI) - proposed" w:date="2026-10-18T00:28:12Z">
               <w:r>
                 <w:rPr>
                   <w:rFonts w:ascii="Arial" w:cs="Arial" w:eastAsia="Arial" w:hAnsi="Arial"/>
@@ -25603,7 +25603,7 @@
                 <w:delText xml:space="preserve">first use their own experimental data as evidence, then formalise the multiplication law as a claim, then reason through</w:delText>
               </w:r>
             </w:del>
-            <w:ins w:id="9254" w:author="Claude (AI) - proposed" w:date="2026-10-15T20:14:38Z">
+            <w:ins w:id="9254" w:author="Claude (AI) - proposed" w:date="2026-10-18T00:28:12Z">
               <w:r>
                 <w:rPr>
                   <w:rFonts w:ascii="Arial" w:cs="Arial" w:eastAsia="Arial" w:hAnsi="Arial"/>
@@ -25720,7 +25720,7 @@
             <w:pPr>
               <w:spacing w:after="20" w:before="0"/>
             </w:pPr>
-            <w:hyperlink w:history="1" r:id="rIdbfizw5zhh5r3ushf8l29p">
+            <w:hyperlink w:history="1" r:id="rIdbyvbpsg50estm7o9fyciz">
               <w:r>
                 <w:rPr>
                   <w:rFonts w:ascii="Arial" w:cs="Arial" w:eastAsia="Arial" w:hAnsi="Arial"/>
@@ -25753,7 +25753,7 @@
               <w:spacing w:after="10" w:before="0"/>
               <w:ind w:left="120"/>
             </w:pPr>
-            <w:hyperlink w:history="1" r:id="rIdu5dkkzz994hzmkfz5nif_">
+            <w:hyperlink w:history="1" r:id="rId9jxe_egzcgtkf6gcyodfo">
               <w:r>
                 <w:rPr>
                   <w:rFonts w:ascii="Arial" w:cs="Arial" w:eastAsia="Arial" w:hAnsi="Arial"/>
@@ -25798,7 +25798,7 @@
             <w:pPr>
               <w:spacing w:after="20" w:before="0"/>
             </w:pPr>
-            <w:hyperlink w:history="1" r:id="rIdzowlavtbqdcvyuiullpep">
+            <w:hyperlink w:history="1" r:id="rIdn4aiwhrskuxwoaei18cma">
               <w:r>
                 <w:rPr>
                   <w:rFonts w:ascii="Arial" w:cs="Arial" w:eastAsia="Arial" w:hAnsi="Arial"/>
@@ -25831,7 +25831,7 @@
               <w:spacing w:after="10" w:before="0"/>
               <w:ind w:left="120"/>
             </w:pPr>
-            <w:hyperlink w:history="1" r:id="rIdwacxowinvyo_igfvs2eka">
+            <w:hyperlink w:history="1" r:id="rIdodu4zlbuicdtj0xwymugh">
               <w:r>
                 <w:rPr>
                   <w:rFonts w:ascii="Arial" w:cs="Arial" w:eastAsia="Arial" w:hAnsi="Arial"/>
@@ -25876,7 +25876,7 @@
               </w:rPr>
               <w:t xml:space="preserve">Each learner receives two sticky-note-sized card slips (or tears a page in two). On CARD 1 (green — a new CLAIM): they write a response to the DQB anchor question 'How do we know when two events are truly independent?' using the sentence frame: 'Two events are independent when… We can test this by… An example from Kamau's route is…' On CARD 2 (orange — a remaining QUESTION): they write one thing they are still unsure about or a new question that arose from the dependent-event preview, e.g., 'How do we calculate P(A and B) when events are NOT independent?' or 'Does independence mean the events can never happen at the same time?' Learners post their green CLAIM cards in the 'What We Now Know' section of the class DQB and their orange QUESTION cards in the 'What We Are Still Wondering' section. The teacher reads 4–5 green cards aloud and invites the class to agree, qualify, or challenge each claim using a simple thumbs-up/sideways/down response. The teacher also reads 3 orange question cards aloud and tells learners which will be addressed in Lessons 7–8 (</w:t>
             </w:r>
-            <w:del w:id="9255" w:author="Claude (AI) - proposed" w:date="2026-10-15T20:14:38Z">
+            <w:del w:id="9255" w:author="Claude (AI) - proposed" w:date="2026-10-18T00:28:12Z">
               <w:r>
                 <w:rPr>
                   <w:rFonts w:ascii="Arial" w:cs="Arial" w:eastAsia="Arial" w:hAnsi="Arial"/>
@@ -25904,7 +25904,7 @@
               </w:rPr>
               <w:t xml:space="preserve">probability tree diagrams</w:t>
             </w:r>
-            <w:del w:id="9256" w:author="Claude (AI) - proposed" w:date="2026-10-15T20:14:38Z">
+            <w:del w:id="9256" w:author="Claude (AI) - proposed" w:date="2026-10-18T00:28:12Z">
               <w:r>
                 <w:rPr>
                   <w:rFonts w:ascii="Arial" w:cs="Arial" w:eastAsia="Arial" w:hAnsi="Arial"/>
@@ -25919,7 +25919,7 @@
                 <w:delText xml:space="preserve"> with more complex scenarios)</w:delText>
               </w:r>
             </w:del>
-            <w:ins w:id="9257" w:author="Claude (AI) - proposed" w:date="2026-10-15T20:14:38Z">
+            <w:ins w:id="9257" w:author="Claude (AI) - proposed" w:date="2026-10-18T00:28:12Z">
               <w:r>
                 <w:rPr>
                   <w:rFonts w:ascii="Arial" w:cs="Arial" w:eastAsia="Arial" w:hAnsi="Arial"/>
@@ -25980,7 +25980,7 @@
               </w:rPr>
               <w:t xml:space="preserve">Give learners </w:t>
             </w:r>
-            <w:del w:id="9258" w:author="Claude (AI) - proposed" w:date="2026-10-15T20:14:38Z">
+            <w:del w:id="9258" w:author="Claude (AI) - proposed" w:date="2026-10-18T00:28:12Z">
               <w:r>
                 <w:rPr>
                   <w:rFonts w:ascii="Arial" w:cs="Arial" w:eastAsia="Arial" w:hAnsi="Arial"/>
@@ -25995,7 +25995,7 @@
                 <w:delText xml:space="preserve">5</w:delText>
               </w:r>
             </w:del>
-            <w:ins w:id="9259" w:author="Claude (AI) - proposed" w:date="2026-10-15T20:14:38Z">
+            <w:ins w:id="9259" w:author="Claude (AI) - proposed" w:date="2026-10-18T00:28:12Z">
               <w:r>
                 <w:rPr>
                   <w:rFonts w:ascii="Arial" w:cs="Arial" w:eastAsia="Arial" w:hAnsi="Arial"/>
@@ -26089,7 +26089,7 @@
               </w:rPr>
               <w:t xml:space="preserve">Observable indicators: (1) Every learner posts exactly one green and one orange card. (2) Green cards reference the multiplication law or the concept of independence explicitly — vague cards ('probability is useful') are flagged for follow-up. (3) Orange cards reveal whether learners are ready for dependent events (</w:t>
             </w:r>
-            <w:del w:id="9260" w:author="Claude (AI) - proposed" w:date="2026-10-15T20:14:38Z">
+            <w:del w:id="9260" w:author="Claude (AI) - proposed" w:date="2026-10-18T00:28:12Z">
               <w:r>
                 <w:rPr>
                   <w:rFonts w:ascii="Arial" w:cs="Arial" w:eastAsia="Arial" w:hAnsi="Arial"/>
@@ -26104,7 +26104,7 @@
                 <w:delText xml:space="preserve">Lesson 7</w:delText>
               </w:r>
             </w:del>
-            <w:ins w:id="9261" w:author="Claude (AI) - proposed" w:date="2026-10-15T20:14:38Z">
+            <w:ins w:id="9261" w:author="Claude (AI) - proposed" w:date="2026-10-18T00:28:12Z">
               <w:r>
                 <w:rPr>
                   <w:rFonts w:ascii="Arial" w:cs="Arial" w:eastAsia="Arial" w:hAnsi="Arial"/>
@@ -26188,7 +26188,7 @@
             <w:pPr>
               <w:spacing w:after="20" w:before="0"/>
             </w:pPr>
-            <w:hyperlink w:history="1" r:id="rIdu_zq808cotp3jww5-tsi3">
+            <w:hyperlink w:history="1" r:id="rIdziatjbkaale3ytxrpnmys">
               <w:r>
                 <w:rPr>
                   <w:rFonts w:ascii="Arial" w:cs="Arial" w:eastAsia="Arial" w:hAnsi="Arial"/>
@@ -26221,7 +26221,7 @@
               <w:spacing w:after="10" w:before="0"/>
               <w:ind w:left="120"/>
             </w:pPr>
-            <w:hyperlink w:history="1" r:id="rIdjzs3kl-zhbpljmsopi0l4">
+            <w:hyperlink w:history="1" r:id="rIda87rfn0y6qlgjordqg1fg">
               <w:r>
                 <w:rPr>
                   <w:rFonts w:ascii="Arial" w:cs="Arial" w:eastAsia="Arial" w:hAnsi="Arial"/>
@@ -26266,7 +26266,7 @@
             <w:pPr>
               <w:spacing w:after="20" w:before="0"/>
             </w:pPr>
-            <w:hyperlink w:history="1" r:id="rId4aa49isrsfgz5pqj2oxvk">
+            <w:hyperlink w:history="1" r:id="rIdme33976whyfhzhwmedmbj">
               <w:r>
                 <w:rPr>
                   <w:rFonts w:ascii="Arial" w:cs="Arial" w:eastAsia="Arial" w:hAnsi="Arial"/>
@@ -26299,7 +26299,7 @@
               <w:spacing w:after="10" w:before="0"/>
               <w:ind w:left="120"/>
             </w:pPr>
-            <w:hyperlink w:history="1" r:id="rIddj846bnhpg-oan3k3gbti">
+            <w:hyperlink w:history="1" r:id="rId7ezxdphccy7krgdyyg950">
               <w:r>
                 <w:rPr>
                   <w:rFonts w:ascii="Arial" w:cs="Arial" w:eastAsia="Arial" w:hAnsi="Arial"/>
@@ -26377,7 +26377,7 @@
               </w:rPr>
               <w:t xml:space="preserve">Say: 'You have been building this model since Lesson 1. Today it gets its most powerful upgrade yet — a formula that lets you combine probabilities across multiple events. Open your model page and let's add two things.' Display a teacher model of the completed tree diagram on the board as a reference. After </w:t>
             </w:r>
-            <w:del w:id="9262" w:author="Claude (AI) - proposed" w:date="2026-10-15T20:14:38Z">
+            <w:del w:id="9262" w:author="Claude (AI) - proposed" w:date="2026-10-18T00:28:12Z">
               <w:r>
                 <w:rPr>
                   <w:rFonts w:ascii="Arial" w:cs="Arial" w:eastAsia="Arial" w:hAnsi="Arial"/>
@@ -26392,7 +26392,7 @@
                 <w:delText xml:space="preserve">8</w:delText>
               </w:r>
             </w:del>
-            <w:ins w:id="9263" w:author="Claude (AI) - proposed" w:date="2026-10-15T20:14:38Z">
+            <w:ins w:id="9263" w:author="Claude (AI) - proposed" w:date="2026-10-18T00:28:12Z">
               <w:r>
                 <w:rPr>
                   <w:rFonts w:ascii="Arial" w:cs="Arial" w:eastAsia="Arial" w:hAnsi="Arial"/>
@@ -26420,7 +26420,7 @@
               </w:rPr>
               <w:t xml:space="preserve"> minutes of individual drawing, ask: 'Pause. Check that your four end-branch probabilities add to exactly 1. If they don't, find the arithmetic error.' Allow </w:t>
             </w:r>
-            <w:del w:id="9264" w:author="Claude (AI) - proposed" w:date="2026-10-15T20:14:38Z">
+            <w:del w:id="9264" w:author="Claude (AI) - proposed" w:date="2026-10-18T00:28:12Z">
               <w:r>
                 <w:rPr>
                   <w:rFonts w:ascii="Arial" w:cs="Arial" w:eastAsia="Arial" w:hAnsi="Arial"/>
@@ -26435,7 +26435,7 @@
                 <w:delText xml:space="preserve">2 minutes</w:delText>
               </w:r>
             </w:del>
-            <w:ins w:id="9265" w:author="Claude (AI) - proposed" w:date="2026-10-15T20:14:38Z">
+            <w:ins w:id="9265" w:author="Claude (AI) - proposed" w:date="2026-10-18T00:28:12Z">
               <w:r>
                 <w:rPr>
                   <w:rFonts w:ascii="Arial" w:cs="Arial" w:eastAsia="Arial" w:hAnsi="Arial"/>
@@ -26463,7 +26463,7 @@
               </w:rPr>
               <w:t xml:space="preserve"> for self-correction. Circulate and specifically check that learners label the branches P(Full) = 2/5, not P(Full) = 8 — they must write probabilities, not raw frequencies. For the interpretation statement, say: 'Kamau is not a mathematician — write your statement so he could read it and immediately use it to plan his week. No symbols — plain sentences.' Cold-call 2 learners to read their interpretation aloud. Close the lesson by asking: 'Hold up your model page. Look at how much it has grown since Lesson 1. Next lesson, we will </w:t>
             </w:r>
-            <w:del w:id="9266" w:author="Claude (AI) - proposed" w:date="2026-10-15T20:14:38Z">
+            <w:del w:id="9266" w:author="Claude (AI) - proposed" w:date="2026-10-18T00:28:12Z">
               <w:r>
                 <w:rPr>
                   <w:rFonts w:ascii="Arial" w:cs="Arial" w:eastAsia="Arial" w:hAnsi="Arial"/>
@@ -26478,7 +26478,7 @@
                 <w:delText xml:space="preserve">add the final law — what happens when we want EITHER event A OR event B to occur — and we will discover that</w:delText>
               </w:r>
             </w:del>
-            <w:ins w:id="9267" w:author="Claude (AI) - proposed" w:date="2026-10-15T20:14:38Z">
+            <w:ins w:id="9267" w:author="Claude (AI) - proposed" w:date="2026-10-18T00:28:12Z">
               <w:r>
                 <w:rPr>
                   <w:rFonts w:ascii="Arial" w:cs="Arial" w:eastAsia="Arial" w:hAnsi="Arial"/>
@@ -26506,7 +26506,7 @@
               </w:rPr>
               <w:t xml:space="preserve"> addition and multiplication laws together</w:t>
             </w:r>
-            <w:del w:id="9268" w:author="Claude (AI) - proposed" w:date="2026-10-15T20:14:38Z">
+            <w:del w:id="9268" w:author="Claude (AI) - proposed" w:date="2026-10-18T00:28:12Z">
               <w:r>
                 <w:rPr>
                   <w:rFonts w:ascii="Arial" w:cs="Arial" w:eastAsia="Arial" w:hAnsi="Arial"/>
@@ -26521,7 +26521,7 @@
                 <w:delText xml:space="preserve"> give Kamau</w:delText>
               </w:r>
             </w:del>
-            <w:ins w:id="9269" w:author="Claude (AI) - proposed" w:date="2026-10-15T20:14:38Z">
+            <w:ins w:id="9269" w:author="Claude (AI) - proposed" w:date="2026-10-18T00:28:12Z">
               <w:r>
                 <w:rPr>
                   <w:rFonts w:ascii="Arial" w:cs="Arial" w:eastAsia="Arial" w:hAnsi="Arial"/>
@@ -26840,7 +26840,7 @@
               </w:rPr>
               <w:t xml:space="preserve">Learners conducted a paired coin-toss experiment (20 trials per pair, </w:t>
             </w:r>
-            <w:del w:id="9270" w:author="Claude (AI) - proposed" w:date="2026-10-15T20:14:38Z">
+            <w:del w:id="9270" w:author="Claude (AI) - proposed" w:date="2026-10-18T00:28:12Z">
               <w:r>
                 <w:rPr>
                   <w:rFonts w:ascii="Arial" w:cs="Arial" w:eastAsia="Arial" w:hAnsi="Arial"/>
@@ -26855,7 +26855,7 @@
                 <w:delText xml:space="preserve">~160</w:delText>
               </w:r>
             </w:del>
-            <w:ins w:id="9271" w:author="Claude (AI) - proposed" w:date="2026-10-15T20:14:38Z">
+            <w:ins w:id="9271" w:author="Claude (AI) - proposed" w:date="2026-10-18T00:28:12Z">
               <w:r>
                 <w:rPr>
                   <w:rFonts w:ascii="Arial" w:cs="Arial" w:eastAsia="Arial" w:hAnsi="Arial"/>
@@ -27039,7 +27039,7 @@
         </w:rPr>
         <w:t xml:space="preserve">© 2026 SeaVuria and ARES. Aligned with KICD objectives. Developed by SeaVuria; technical implementation by ARES (with AI assistance from Claude). Licensed under </w:t>
       </w:r>
-      <w:hyperlink w:history="1" r:id="rIdmkdb3st6be0-1qj4zdtnj">
+      <w:hyperlink w:history="1" r:id="rIdkoshm43tkhvqkfclsfjdt">
         <w:r>
           <w:rPr>
             <w:rFonts w:ascii="Arial" w:cs="Arial" w:eastAsia="Arial" w:hAnsi="Arial"/>
@@ -27060,7 +27060,7 @@
         </w:rPr>
         <w:t xml:space="preserve"> (</w:t>
       </w:r>
-      <w:hyperlink w:history="1" r:id="rId8trtvvxuvxrkr5qvodcnv">
+      <w:hyperlink w:history="1" r:id="rIdlzw7k13nolbznug7p-m85">
         <w:r>
           <w:rPr>
             <w:rFonts w:ascii="Arial" w:cs="Arial" w:eastAsia="Arial" w:hAnsi="Arial"/>
@@ -27649,7 +27649,7 @@
               </w:rPr>
               <w:t xml:space="preserve">This is Lesson 7 of 8 in the evidence-gathering sequence. Earlier lessons established experimental probability </w:t>
             </w:r>
-            <w:ins w:id="9272" w:author="Claude (AI) - proposed" w:date="2026-10-15T20:14:38Z">
+            <w:ins w:id="9272" w:author="Claude (AI) - proposed" w:date="2026-10-18T00:28:12Z">
               <w:r>
                 <w:rPr>
                   <w:rFonts w:ascii="Arial" w:cs="Arial" w:eastAsia="Arial" w:hAnsi="Arial"/>
@@ -27677,7 +27677,7 @@
               </w:rPr>
               <w:t xml:space="preserve">(Lessons 1–2), sample space (Lesson 3), </w:t>
             </w:r>
-            <w:ins w:id="9273" w:author="Claude (AI) - proposed" w:date="2026-10-15T20:14:38Z">
+            <w:ins w:id="9273" w:author="Claude (AI) - proposed" w:date="2026-10-18T00:28:12Z">
               <w:r>
                 <w:rPr>
                   <w:rFonts w:ascii="Arial" w:cs="Arial" w:eastAsia="Arial" w:hAnsi="Arial"/>
@@ -27705,7 +27705,7 @@
               </w:rPr>
               <w:t xml:space="preserve">mutually exclusive events (Lesson </w:t>
             </w:r>
-            <w:del w:id="9274" w:author="Claude (AI) - proposed" w:date="2026-10-15T20:14:38Z">
+            <w:del w:id="9274" w:author="Claude (AI) - proposed" w:date="2026-10-18T00:28:12Z">
               <w:r>
                 <w:rPr>
                   <w:rFonts w:ascii="Arial" w:cs="Arial" w:eastAsia="Arial" w:hAnsi="Arial"/>
@@ -27720,7 +27720,7 @@
                 <w:delText xml:space="preserve">4),</w:delText>
               </w:r>
             </w:del>
-            <w:ins w:id="9275" w:author="Claude (AI) - proposed" w:date="2026-10-15T20:14:38Z">
+            <w:ins w:id="9275" w:author="Claude (AI) - proposed" w:date="2026-10-18T00:28:12Z">
               <w:r>
                 <w:rPr>
                   <w:rFonts w:ascii="Arial" w:cs="Arial" w:eastAsia="Arial" w:hAnsi="Arial"/>
@@ -27748,7 +27748,7 @@
               </w:rPr>
               <w:t xml:space="preserve"> independent events (</w:t>
             </w:r>
-            <w:del w:id="9276" w:author="Claude (AI) - proposed" w:date="2026-10-15T20:14:38Z">
+            <w:del w:id="9276" w:author="Claude (AI) - proposed" w:date="2026-10-18T00:28:12Z">
               <w:r>
                 <w:rPr>
                   <w:rFonts w:ascii="Arial" w:cs="Arial" w:eastAsia="Arial" w:hAnsi="Arial"/>
@@ -27763,7 +27763,7 @@
                 <w:delText xml:space="preserve">Lessons 5–</w:delText>
               </w:r>
             </w:del>
-            <w:ins w:id="9277" w:author="Claude (AI) - proposed" w:date="2026-10-15T20:14:38Z">
+            <w:ins w:id="9277" w:author="Claude (AI) - proposed" w:date="2026-10-18T00:28:12Z">
               <w:r>
                 <w:rPr>
                   <w:rFonts w:ascii="Arial" w:cs="Arial" w:eastAsia="Arial" w:hAnsi="Arial"/>
@@ -27954,7 +27954,7 @@
               </w:rPr>
               <w:t xml:space="preserve">In this 80-minute lesson learners move from knowing that two boarding events are independent (Lesson 6) to representing them visually and computing compound probabilities using a tree diagram. The lesson opens by returning to Kamau's tally notebook: from the 20-trip data set, the experimental probability that a given seat is filled at Stop 1 is estimated as </w:t>
             </w:r>
-            <w:del w:id="9278" w:author="Claude (AI) - proposed" w:date="2026-10-15T20:14:38Z">
+            <w:del w:id="9278" w:author="Claude (AI) - proposed" w:date="2026-10-18T00:28:12Z">
               <w:r>
                 <w:rPr>
                   <w:rFonts w:ascii="Arial" w:cs="Arial" w:eastAsia="Arial" w:hAnsi="Arial"/>
@@ -27969,7 +27969,7 @@
                 <w:delText xml:space="preserve">10</w:delText>
               </w:r>
             </w:del>
-            <w:ins w:id="9279" w:author="Claude (AI) - proposed" w:date="2026-10-15T20:14:38Z">
+            <w:ins w:id="9279" w:author="Claude (AI) - proposed" w:date="2026-10-18T00:28:12Z">
               <w:r>
                 <w:rPr>
                   <w:rFonts w:ascii="Arial" w:cs="Arial" w:eastAsia="Arial" w:hAnsi="Arial"/>
@@ -27997,7 +27997,7 @@
               </w:rPr>
               <w:t xml:space="preserve">/14 ≈ 0.</w:t>
             </w:r>
-            <w:del w:id="9280" w:author="Claude (AI) - proposed" w:date="2026-10-15T20:14:38Z">
+            <w:del w:id="9280" w:author="Claude (AI) - proposed" w:date="2026-10-18T00:28:12Z">
               <w:r>
                 <w:rPr>
                   <w:rFonts w:ascii="Arial" w:cs="Arial" w:eastAsia="Arial" w:hAnsi="Arial"/>
@@ -28012,7 +28012,7 @@
                 <w:delText xml:space="preserve">71</w:delText>
               </w:r>
             </w:del>
-            <w:ins w:id="9281" w:author="Claude (AI) - proposed" w:date="2026-10-15T20:14:38Z">
+            <w:ins w:id="9281" w:author="Claude (AI) - proposed" w:date="2026-10-18T00:28:12Z">
               <w:r>
                 <w:rPr>
                   <w:rFonts w:ascii="Arial" w:cs="Arial" w:eastAsia="Arial" w:hAnsi="Arial"/>
@@ -28040,7 +28040,7 @@
               </w:rPr>
               <w:t xml:space="preserve">, rounded to </w:t>
             </w:r>
-            <w:del w:id="9282" w:author="Claude (AI) - proposed" w:date="2026-10-15T20:14:38Z">
+            <w:del w:id="9282" w:author="Claude (AI) - proposed" w:date="2026-10-18T00:28:12Z">
               <w:r>
                 <w:rPr>
                   <w:rFonts w:ascii="Arial" w:cs="Arial" w:eastAsia="Arial" w:hAnsi="Arial"/>
@@ -28055,7 +28055,7 @@
                 <w:delText xml:space="preserve">7/10</w:delText>
               </w:r>
             </w:del>
-            <w:ins w:id="9283" w:author="Claude (AI) - proposed" w:date="2026-10-15T20:14:38Z">
+            <w:ins w:id="9283" w:author="Claude (AI) - proposed" w:date="2026-10-18T00:28:12Z">
               <w:r>
                 <w:rPr>
                   <w:rFonts w:ascii="Arial" w:cs="Arial" w:eastAsia="Arial" w:hAnsi="Arial"/>
@@ -28083,7 +28083,7 @@
               </w:rPr>
               <w:t xml:space="preserve">, and that it is filled at Stop 2 (independently) is also </w:t>
             </w:r>
-            <w:del w:id="9284" w:author="Claude (AI) - proposed" w:date="2026-10-15T20:14:38Z">
+            <w:del w:id="9284" w:author="Claude (AI) - proposed" w:date="2026-10-18T00:28:12Z">
               <w:r>
                 <w:rPr>
                   <w:rFonts w:ascii="Arial" w:cs="Arial" w:eastAsia="Arial" w:hAnsi="Arial"/>
@@ -28098,7 +28098,7 @@
                 <w:delText xml:space="preserve">7/10</w:delText>
               </w:r>
             </w:del>
-            <w:ins w:id="9285" w:author="Claude (AI) - proposed" w:date="2026-10-15T20:14:38Z">
+            <w:ins w:id="9285" w:author="Claude (AI) - proposed" w:date="2026-10-18T00:28:12Z">
               <w:r>
                 <w:rPr>
                   <w:rFonts w:ascii="Arial" w:cs="Arial" w:eastAsia="Arial" w:hAnsi="Arial"/>
@@ -28126,7 +28126,7 @@
               </w:rPr>
               <w:t xml:space="preserve">. Learners first predict what fraction of trips would have both seats filled, using only their intuition. They then construct a full two-stage tree diagram — labelling four terminal branches (Filled–Filled, Filled–Empty, Empty–Filled, Empty–Empty) — and discover the multiplication rule by verifying that the four branch products sum to 1. A second tree diagram models a road-safety scenario:</w:t>
             </w:r>
-            <w:ins w:id="9286" w:author="Claude (AI) - proposed" w:date="2026-10-15T20:14:38Z">
+            <w:ins w:id="9286" w:author="Claude (AI) - proposed" w:date="2026-10-18T00:28:12Z">
               <w:r>
                 <w:rPr>
                   <w:rFonts w:ascii="Arial" w:cs="Arial" w:eastAsia="Arial" w:hAnsi="Arial"/>
@@ -28154,7 +28154,7 @@
               </w:rPr>
               <w:t xml:space="preserve"> the probability that a pedestrian in Nairobi's CBD crosses at an undesignated point is 3/5, and given that they cross there, the probability of a near-miss is 2/5; learners use the tree to find P(undesignated crossing AND near-miss). The DQB is updated with a new anchor card: "A tree diagram forces every possible outcome into the open — and the multiplication rule gives each outcome its exact probability." </w:t>
             </w:r>
-            <w:ins w:id="9287" w:author="Claude (AI) - proposed" w:date="2026-10-15T20:14:38Z">
+            <w:ins w:id="9287" w:author="Claude (AI) - proposed" w:date="2026-10-18T00:28:12Z">
               <w:r>
                 <w:rPr>
                   <w:rFonts w:ascii="Arial" w:cs="Arial" w:eastAsia="Arial" w:hAnsi="Arial"/>
@@ -28470,7 +28470,7 @@
             <w:pPr>
               <w:spacing w:after="20" w:before="0"/>
             </w:pPr>
-            <w:hyperlink w:history="1" r:id="rIdjjzzq-arfatptevkxqcrz">
+            <w:hyperlink w:history="1" r:id="rId4cphfilepq2p-xf4gi9ec">
               <w:r>
                 <w:rPr>
                   <w:rFonts w:ascii="Arial" w:cs="Arial" w:eastAsia="Arial" w:hAnsi="Arial"/>
@@ -28503,7 +28503,7 @@
               <w:spacing w:after="10" w:before="0"/>
               <w:ind w:left="120"/>
             </w:pPr>
-            <w:hyperlink w:history="1" r:id="rIdwoowrrgdr6li-ygbgsn-w">
+            <w:hyperlink w:history="1" r:id="rIdhe3h16xskzb_5y6c1eu6c">
               <w:r>
                 <w:rPr>
                   <w:rFonts w:ascii="Arial" w:cs="Arial" w:eastAsia="Arial" w:hAnsi="Arial"/>
@@ -28548,7 +28548,7 @@
             <w:pPr>
               <w:spacing w:after="20" w:before="0"/>
             </w:pPr>
-            <w:hyperlink w:history="1" r:id="rIdtih80j_mohi5at_6wois0">
+            <w:hyperlink w:history="1" r:id="rIdubipupkut7-juijl0-jdh">
               <w:r>
                 <w:rPr>
                   <w:rFonts w:ascii="Arial" w:cs="Arial" w:eastAsia="Arial" w:hAnsi="Arial"/>
@@ -28581,7 +28581,7 @@
               <w:spacing w:after="10" w:before="0"/>
               <w:ind w:left="120"/>
             </w:pPr>
-            <w:hyperlink w:history="1" r:id="rIdab4-ugbjrjymso2owempa">
+            <w:hyperlink w:history="1" r:id="rId3nqc5dhiodecvrutmfief">
               <w:r>
                 <w:rPr>
                   <w:rFonts w:ascii="Arial" w:cs="Arial" w:eastAsia="Arial" w:hAnsi="Arial"/>
@@ -28626,7 +28626,7 @@
               </w:rPr>
               <w:t xml:space="preserve">Learners are shown Kamau's tally notebook data on the board (the 20-trip passenger counts). The teacher poses: 'From the data, we estimated earlier that the probability a seat is filled at any stop is </w:t>
             </w:r>
-            <w:del w:id="9288" w:author="Claude (AI) - proposed" w:date="2026-10-15T20:14:38Z">
+            <w:del w:id="9288" w:author="Claude (AI) - proposed" w:date="2026-10-18T00:28:12Z">
               <w:r>
                 <w:rPr>
                   <w:rFonts w:ascii="Arial" w:cs="Arial" w:eastAsia="Arial" w:hAnsi="Arial"/>
@@ -28641,7 +28641,7 @@
                 <w:delText xml:space="preserve">10</w:delText>
               </w:r>
             </w:del>
-            <w:ins w:id="9289" w:author="Claude (AI) - proposed" w:date="2026-10-15T20:14:38Z">
+            <w:ins w:id="9289" w:author="Claude (AI) - proposed" w:date="2026-10-18T00:28:12Z">
               <w:r>
                 <w:rPr>
                   <w:rFonts w:ascii="Arial" w:cs="Arial" w:eastAsia="Arial" w:hAnsi="Arial"/>
@@ -28669,7 +28669,7 @@
               </w:rPr>
               <w:t xml:space="preserve">/14 — about </w:t>
             </w:r>
-            <w:del w:id="9290" w:author="Claude (AI) - proposed" w:date="2026-10-15T20:14:38Z">
+            <w:del w:id="9290" w:author="Claude (AI) - proposed" w:date="2026-10-18T00:28:12Z">
               <w:r>
                 <w:rPr>
                   <w:rFonts w:ascii="Arial" w:cs="Arial" w:eastAsia="Arial" w:hAnsi="Arial"/>
@@ -28684,7 +28684,7 @@
                 <w:delText xml:space="preserve">7/10</w:delText>
               </w:r>
             </w:del>
-            <w:ins w:id="9291" w:author="Claude (AI) - proposed" w:date="2026-10-15T20:14:38Z">
+            <w:ins w:id="9291" w:author="Claude (AI) - proposed" w:date="2026-10-18T00:28:12Z">
               <w:r>
                 <w:rPr>
                   <w:rFonts w:ascii="Arial" w:cs="Arial" w:eastAsia="Arial" w:hAnsi="Arial"/>
@@ -28745,7 +28745,7 @@
               </w:rPr>
               <w:t xml:space="preserve">1. Display the 20-trip tally table and the previously established P(Filled) = </w:t>
             </w:r>
-            <w:del w:id="9292" w:author="Claude (AI) - proposed" w:date="2026-10-15T20:14:38Z">
+            <w:del w:id="9292" w:author="Claude (AI) - proposed" w:date="2026-10-18T00:28:12Z">
               <w:r>
                 <w:rPr>
                   <w:rFonts w:ascii="Arial" w:cs="Arial" w:eastAsia="Arial" w:hAnsi="Arial"/>
@@ -28760,7 +28760,7 @@
                 <w:delText xml:space="preserve">10/14</w:delText>
               </w:r>
             </w:del>
-            <w:ins w:id="9293" w:author="Claude (AI) - proposed" w:date="2026-10-15T20:14:38Z">
+            <w:ins w:id="9293" w:author="Claude (AI) - proposed" w:date="2026-10-18T00:28:12Z">
               <w:r>
                 <w:rPr>
                   <w:rFonts w:ascii="Arial" w:cs="Arial" w:eastAsia="Arial" w:hAnsi="Arial"/>
@@ -28788,7 +28788,7 @@
               </w:rPr>
               <w:t xml:space="preserve"> from Lesson 4, rounded to </w:t>
             </w:r>
-            <w:del w:id="9294" w:author="Claude (AI) - proposed" w:date="2026-10-15T20:14:38Z">
+            <w:del w:id="9294" w:author="Claude (AI) - proposed" w:date="2026-10-18T00:28:12Z">
               <w:r>
                 <w:rPr>
                   <w:rFonts w:ascii="Arial" w:cs="Arial" w:eastAsia="Arial" w:hAnsi="Arial"/>
@@ -28803,7 +28803,7 @@
                 <w:delText xml:space="preserve">7/10</w:delText>
               </w:r>
             </w:del>
-            <w:ins w:id="9295" w:author="Claude (AI) - proposed" w:date="2026-10-15T20:14:38Z">
+            <w:ins w:id="9295" w:author="Claude (AI) - proposed" w:date="2026-10-18T00:28:12Z">
               <w:r>
                 <w:rPr>
                   <w:rFonts w:ascii="Arial" w:cs="Arial" w:eastAsia="Arial" w:hAnsi="Arial"/>
@@ -28831,7 +28831,7 @@
               </w:rPr>
               <w:t xml:space="preserve">. Say verbatim: 'We know each stop is independent — like two separate coin flips. Your job right now is to PREDICT, not calculate. What does your gut say?' 2. Allow 2 minutes silent individual prediction. Do NOT allow pair talk during this phase. 3. After 2 minutes, say: 'Show me fingers — more than half, exactly half, less than half.' Scan the room. 4. WAIT TIME: after calling on each of 3 cold-called learners, wait 10 seconds before prompting. Record their predictions verbatim on the board (e.g., 'Amina says 1/2, Brian says </w:t>
             </w:r>
-            <w:del w:id="9296" w:author="Claude (AI) - proposed" w:date="2026-10-15T20:14:38Z">
+            <w:del w:id="9296" w:author="Claude (AI) - proposed" w:date="2026-10-18T00:28:12Z">
               <w:r>
                 <w:rPr>
                   <w:rFonts w:ascii="Arial" w:cs="Arial" w:eastAsia="Arial" w:hAnsi="Arial"/>
@@ -28846,7 +28846,7 @@
                 <w:delText xml:space="preserve">49/100</w:delText>
               </w:r>
             </w:del>
-            <w:ins w:id="9297" w:author="Claude (AI) - proposed" w:date="2026-10-15T20:14:38Z">
+            <w:ins w:id="9297" w:author="Claude (AI) - proposed" w:date="2026-10-18T00:28:12Z">
               <w:r>
                 <w:rPr>
                   <w:rFonts w:ascii="Arial" w:cs="Arial" w:eastAsia="Arial" w:hAnsi="Arial"/>
@@ -28874,7 +28874,7 @@
               </w:rPr>
               <w:t xml:space="preserve">, Cynthia says </w:t>
             </w:r>
-            <w:del w:id="9298" w:author="Claude (AI) - proposed" w:date="2026-10-15T20:14:38Z">
+            <w:del w:id="9298" w:author="Claude (AI) - proposed" w:date="2026-10-18T00:28:12Z">
               <w:r>
                 <w:rPr>
                   <w:rFonts w:ascii="Arial" w:cs="Arial" w:eastAsia="Arial" w:hAnsi="Arial"/>
@@ -28889,7 +28889,7 @@
                 <w:delText xml:space="preserve">7/10</w:delText>
               </w:r>
             </w:del>
-            <w:ins w:id="9299" w:author="Claude (AI) - proposed" w:date="2026-10-15T20:14:38Z">
+            <w:ins w:id="9299" w:author="Claude (AI) - proposed" w:date="2026-10-18T00:28:12Z">
               <w:r>
                 <w:rPr>
                   <w:rFonts w:ascii="Arial" w:cs="Arial" w:eastAsia="Arial" w:hAnsi="Arial"/>
@@ -28983,7 +28983,7 @@
               </w:rPr>
               <w:t xml:space="preserve">Observable indicator: every learner has written a numeric prediction in their exercise book. Teacher scans 5–6 books during the finger-show. Red flag: if more than half the class predicts exactly </w:t>
             </w:r>
-            <w:del w:id="9300" w:author="Claude (AI) - proposed" w:date="2026-10-15T20:14:38Z">
+            <w:del w:id="9300" w:author="Claude (AI) - proposed" w:date="2026-10-18T00:28:12Z">
               <w:r>
                 <w:rPr>
                   <w:rFonts w:ascii="Arial" w:cs="Arial" w:eastAsia="Arial" w:hAnsi="Arial"/>
@@ -28998,7 +28998,7 @@
                 <w:delText xml:space="preserve">7/10</w:delText>
               </w:r>
             </w:del>
-            <w:ins w:id="9301" w:author="Claude (AI) - proposed" w:date="2026-10-15T20:14:38Z">
+            <w:ins w:id="9301" w:author="Claude (AI) - proposed" w:date="2026-10-18T00:28:12Z">
               <w:r>
                 <w:rPr>
                   <w:rFonts w:ascii="Arial" w:cs="Arial" w:eastAsia="Arial" w:hAnsi="Arial"/>
@@ -29082,7 +29082,7 @@
             <w:pPr>
               <w:spacing w:after="20" w:before="0"/>
             </w:pPr>
-            <w:hyperlink w:history="1" r:id="rIdplyxplhfr4i5sh930j-ib">
+            <w:hyperlink w:history="1" r:id="rIdew0xajxlmwwsxvclpchp4">
               <w:r>
                 <w:rPr>
                   <w:rFonts w:ascii="Arial" w:cs="Arial" w:eastAsia="Arial" w:hAnsi="Arial"/>
@@ -29115,7 +29115,7 @@
               <w:spacing w:after="10" w:before="0"/>
               <w:ind w:left="120"/>
             </w:pPr>
-            <w:hyperlink w:history="1" r:id="rId_xpeteftdhpcetomdu0s8">
+            <w:hyperlink w:history="1" r:id="rIdavuk0q5j1yt4qenxkfzuk">
               <w:r>
                 <w:rPr>
                   <w:rFonts w:ascii="Arial" w:cs="Arial" w:eastAsia="Arial" w:hAnsi="Arial"/>
@@ -29160,7 +29160,7 @@
             <w:pPr>
               <w:spacing w:after="20" w:before="0"/>
             </w:pPr>
-            <w:hyperlink w:history="1" r:id="rIdfvgxtrmlnuyaqb_ojudfy">
+            <w:hyperlink w:history="1" r:id="rIdhp3ppgocskz1sxrzxophu">
               <w:r>
                 <w:rPr>
                   <w:rFonts w:ascii="Arial" w:cs="Arial" w:eastAsia="Arial" w:hAnsi="Arial"/>
@@ -29193,7 +29193,7 @@
               <w:spacing w:after="10" w:before="0"/>
               <w:ind w:left="120"/>
             </w:pPr>
-            <w:hyperlink w:history="1" r:id="rIdohay2vyg0jp1p-82hnflr">
+            <w:hyperlink w:history="1" r:id="rIdi0cvqzfut9cdc4pif-fxj">
               <w:r>
                 <w:rPr>
                   <w:rFonts w:ascii="Arial" w:cs="Arial" w:eastAsia="Arial" w:hAnsi="Arial"/>
@@ -29238,7 +29238,7 @@
               </w:rPr>
               <w:t xml:space="preserve">PART A — Building the Tree (</w:t>
             </w:r>
-            <w:del w:id="9302" w:author="Claude (AI) - proposed" w:date="2026-10-15T20:14:38Z">
+            <w:del w:id="9302" w:author="Claude (AI) - proposed" w:date="2026-10-18T00:28:12Z">
               <w:r>
                 <w:rPr>
                   <w:rFonts w:ascii="Arial" w:cs="Arial" w:eastAsia="Arial" w:hAnsi="Arial"/>
@@ -29253,7 +29253,7 @@
                 <w:delText xml:space="preserve">25</w:delText>
               </w:r>
             </w:del>
-            <w:ins w:id="9303" w:author="Claude (AI) - proposed" w:date="2026-10-15T20:14:38Z">
+            <w:ins w:id="9303" w:author="Claude (AI) - proposed" w:date="2026-10-18T00:28:12Z">
               <w:r>
                 <w:rPr>
                   <w:rFonts w:ascii="Arial" w:cs="Arial" w:eastAsia="Arial" w:hAnsi="Arial"/>
@@ -29281,7 +29281,7 @@
               </w:rPr>
               <w:t xml:space="preserve"> min): Learners receive a structured worksheet (or draw in exercise books following teacher board-work). Step 1: Teacher draws the trunk — a dot labelled 'Start (Kamau leaves Machakos Country Bus Station)'. Step 2: Two first-level branches grow rightward — 'Stop 1: Filled (F₁)' with probability </w:t>
             </w:r>
-            <w:del w:id="9304" w:author="Claude (AI) - proposed" w:date="2026-10-15T20:14:38Z">
+            <w:del w:id="9304" w:author="Claude (AI) - proposed" w:date="2026-10-18T00:28:12Z">
               <w:r>
                 <w:rPr>
                   <w:rFonts w:ascii="Arial" w:cs="Arial" w:eastAsia="Arial" w:hAnsi="Arial"/>
@@ -29296,7 +29296,7 @@
                 <w:delText xml:space="preserve">7/10</w:delText>
               </w:r>
             </w:del>
-            <w:ins w:id="9305" w:author="Claude (AI) - proposed" w:date="2026-10-15T20:14:38Z">
+            <w:ins w:id="9305" w:author="Claude (AI) - proposed" w:date="2026-10-18T00:28:12Z">
               <w:r>
                 <w:rPr>
                   <w:rFonts w:ascii="Arial" w:cs="Arial" w:eastAsia="Arial" w:hAnsi="Arial"/>
@@ -29324,7 +29324,7 @@
               </w:rPr>
               <w:t xml:space="preserve"> written above the branch, and 'Stop 1: Empty (E₁)' with probability </w:t>
             </w:r>
-            <w:del w:id="9306" w:author="Claude (AI) - proposed" w:date="2026-10-15T20:14:38Z">
+            <w:del w:id="9306" w:author="Claude (AI) - proposed" w:date="2026-10-18T00:28:12Z">
               <w:r>
                 <w:rPr>
                   <w:rFonts w:ascii="Arial" w:cs="Arial" w:eastAsia="Arial" w:hAnsi="Arial"/>
@@ -29339,7 +29339,7 @@
                 <w:delText xml:space="preserve">3/10</w:delText>
               </w:r>
             </w:del>
-            <w:ins w:id="9307" w:author="Claude (AI) - proposed" w:date="2026-10-15T20:14:38Z">
+            <w:ins w:id="9307" w:author="Claude (AI) - proposed" w:date="2026-10-18T00:28:12Z">
               <w:r>
                 <w:rPr>
                   <w:rFonts w:ascii="Arial" w:cs="Arial" w:eastAsia="Arial" w:hAnsi="Arial"/>
@@ -29367,7 +29367,7 @@
               </w:rPr>
               <w:t xml:space="preserve"> written below. Teacher asks: 'Why must these two branch probabilities add to 1?' (Cold-call 1 learner, 10-second wait.) Step 3: From each first-level node, two second-level branches — 'Stop 2: Filled (F₂)' and 'Stop 2: Empty (E₂)' — each labelled </w:t>
             </w:r>
-            <w:del w:id="9308" w:author="Claude (AI) - proposed" w:date="2026-10-15T20:14:38Z">
+            <w:del w:id="9308" w:author="Claude (AI) - proposed" w:date="2026-10-18T00:28:12Z">
               <w:r>
                 <w:rPr>
                   <w:rFonts w:ascii="Arial" w:cs="Arial" w:eastAsia="Arial" w:hAnsi="Arial"/>
@@ -29382,7 +29382,7 @@
                 <w:delText xml:space="preserve">7/10 and 3/10</w:delText>
               </w:r>
             </w:del>
-            <w:ins w:id="9309" w:author="Claude (AI) - proposed" w:date="2026-10-15T20:14:38Z">
+            <w:ins w:id="9309" w:author="Claude (AI) - proposed" w:date="2026-10-18T00:28:12Z">
               <w:r>
                 <w:rPr>
                   <w:rFonts w:ascii="Arial" w:cs="Arial" w:eastAsia="Arial" w:hAnsi="Arial"/>
@@ -29410,7 +29410,7 @@
               </w:rPr>
               <w:t xml:space="preserve"> respectively. Teacher says: 'These probabilities are the SAME on both sides — why? Discuss with a partner for 60 seconds.' Step 4: Learners label four terminal nodes and write the PRODUCT along each path: F₁F₂ = </w:t>
             </w:r>
-            <w:del w:id="9310" w:author="Claude (AI) - proposed" w:date="2026-10-15T20:14:38Z">
+            <w:del w:id="9310" w:author="Claude (AI) - proposed" w:date="2026-10-18T00:28:12Z">
               <w:r>
                 <w:rPr>
                   <w:rFonts w:ascii="Arial" w:cs="Arial" w:eastAsia="Arial" w:hAnsi="Arial"/>
@@ -29425,7 +29425,7 @@
                 <w:delText xml:space="preserve">7/10 × 7/10 = 49/100</w:delText>
               </w:r>
             </w:del>
-            <w:ins w:id="9311" w:author="Claude (AI) - proposed" w:date="2026-10-15T20:14:38Z">
+            <w:ins w:id="9311" w:author="Claude (AI) - proposed" w:date="2026-10-18T00:28:12Z">
               <w:r>
                 <w:rPr>
                   <w:rFonts w:ascii="Arial" w:cs="Arial" w:eastAsia="Arial" w:hAnsi="Arial"/>
@@ -29453,7 +29453,7 @@
               </w:rPr>
               <w:t xml:space="preserve">; F₁E₂ = </w:t>
             </w:r>
-            <w:del w:id="9312" w:author="Claude (AI) - proposed" w:date="2026-10-15T20:14:38Z">
+            <w:del w:id="9312" w:author="Claude (AI) - proposed" w:date="2026-10-18T00:28:12Z">
               <w:r>
                 <w:rPr>
                   <w:rFonts w:ascii="Arial" w:cs="Arial" w:eastAsia="Arial" w:hAnsi="Arial"/>
@@ -29468,7 +29468,7 @@
                 <w:delText xml:space="preserve">7/10 × 3/10 = 21/100</w:delText>
               </w:r>
             </w:del>
-            <w:ins w:id="9313" w:author="Claude (AI) - proposed" w:date="2026-10-15T20:14:38Z">
+            <w:ins w:id="9313" w:author="Claude (AI) - proposed" w:date="2026-10-18T00:28:12Z">
               <w:r>
                 <w:rPr>
                   <w:rFonts w:ascii="Arial" w:cs="Arial" w:eastAsia="Arial" w:hAnsi="Arial"/>
@@ -29496,7 +29496,7 @@
               </w:rPr>
               <w:t xml:space="preserve">; E₁F₂ = </w:t>
             </w:r>
-            <w:del w:id="9314" w:author="Claude (AI) - proposed" w:date="2026-10-15T20:14:38Z">
+            <w:del w:id="9314" w:author="Claude (AI) - proposed" w:date="2026-10-18T00:28:12Z">
               <w:r>
                 <w:rPr>
                   <w:rFonts w:ascii="Arial" w:cs="Arial" w:eastAsia="Arial" w:hAnsi="Arial"/>
@@ -29511,7 +29511,7 @@
                 <w:delText xml:space="preserve">3/10 × 7/10 = 21/100</w:delText>
               </w:r>
             </w:del>
-            <w:ins w:id="9315" w:author="Claude (AI) - proposed" w:date="2026-10-15T20:14:38Z">
+            <w:ins w:id="9315" w:author="Claude (AI) - proposed" w:date="2026-10-18T00:28:12Z">
               <w:r>
                 <w:rPr>
                   <w:rFonts w:ascii="Arial" w:cs="Arial" w:eastAsia="Arial" w:hAnsi="Arial"/>
@@ -29539,7 +29539,7 @@
               </w:rPr>
               <w:t xml:space="preserve">; E₁E₂ = </w:t>
             </w:r>
-            <w:del w:id="9316" w:author="Claude (AI) - proposed" w:date="2026-10-15T20:14:38Z">
+            <w:del w:id="9316" w:author="Claude (AI) - proposed" w:date="2026-10-18T00:28:12Z">
               <w:r>
                 <w:rPr>
                   <w:rFonts w:ascii="Arial" w:cs="Arial" w:eastAsia="Arial" w:hAnsi="Arial"/>
@@ -29554,7 +29554,7 @@
                 <w:delText xml:space="preserve">3/10 × 3/10 = 9/100</w:delText>
               </w:r>
             </w:del>
-            <w:ins w:id="9317" w:author="Claude (AI) - proposed" w:date="2026-10-15T20:14:38Z">
+            <w:ins w:id="9317" w:author="Claude (AI) - proposed" w:date="2026-10-18T00:28:12Z">
               <w:r>
                 <w:rPr>
                   <w:rFonts w:ascii="Arial" w:cs="Arial" w:eastAsia="Arial" w:hAnsi="Arial"/>
@@ -29582,7 +29582,7 @@
               </w:rPr>
               <w:t xml:space="preserve">. Step 5: Learners ADD all four terminal values: </w:t>
             </w:r>
-            <w:del w:id="9318" w:author="Claude (AI) - proposed" w:date="2026-10-15T20:14:38Z">
+            <w:del w:id="9318" w:author="Claude (AI) - proposed" w:date="2026-10-18T00:28:12Z">
               <w:r>
                 <w:rPr>
                   <w:rFonts w:ascii="Arial" w:cs="Arial" w:eastAsia="Arial" w:hAnsi="Arial"/>
@@ -29597,7 +29597,7 @@
                 <w:delText xml:space="preserve">49+21+21+9 = 100/100</w:delText>
               </w:r>
             </w:del>
-            <w:ins w:id="9319" w:author="Claude (AI) - proposed" w:date="2026-10-15T20:14:38Z">
+            <w:ins w:id="9319" w:author="Claude (AI) - proposed" w:date="2026-10-18T00:28:12Z">
               <w:r>
                 <w:rPr>
                   <w:rFonts w:ascii="Arial" w:cs="Arial" w:eastAsia="Arial" w:hAnsi="Arial"/>
@@ -29625,7 +29625,7 @@
               </w:rPr>
               <w:t xml:space="preserve"> = 1. Teacher: 'This is your CHECK — if your terminal probabilities do not sum to 1, you have made an error.' PART B — Road-Safety Tree (</w:t>
             </w:r>
-            <w:del w:id="9320" w:author="Claude (AI) - proposed" w:date="2026-10-15T20:14:38Z">
+            <w:del w:id="9320" w:author="Claude (AI) - proposed" w:date="2026-10-18T00:28:12Z">
               <w:r>
                 <w:rPr>
                   <w:rFonts w:ascii="Arial" w:cs="Arial" w:eastAsia="Arial" w:hAnsi="Arial"/>
@@ -29640,7 +29640,7 @@
                 <w:delText xml:space="preserve">10</w:delText>
               </w:r>
             </w:del>
-            <w:ins w:id="9321" w:author="Claude (AI) - proposed" w:date="2026-10-15T20:14:38Z">
+            <w:ins w:id="9321" w:author="Claude (AI) - proposed" w:date="2026-10-18T00:28:12Z">
               <w:r>
                 <w:rPr>
                   <w:rFonts w:ascii="Arial" w:cs="Arial" w:eastAsia="Arial" w:hAnsi="Arial"/>
@@ -29668,7 +29668,7 @@
               </w:rPr>
               <w:t xml:space="preserve"> min): Teacher introduces a new scenario on the board: '</w:t>
             </w:r>
-            <w:del w:id="9322" w:author="Claude (AI) - proposed" w:date="2026-10-15T20:14:38Z">
+            <w:del w:id="9322" w:author="Claude (AI) - proposed" w:date="2026-10-18T00:28:12Z">
               <w:r>
                 <w:rPr>
                   <w:rFonts w:ascii="Arial" w:cs="Arial" w:eastAsia="Arial" w:hAnsi="Arial"/>
@@ -29683,7 +29683,7 @@
                 <w:delText xml:space="preserve">The Nairobi City County traffic data</w:delText>
               </w:r>
             </w:del>
-            <w:ins w:id="9323" w:author="Claude (AI) - proposed" w:date="2026-10-15T20:14:38Z">
+            <w:ins w:id="9323" w:author="Claude (AI) - proposed" w:date="2026-10-18T00:28:12Z">
               <w:r>
                 <w:rPr>
                   <w:rFonts w:ascii="Arial" w:cs="Arial" w:eastAsia="Arial" w:hAnsi="Arial"/>
@@ -29711,7 +29711,7 @@
               </w:rPr>
               <w:t xml:space="preserve"> shows that the probability a randomly chosen pedestrian crosses at an undesignated point</w:t>
             </w:r>
-            <w:del w:id="9324" w:author="Claude (AI) - proposed" w:date="2026-10-15T20:14:38Z">
+            <w:del w:id="9324" w:author="Claude (AI) - proposed" w:date="2026-10-18T00:28:12Z">
               <w:r>
                 <w:rPr>
                   <w:rFonts w:ascii="Arial" w:cs="Arial" w:eastAsia="Arial" w:hAnsi="Arial"/>
@@ -29772,7 +29772,7 @@
               </w:rPr>
               <w:t xml:space="preserve">1. Draw tree diagram slowly on board in stages — do NOT draw the full diagram at once. At each stage, PAUSE and ask a checking question before continuing. 2. At Step 2: 'Why do </w:t>
             </w:r>
-            <w:del w:id="9325" w:author="Claude (AI) - proposed" w:date="2026-10-15T20:14:38Z">
+            <w:del w:id="9325" w:author="Claude (AI) - proposed" w:date="2026-10-18T00:28:12Z">
               <w:r>
                 <w:rPr>
                   <w:rFonts w:ascii="Arial" w:cs="Arial" w:eastAsia="Arial" w:hAnsi="Arial"/>
@@ -29787,7 +29787,7 @@
                 <w:delText xml:space="preserve">7/10 and 3/10</w:delText>
               </w:r>
             </w:del>
-            <w:ins w:id="9326" w:author="Claude (AI) - proposed" w:date="2026-10-15T20:14:38Z">
+            <w:ins w:id="9326" w:author="Claude (AI) - proposed" w:date="2026-10-18T00:28:12Z">
               <w:r>
                 <w:rPr>
                   <w:rFonts w:ascii="Arial" w:cs="Arial" w:eastAsia="Arial" w:hAnsi="Arial"/>
@@ -29815,7 +29815,7 @@
               </w:rPr>
               <w:t xml:space="preserve"> add to 1?' — cold-call 1 learner, wait 10 seconds. Expected answer: because filled and empty are mutually exclusive and exhaustive. If wrong, redirect: 'Look at your Lesson </w:t>
             </w:r>
-            <w:del w:id="9327" w:author="Claude (AI) - proposed" w:date="2026-10-15T20:14:38Z">
+            <w:del w:id="9327" w:author="Claude (AI) - proposed" w:date="2026-10-18T00:28:12Z">
               <w:r>
                 <w:rPr>
                   <w:rFonts w:ascii="Arial" w:cs="Arial" w:eastAsia="Arial" w:hAnsi="Arial"/>
@@ -29830,7 +29830,7 @@
                 <w:delText xml:space="preserve">4</w:delText>
               </w:r>
             </w:del>
-            <w:ins w:id="9328" w:author="Claude (AI) - proposed" w:date="2026-10-15T20:14:38Z">
+            <w:ins w:id="9328" w:author="Claude (AI) - proposed" w:date="2026-10-18T00:28:12Z">
               <w:r>
                 <w:rPr>
                   <w:rFonts w:ascii="Arial" w:cs="Arial" w:eastAsia="Arial" w:hAnsi="Arial"/>
@@ -29924,7 +29924,7 @@
               </w:rPr>
               <w:t xml:space="preserve">Observable indicators: (i) every learner's tree has four terminal branches with products summing to 1 — teacher checks 6–8 books during circulation; (ii) learners can state verbally WHY Stop 2 probabilities are identical on both sides (independence); (iii) the road-safety terminal probability 6/25 is correctly computed. Red flag: learners who add probabilities along a path (obtaining </w:t>
             </w:r>
-            <w:del w:id="9329" w:author="Claude (AI) - proposed" w:date="2026-10-15T20:14:38Z">
+            <w:del w:id="9329" w:author="Claude (AI) - proposed" w:date="2026-10-18T00:28:12Z">
               <w:r>
                 <w:rPr>
                   <w:rFonts w:ascii="Arial" w:cs="Arial" w:eastAsia="Arial" w:hAnsi="Arial"/>
@@ -29939,7 +29939,7 @@
                 <w:delText xml:space="preserve">7/10 + 7/10 = 14/10</w:delText>
               </w:r>
             </w:del>
-            <w:ins w:id="9330" w:author="Claude (AI) - proposed" w:date="2026-10-15T20:14:38Z">
+            <w:ins w:id="9330" w:author="Claude (AI) - proposed" w:date="2026-10-18T00:28:12Z">
               <w:r>
                 <w:rPr>
                   <w:rFonts w:ascii="Arial" w:cs="Arial" w:eastAsia="Arial" w:hAnsi="Arial"/>
@@ -30023,7 +30023,7 @@
             <w:pPr>
               <w:spacing w:after="20" w:before="0"/>
             </w:pPr>
-            <w:hyperlink w:history="1" r:id="rId2krnj9p738txey85auxjf">
+            <w:hyperlink w:history="1" r:id="rIdjauauq3whbr1qmlybtsbv">
               <w:r>
                 <w:rPr>
                   <w:rFonts w:ascii="Arial" w:cs="Arial" w:eastAsia="Arial" w:hAnsi="Arial"/>
@@ -30056,7 +30056,7 @@
               <w:spacing w:after="10" w:before="0"/>
               <w:ind w:left="120"/>
             </w:pPr>
-            <w:hyperlink w:history="1" r:id="rIdbbyytsqycs8feegrhfeqh">
+            <w:hyperlink w:history="1" r:id="rIdnkreqzt-11jnqriuasavt">
               <w:r>
                 <w:rPr>
                   <w:rFonts w:ascii="Arial" w:cs="Arial" w:eastAsia="Arial" w:hAnsi="Arial"/>
@@ -30101,7 +30101,7 @@
             <w:pPr>
               <w:spacing w:after="20" w:before="0"/>
             </w:pPr>
-            <w:hyperlink w:history="1" r:id="rId6kyyc6m6tfx1afb69iepy">
+            <w:hyperlink w:history="1" r:id="rIdexe8km9tmimw7shlbixk5">
               <w:r>
                 <w:rPr>
                   <w:rFonts w:ascii="Arial" w:cs="Arial" w:eastAsia="Arial" w:hAnsi="Arial"/>
@@ -30134,7 +30134,7 @@
               <w:spacing w:after="10" w:before="0"/>
               <w:ind w:left="120"/>
             </w:pPr>
-            <w:hyperlink w:history="1" r:id="rIdfgryu82jocvwi4gka7ic8">
+            <w:hyperlink w:history="1" r:id="rIdc5qtyhno3cwqtzy93ey5c">
               <w:r>
                 <w:rPr>
                   <w:rFonts w:ascii="Arial" w:cs="Arial" w:eastAsia="Arial" w:hAnsi="Arial"/>
@@ -30179,7 +30179,7 @@
               </w:rPr>
               <w:t xml:space="preserve">PART A — Formalising the Rules (</w:t>
             </w:r>
-            <w:del w:id="9331" w:author="Claude (AI) - proposed" w:date="2026-10-15T20:14:38Z">
+            <w:del w:id="9331" w:author="Claude (AI) - proposed" w:date="2026-10-18T00:28:12Z">
               <w:r>
                 <w:rPr>
                   <w:rFonts w:ascii="Arial" w:cs="Arial" w:eastAsia="Arial" w:hAnsi="Arial"/>
@@ -30194,7 +30194,7 @@
                 <w:delText xml:space="preserve">10</w:delText>
               </w:r>
             </w:del>
-            <w:ins w:id="9332" w:author="Claude (AI) - proposed" w:date="2026-10-15T20:14:38Z">
+            <w:ins w:id="9332" w:author="Claude (AI) - proposed" w:date="2026-10-18T00:28:12Z">
               <w:r>
                 <w:rPr>
                   <w:rFonts w:ascii="Arial" w:cs="Arial" w:eastAsia="Arial" w:hAnsi="Arial"/>
@@ -30222,7 +30222,7 @@
               </w:rPr>
               <w:t xml:space="preserve"> min): Teacher leads a whole-class discussion to draw out two explicit rules from what learners observed: (1) Multiplication Rule along a branch: 'To find the probability of a sequence of independent events, MULTIPLY the probabilities along the path.' (2) Addition Rule across branches: 'To find the probability that ANY ONE of several mutually exclusive outcomes occurs, ADD the terminal probabilities.' Learners write both rules in their own words in a 'Rules' box in their exercise book. Teacher then returns to the predictions from Phase 1 written on the board. The class confirms that P(both seats filled) = </w:t>
             </w:r>
-            <w:del w:id="9333" w:author="Claude (AI) - proposed" w:date="2026-10-15T20:14:38Z">
+            <w:del w:id="9333" w:author="Claude (AI) - proposed" w:date="2026-10-18T00:28:12Z">
               <w:r>
                 <w:rPr>
                   <w:rFonts w:ascii="Arial" w:cs="Arial" w:eastAsia="Arial" w:hAnsi="Arial"/>
@@ -30237,7 +30237,7 @@
                 <w:delText xml:space="preserve">49/100</w:delText>
               </w:r>
             </w:del>
-            <w:ins w:id="9334" w:author="Claude (AI) - proposed" w:date="2026-10-15T20:14:38Z">
+            <w:ins w:id="9334" w:author="Claude (AI) - proposed" w:date="2026-10-18T00:28:12Z">
               <w:r>
                 <w:rPr>
                   <w:rFonts w:ascii="Arial" w:cs="Arial" w:eastAsia="Arial" w:hAnsi="Arial"/>
@@ -30265,7 +30265,7 @@
               </w:rPr>
               <w:t xml:space="preserve"> — checking which prediction was closest. PART B — Extended Application (</w:t>
             </w:r>
-            <w:del w:id="9335" w:author="Claude (AI) - proposed" w:date="2026-10-15T20:14:38Z">
+            <w:del w:id="9335" w:author="Claude (AI) - proposed" w:date="2026-10-18T00:28:12Z">
               <w:r>
                 <w:rPr>
                   <w:rFonts w:ascii="Arial" w:cs="Arial" w:eastAsia="Arial" w:hAnsi="Arial"/>
@@ -30280,7 +30280,7 @@
                 <w:delText xml:space="preserve">10</w:delText>
               </w:r>
             </w:del>
-            <w:ins w:id="9336" w:author="Claude (AI) - proposed" w:date="2026-10-15T20:14:38Z">
+            <w:ins w:id="9336" w:author="Claude (AI) - proposed" w:date="2026-10-18T00:28:12Z">
               <w:r>
                 <w:rPr>
                   <w:rFonts w:ascii="Arial" w:cs="Arial" w:eastAsia="Arial" w:hAnsi="Arial"/>
@@ -30308,7 +30308,7 @@
               </w:rPr>
               <w:t xml:space="preserve"> min): Pairs are given a challenge: 'Using Kamau's tree, find: (a) P(at least one seat is filled across the two stops); (b) P(exactly one seat is filled).' Learners must identify which terminal branches satisfy each condition and add those branches. For (a): F₁F₂ + F₁E₂ + E₁F₂ = </w:t>
             </w:r>
-            <w:del w:id="9337" w:author="Claude (AI) - proposed" w:date="2026-10-15T20:14:38Z">
+            <w:del w:id="9337" w:author="Claude (AI) - proposed" w:date="2026-10-18T00:28:12Z">
               <w:r>
                 <w:rPr>
                   <w:rFonts w:ascii="Arial" w:cs="Arial" w:eastAsia="Arial" w:hAnsi="Arial"/>
@@ -30323,7 +30323,7 @@
                 <w:delText xml:space="preserve">49/100 + 21/100 + 21/100 = 91/100</w:delText>
               </w:r>
             </w:del>
-            <w:ins w:id="9338" w:author="Claude (AI) - proposed" w:date="2026-10-15T20:14:38Z">
+            <w:ins w:id="9338" w:author="Claude (AI) - proposed" w:date="2026-10-18T00:28:12Z">
               <w:r>
                 <w:rPr>
                   <w:rFonts w:ascii="Arial" w:cs="Arial" w:eastAsia="Arial" w:hAnsi="Arial"/>
@@ -30351,7 +30351,7 @@
               </w:rPr>
               <w:t xml:space="preserve">. For (b): F₁E₂ + E₁F₂ = </w:t>
             </w:r>
-            <w:del w:id="9339" w:author="Claude (AI) - proposed" w:date="2026-10-15T20:14:38Z">
+            <w:del w:id="9339" w:author="Claude (AI) - proposed" w:date="2026-10-18T00:28:12Z">
               <w:r>
                 <w:rPr>
                   <w:rFonts w:ascii="Arial" w:cs="Arial" w:eastAsia="Arial" w:hAnsi="Arial"/>
@@ -30366,7 +30366,7 @@
                 <w:delText xml:space="preserve">21/100 + 21/100 = 42/100</w:delText>
               </w:r>
             </w:del>
-            <w:ins w:id="9340" w:author="Claude (AI) - proposed" w:date="2026-10-15T20:14:38Z">
+            <w:ins w:id="9340" w:author="Claude (AI) - proposed" w:date="2026-10-18T00:28:12Z">
               <w:r>
                 <w:rPr>
                   <w:rFonts w:ascii="Arial" w:cs="Arial" w:eastAsia="Arial" w:hAnsi="Arial"/>
@@ -30394,7 +30394,7 @@
               </w:rPr>
               <w:t xml:space="preserve">. Pairs share answers with an adjacent pair (Think-Pair-Square). PART C — Civic Connection (</w:t>
             </w:r>
-            <w:del w:id="9341" w:author="Claude (AI) - proposed" w:date="2026-10-15T20:14:38Z">
+            <w:del w:id="9341" w:author="Claude (AI) - proposed" w:date="2026-10-18T00:28:12Z">
               <w:r>
                 <w:rPr>
                   <w:rFonts w:ascii="Arial" w:cs="Arial" w:eastAsia="Arial" w:hAnsi="Arial"/>
@@ -30409,7 +30409,7 @@
                 <w:delText xml:space="preserve">5</w:delText>
               </w:r>
             </w:del>
-            <w:ins w:id="9342" w:author="Claude (AI) - proposed" w:date="2026-10-15T20:14:38Z">
+            <w:ins w:id="9342" w:author="Claude (AI) - proposed" w:date="2026-10-18T00:28:12Z">
               <w:r>
                 <w:rPr>
                   <w:rFonts w:ascii="Arial" w:cs="Arial" w:eastAsia="Arial" w:hAnsi="Arial"/>
@@ -30437,7 +30437,7 @@
               </w:rPr>
               <w:t xml:space="preserve"> min): Teacher facilitates brief discussion: 'The road-safety tree shows P(undesignated AND near-miss) = 6/25. What advice would you give the Nairobi City County based on this tree diagram? Is 6/25 high or low compared to P(designated AND near-miss) = 2/5 × 1/10 = 2/50 = 1/25?' Learners compare 6/25 versus 1/25 and </w:t>
             </w:r>
-            <w:del w:id="9343" w:author="Claude (AI) - proposed" w:date="2026-10-15T20:14:38Z">
+            <w:del w:id="9343" w:author="Claude (AI) - proposed" w:date="2026-10-18T00:28:12Z">
               <w:r>
                 <w:rPr>
                   <w:rFonts w:ascii="Arial" w:cs="Arial" w:eastAsia="Arial" w:hAnsi="Arial"/>
@@ -30452,7 +30452,7 @@
                 <w:delText xml:space="preserve">articulate that</w:delText>
               </w:r>
             </w:del>
-            <w:ins w:id="9344" w:author="Claude (AI) - proposed" w:date="2026-10-15T20:14:38Z">
+            <w:ins w:id="9344" w:author="Claude (AI) - proposed" w:date="2026-10-18T00:28:12Z">
               <w:r>
                 <w:rPr>
                   <w:rFonts w:ascii="Arial" w:cs="Arial" w:eastAsia="Arial" w:hAnsi="Arial"/>
@@ -30480,7 +30480,7 @@
               </w:rPr>
               <w:t xml:space="preserve"> crossing at an undesignated point is </w:t>
             </w:r>
-            <w:del w:id="9345" w:author="Claude (AI) - proposed" w:date="2026-10-15T20:14:38Z">
+            <w:del w:id="9345" w:author="Claude (AI) - proposed" w:date="2026-10-18T00:28:12Z">
               <w:r>
                 <w:rPr>
                   <w:rFonts w:ascii="Arial" w:cs="Arial" w:eastAsia="Arial" w:hAnsi="Arial"/>
@@ -30495,7 +30495,7 @@
                 <w:delText xml:space="preserve">6 times more dangerous in terms of near-misses</w:delText>
               </w:r>
             </w:del>
-            <w:ins w:id="9346" w:author="Claude (AI) - proposed" w:date="2026-10-15T20:14:38Z">
+            <w:ins w:id="9346" w:author="Claude (AI) - proposed" w:date="2026-10-18T00:28:12Z">
               <w:r>
                 <w:rPr>
                   <w:rFonts w:ascii="Arial" w:cs="Arial" w:eastAsia="Arial" w:hAnsi="Arial"/>
@@ -30556,7 +30556,7 @@
               </w:rPr>
               <w:t xml:space="preserve">1. Write 'MULTIPLICATION RULE' and 'ADDITION RULE' as headings on the board. Ask: 'In your own words, when do we multiply and when do we add on a tree diagram?' Cold-call 3 learners — one for multiply, one for add, one to synthesise. Wait 10 seconds after each question. 2. Return to Phase 1 predictions on the board. Say verbatim: 'Let's honour Amina's prediction — she said [X]. The tree gives us </w:t>
             </w:r>
-            <w:del w:id="9347" w:author="Claude (AI) - proposed" w:date="2026-10-15T20:14:38Z">
+            <w:del w:id="9347" w:author="Claude (AI) - proposed" w:date="2026-10-18T00:28:12Z">
               <w:r>
                 <w:rPr>
                   <w:rFonts w:ascii="Arial" w:cs="Arial" w:eastAsia="Arial" w:hAnsi="Arial"/>
@@ -30571,7 +30571,7 @@
                 <w:delText xml:space="preserve">49/100</w:delText>
               </w:r>
             </w:del>
-            <w:ins w:id="9348" w:author="Claude (AI) - proposed" w:date="2026-10-15T20:14:38Z">
+            <w:ins w:id="9348" w:author="Claude (AI) - proposed" w:date="2026-10-18T00:28:12Z">
               <w:r>
                 <w:rPr>
                   <w:rFonts w:ascii="Arial" w:cs="Arial" w:eastAsia="Arial" w:hAnsi="Arial"/>
@@ -30599,7 +30599,7 @@
               </w:rPr>
               <w:t xml:space="preserve">. Why might our intuition fail here?' Draw out the idea that multiplication of fractions less than 1 always gives a SMALLER number. 3. For the extended application: circulate during pair work. Listen for: do learners correctly identify which branches to add for 'at least one'? If a pair includes E₁E₂ in their 'at least one' calculation, ask: 'Read back the terminal label on that branch — does it include any seat being filled?' 4. For Part C civic discussion: say verbatim: 'A mathematician does not just compute — they communicate findings to help people. What would you put on a road-safety poster using these numbers?' </w:t>
             </w:r>
-            <w:ins w:id="9349" w:author="Claude (AI) - proposed" w:date="2026-10-15T20:14:38Z">
+            <w:ins w:id="9349" w:author="Claude (AI) - proposed" w:date="2026-10-18T00:28:12Z">
               <w:r>
                 <w:rPr>
                   <w:rFonts w:ascii="Arial" w:cs="Arial" w:eastAsia="Arial" w:hAnsi="Arial"/>
@@ -30627,7 +30627,7 @@
               </w:rPr>
               <w:t xml:space="preserve">Cold-call 2 learners. Validate responses that reference the </w:t>
             </w:r>
-            <w:del w:id="9350" w:author="Claude (AI) - proposed" w:date="2026-10-15T20:14:38Z">
+            <w:del w:id="9350" w:author="Claude (AI) - proposed" w:date="2026-10-18T00:28:12Z">
               <w:r>
                 <w:rPr>
                   <w:rFonts w:ascii="Arial" w:cs="Arial" w:eastAsia="Arial" w:hAnsi="Arial"/>
@@ -30642,7 +30642,7 @@
                 <w:delText xml:space="preserve">6× difference</w:delText>
               </w:r>
             </w:del>
-            <w:ins w:id="9351" w:author="Claude (AI) - proposed" w:date="2026-10-15T20:14:38Z">
+            <w:ins w:id="9351" w:author="Claude (AI) - proposed" w:date="2026-10-18T00:28:12Z">
               <w:r>
                 <w:rPr>
                   <w:rFonts w:ascii="Arial" w:cs="Arial" w:eastAsia="Arial" w:hAnsi="Arial"/>
@@ -30736,7 +30736,7 @@
               </w:rPr>
               <w:t xml:space="preserve">Observable indicators: (i) learners can state both rules correctly in their own words in their exercise books; (ii) P(at least one seat filled) = </w:t>
             </w:r>
-            <w:del w:id="9352" w:author="Claude (AI) - proposed" w:date="2026-10-15T20:14:38Z">
+            <w:del w:id="9352" w:author="Claude (AI) - proposed" w:date="2026-10-18T00:28:12Z">
               <w:r>
                 <w:rPr>
                   <w:rFonts w:ascii="Arial" w:cs="Arial" w:eastAsia="Arial" w:hAnsi="Arial"/>
@@ -30751,7 +30751,7 @@
                 <w:delText xml:space="preserve">91/100</w:delText>
               </w:r>
             </w:del>
-            <w:ins w:id="9353" w:author="Claude (AI) - proposed" w:date="2026-10-15T20:14:38Z">
+            <w:ins w:id="9353" w:author="Claude (AI) - proposed" w:date="2026-10-18T00:28:12Z">
               <w:r>
                 <w:rPr>
                   <w:rFonts w:ascii="Arial" w:cs="Arial" w:eastAsia="Arial" w:hAnsi="Arial"/>
@@ -30779,7 +30779,7 @@
               </w:rPr>
               <w:t xml:space="preserve"> and P(exactly one seat filled) = </w:t>
             </w:r>
-            <w:del w:id="9354" w:author="Claude (AI) - proposed" w:date="2026-10-15T20:14:38Z">
+            <w:del w:id="9354" w:author="Claude (AI) - proposed" w:date="2026-10-18T00:28:12Z">
               <w:r>
                 <w:rPr>
                   <w:rFonts w:ascii="Arial" w:cs="Arial" w:eastAsia="Arial" w:hAnsi="Arial"/>
@@ -30794,7 +30794,7 @@
                 <w:delText xml:space="preserve">42/100</w:delText>
               </w:r>
             </w:del>
-            <w:ins w:id="9355" w:author="Claude (AI) - proposed" w:date="2026-10-15T20:14:38Z">
+            <w:ins w:id="9355" w:author="Claude (AI) - proposed" w:date="2026-10-18T00:28:12Z">
               <w:r>
                 <w:rPr>
                   <w:rFonts w:ascii="Arial" w:cs="Arial" w:eastAsia="Arial" w:hAnsi="Arial"/>
@@ -30822,7 +30822,7 @@
               </w:rPr>
               <w:t xml:space="preserve"> are correctly derived by both members of at least 4 pairs spot-checked during circulation; (iii) learners can </w:t>
             </w:r>
-            <w:del w:id="9356" w:author="Claude (AI) - proposed" w:date="2026-10-15T20:14:38Z">
+            <w:del w:id="9356" w:author="Claude (AI) - proposed" w:date="2026-10-18T00:28:12Z">
               <w:r>
                 <w:rPr>
                   <w:rFonts w:ascii="Arial" w:cs="Arial" w:eastAsia="Arial" w:hAnsi="Arial"/>
@@ -30837,7 +30837,7 @@
                 <w:delText xml:space="preserve">articulate the 6× risk comparison for the road-safety scenario</w:delText>
               </w:r>
             </w:del>
-            <w:ins w:id="9357" w:author="Claude (AI) - proposed" w:date="2026-10-15T20:14:38Z">
+            <w:ins w:id="9357" w:author="Claude (AI) - proposed" w:date="2026-10-18T00:28:12Z">
               <w:r>
                 <w:rPr>
                   <w:rFonts w:ascii="Arial" w:cs="Arial" w:eastAsia="Arial" w:hAnsi="Arial"/>
@@ -30921,7 +30921,7 @@
             <w:pPr>
               <w:spacing w:after="20" w:before="0"/>
             </w:pPr>
-            <w:hyperlink w:history="1" r:id="rIdrs4eeyhfqqcyzrohlqzys">
+            <w:hyperlink w:history="1" r:id="rId4s0y4t4nxturvhrvwfli6">
               <w:r>
                 <w:rPr>
                   <w:rFonts w:ascii="Arial" w:cs="Arial" w:eastAsia="Arial" w:hAnsi="Arial"/>
@@ -30954,7 +30954,7 @@
               <w:spacing w:after="10" w:before="0"/>
               <w:ind w:left="120"/>
             </w:pPr>
-            <w:hyperlink w:history="1" r:id="rIdhttw2y7imx5s6kvf-vucu">
+            <w:hyperlink w:history="1" r:id="rIddoa-t3at-b0fmuyxkljm4">
               <w:r>
                 <w:rPr>
                   <w:rFonts w:ascii="Arial" w:cs="Arial" w:eastAsia="Arial" w:hAnsi="Arial"/>
@@ -30999,7 +30999,7 @@
             <w:pPr>
               <w:spacing w:after="20" w:before="0"/>
             </w:pPr>
-            <w:hyperlink w:history="1" r:id="rIdcuvmxx0oqegu02b5m8fg_">
+            <w:hyperlink w:history="1" r:id="rIdi180xg-rwh2q-2p9hxi94">
               <w:r>
                 <w:rPr>
                   <w:rFonts w:ascii="Arial" w:cs="Arial" w:eastAsia="Arial" w:hAnsi="Arial"/>
@@ -31032,7 +31032,7 @@
               <w:spacing w:after="10" w:before="0"/>
               <w:ind w:left="120"/>
             </w:pPr>
-            <w:hyperlink w:history="1" r:id="rIdm0vhr1ldlgoozn_uugg_0">
+            <w:hyperlink w:history="1" r:id="rIdbfuavvvii1s5vznzoj0ht">
               <w:r>
                 <w:rPr>
                   <w:rFonts w:ascii="Arial" w:cs="Arial" w:eastAsia="Arial" w:hAnsi="Arial"/>
@@ -31077,7 +31077,7 @@
               </w:rPr>
               <w:t xml:space="preserve">The teacher draws attention to the DQB, which has been accumulating cards since Lesson 1. The current open question from Lesson 6 reads: 'How do we calculate the probability of two independent events happening together?' The teacher asks learners to write a NEW card answering this question using today's language — in 15 words or fewer. Sample expected response: 'Multiply along branches of a tree diagram to get the probability of both events.' Three learners share their cards aloud; the class votes (thumbs up/sideways/down) on clarity. The selected card is pinned to the DQB under the heading 'ANSWERED — Lesson 7'. The teacher then poses the NEW open question for Lesson 8: 'Now that we have experimental probability, sample space, mutually exclusive events, independent events, and tree diagrams — how do we bring all of these tools together to help Kamau make a final decision about his matatu route?' This card is pinned as 'OPEN'. Teacher also highlights the journey card: 'Lesson 1 — Kamau's tally was just numbers. Today — it is a tree with exact probabilities on every branch.' Learners spend </w:t>
             </w:r>
-            <w:del w:id="9358" w:author="Claude (AI) - proposed" w:date="2026-10-15T20:14:38Z">
+            <w:del w:id="9358" w:author="Claude (AI) - proposed" w:date="2026-10-18T00:28:12Z">
               <w:r>
                 <w:rPr>
                   <w:rFonts w:ascii="Arial" w:cs="Arial" w:eastAsia="Arial" w:hAnsi="Arial"/>
@@ -31092,7 +31092,7 @@
                 <w:delText xml:space="preserve">2 minutes</w:delText>
               </w:r>
             </w:del>
-            <w:ins w:id="9359" w:author="Claude (AI) - proposed" w:date="2026-10-15T20:14:38Z">
+            <w:ins w:id="9359" w:author="Claude (AI) - proposed" w:date="2026-10-18T00:28:12Z">
               <w:r>
                 <w:rPr>
                   <w:rFonts w:ascii="Arial" w:cs="Arial" w:eastAsia="Arial" w:hAnsi="Arial"/>
@@ -31153,7 +31153,7 @@
               </w:rPr>
               <w:t xml:space="preserve">1. Point to the existing DQB cards from Lessons 1–6. Say verbatim: 'Look at how far we have come — from Kamau's puzzling tally notebook to a complete tree diagram with four calculated outcomes. What question from Lesson 6 can we now fully answer?' 2. Allow 90 seconds silent card-writing. Do not suggest wording. 3. Call on 3 learners to read their cards. After each, ask the class for a thumbs vote on clarity. If a card is unclear, ask the author: 'Can you replace one word to make it sharper?' 4. Pin the winning card. Say: 'This card now represents what the whole class knows. Kamau knows it too.' 5. Pose the Lesson 8 open question aloud and pin the new card. 6. Allow </w:t>
             </w:r>
-            <w:del w:id="9360" w:author="Claude (AI) - proposed" w:date="2026-10-15T20:14:38Z">
+            <w:del w:id="9360" w:author="Claude (AI) - proposed" w:date="2026-10-18T00:28:12Z">
               <w:r>
                 <w:rPr>
                   <w:rFonts w:ascii="Arial" w:cs="Arial" w:eastAsia="Arial" w:hAnsi="Arial"/>
@@ -31168,7 +31168,7 @@
                 <w:delText xml:space="preserve">2 minutes</w:delText>
               </w:r>
             </w:del>
-            <w:ins w:id="9361" w:author="Claude (AI) - proposed" w:date="2026-10-15T20:14:38Z">
+            <w:ins w:id="9361" w:author="Claude (AI) - proposed" w:date="2026-10-18T00:28:12Z">
               <w:r>
                 <w:rPr>
                   <w:rFonts w:ascii="Arial" w:cs="Arial" w:eastAsia="Arial" w:hAnsi="Arial"/>
@@ -31318,7 +31318,7 @@
             <w:pPr>
               <w:spacing w:after="20" w:before="0"/>
             </w:pPr>
-            <w:hyperlink w:history="1" r:id="rIdl-gz7c3l2uiti7kd2tszg">
+            <w:hyperlink w:history="1" r:id="rIdt0vgvsvgyuc_nbn1qcs-k">
               <w:r>
                 <w:rPr>
                   <w:rFonts w:ascii="Arial" w:cs="Arial" w:eastAsia="Arial" w:hAnsi="Arial"/>
@@ -31351,7 +31351,7 @@
               <w:spacing w:after="10" w:before="0"/>
               <w:ind w:left="120"/>
             </w:pPr>
-            <w:hyperlink w:history="1" r:id="rIdjblk71bxhzqs_suk5oek1">
+            <w:hyperlink w:history="1" r:id="rIdh31y4gu2-bmgsrff-tmdx">
               <w:r>
                 <w:rPr>
                   <w:rFonts w:ascii="Arial" w:cs="Arial" w:eastAsia="Arial" w:hAnsi="Arial"/>
@@ -31396,7 +31396,7 @@
             <w:pPr>
               <w:spacing w:after="20" w:before="0"/>
             </w:pPr>
-            <w:hyperlink w:history="1" r:id="rIdoan2mg0pgje0ryclfpan2">
+            <w:hyperlink w:history="1" r:id="rIdctzihh8osa0huu_71sppp">
               <w:r>
                 <w:rPr>
                   <w:rFonts w:ascii="Arial" w:cs="Arial" w:eastAsia="Arial" w:hAnsi="Arial"/>
@@ -31429,7 +31429,7 @@
               <w:spacing w:after="10" w:before="0"/>
               <w:ind w:left="120"/>
             </w:pPr>
-            <w:hyperlink w:history="1" r:id="rId1gjy8x9jy-v14etpbyaas">
+            <w:hyperlink w:history="1" r:id="rIdkzd9gnybjpgptnokgkfwr">
               <w:r>
                 <w:rPr>
                   <w:rFonts w:ascii="Arial" w:cs="Arial" w:eastAsia="Arial" w:hAnsi="Arial"/>
@@ -31474,7 +31474,7 @@
               </w:rPr>
               <w:t xml:space="preserve">Learners return to the cumulative probability model they have been building since Lesson 1 — a large annotated diagram of Kamau's matatu route with probability notation added at each lesson. Today's addition: learners draw a miniature two-stage tree diagram in the 'Machakos Bus Station → Mlolongo → Athi River' section of their model. They label all four terminal branches with computed probabilities and add a caption: 'Tree diagram shows ALL possible boarding outcomes across two stops. Multiply along branches. Add across outcomes for conditions.' They also add a second small tree for the road-safety pedestrian scenario in the 'Nairobi CBD' section of their route diagram, labelling P(undesignated ∩ near-miss) = 6/25 with a road-safety symbol (⚠). Finally, learners write a 'Model Update Statement' at the bottom of their diagram: 'I have added tree diagrams. My model now shows not just individual probabilities but ALL combinations of outcomes, with exact probabilities for each. Kamau can now calculate P(both stops filled) = </w:t>
             </w:r>
-            <w:del w:id="9362" w:author="Claude (AI) - proposed" w:date="2026-10-15T20:14:38Z">
+            <w:del w:id="9362" w:author="Claude (AI) - proposed" w:date="2026-10-18T00:28:12Z">
               <w:r>
                 <w:rPr>
                   <w:rFonts w:ascii="Arial" w:cs="Arial" w:eastAsia="Arial" w:hAnsi="Arial"/>
@@ -31489,7 +31489,7 @@
                 <w:delText xml:space="preserve">49/100</w:delText>
               </w:r>
             </w:del>
-            <w:ins w:id="9363" w:author="Claude (AI) - proposed" w:date="2026-10-15T20:14:38Z">
+            <w:ins w:id="9363" w:author="Claude (AI) - proposed" w:date="2026-10-18T00:28:12Z">
               <w:r>
                 <w:rPr>
                   <w:rFonts w:ascii="Arial" w:cs="Arial" w:eastAsia="Arial" w:hAnsi="Arial"/>
@@ -31550,7 +31550,7 @@
               </w:rPr>
               <w:t xml:space="preserve">1. Say verbatim: 'Your model started as a simple matatu route map. Today it gets its most powerful addition — a tree. Open your model to the two-stop section.' 2. Circulate for </w:t>
             </w:r>
-            <w:del w:id="9364" w:author="Claude (AI) - proposed" w:date="2026-10-15T20:14:38Z">
+            <w:del w:id="9364" w:author="Claude (AI) - proposed" w:date="2026-10-18T00:28:12Z">
               <w:r>
                 <w:rPr>
                   <w:rFonts w:ascii="Arial" w:cs="Arial" w:eastAsia="Arial" w:hAnsi="Arial"/>
@@ -31565,7 +31565,7 @@
                 <w:delText xml:space="preserve">8</w:delText>
               </w:r>
             </w:del>
-            <w:ins w:id="9365" w:author="Claude (AI) - proposed" w:date="2026-10-15T20:14:38Z">
+            <w:ins w:id="9365" w:author="Claude (AI) - proposed" w:date="2026-10-18T00:28:12Z">
               <w:r>
                 <w:rPr>
                   <w:rFonts w:ascii="Arial" w:cs="Arial" w:eastAsia="Arial" w:hAnsi="Arial"/>
@@ -31593,7 +31593,7 @@
               </w:rPr>
               <w:t xml:space="preserve"> minutes while learners draw and annotate their trees. Prioritise checking: (i) branch probabilities are correctly placed (on the branch, not at the node); (ii) terminal branch products are computed correctly; (iii) the four products are written in a small sum-check box. 3. If a learner's four products do not sum to 1: crouch to their level and say quietly: 'Your tree is telling you something is wrong — what does the sum give you?' Do not correct directly; let them self-correct. 4. After 8 minutes, prompt pair sharing: 'Compare your model with your partner. Point to ONE branch where you have different numbers. Whose is correct — and how do you know?' 5. With </w:t>
             </w:r>
-            <w:del w:id="9366" w:author="Claude (AI) - proposed" w:date="2026-10-15T20:14:38Z">
+            <w:del w:id="9366" w:author="Claude (AI) - proposed" w:date="2026-10-18T00:28:12Z">
               <w:r>
                 <w:rPr>
                   <w:rFonts w:ascii="Arial" w:cs="Arial" w:eastAsia="Arial" w:hAnsi="Arial"/>
@@ -31608,7 +31608,7 @@
                 <w:delText xml:space="preserve">2 minutes</w:delText>
               </w:r>
             </w:del>
-            <w:ins w:id="9367" w:author="Claude (AI) - proposed" w:date="2026-10-15T20:14:38Z">
+            <w:ins w:id="9367" w:author="Claude (AI) - proposed" w:date="2026-10-18T00:28:12Z">
               <w:r>
                 <w:rPr>
                   <w:rFonts w:ascii="Arial" w:cs="Arial" w:eastAsia="Arial" w:hAnsi="Arial"/>
@@ -31797,7 +31797,7 @@
               </w:rPr>
               <w:t xml:space="preserve">After the lesson, reflect on the following: (1) PREDICTION SPREAD — Did the Phase 1 prediction show the expected misconception (P(both) = </w:t>
             </w:r>
-            <w:del w:id="9368" w:author="Claude (AI) - proposed" w:date="2026-10-15T20:14:38Z">
+            <w:del w:id="9368" w:author="Claude (AI) - proposed" w:date="2026-10-18T00:28:12Z">
               <w:r>
                 <w:rPr>
                   <w:rFonts w:ascii="Arial" w:cs="Arial" w:eastAsia="Arial" w:hAnsi="Arial"/>
@@ -31812,7 +31812,7 @@
                 <w:delText xml:space="preserve">7/10</w:delText>
               </w:r>
             </w:del>
-            <w:ins w:id="9369" w:author="Claude (AI) - proposed" w:date="2026-10-15T20:14:38Z">
+            <w:ins w:id="9369" w:author="Claude (AI) - proposed" w:date="2026-10-18T00:28:12Z">
               <w:r>
                 <w:rPr>
                   <w:rFonts w:ascii="Arial" w:cs="Arial" w:eastAsia="Arial" w:hAnsi="Arial"/>
@@ -31970,7 +31970,7 @@
               </w:rPr>
               <w:t xml:space="preserve">Learners observed a two-stage probability tree diagram built step-by-step for Kamau's matatu boarding scenario (Stop 1: Mlolongo; Stop 2: Athi River), with P(Filled) = </w:t>
             </w:r>
-            <w:del w:id="9370" w:author="Claude (AI) - proposed" w:date="2026-10-15T20:14:38Z">
+            <w:del w:id="9370" w:author="Claude (AI) - proposed" w:date="2026-10-18T00:28:12Z">
               <w:r>
                 <w:rPr>
                   <w:rFonts w:ascii="Arial" w:cs="Arial" w:eastAsia="Arial" w:hAnsi="Arial"/>
@@ -31985,7 +31985,7 @@
                 <w:delText xml:space="preserve">7/10</w:delText>
               </w:r>
             </w:del>
-            <w:ins w:id="9371" w:author="Claude (AI) - proposed" w:date="2026-10-15T20:14:38Z">
+            <w:ins w:id="9371" w:author="Claude (AI) - proposed" w:date="2026-10-18T00:28:12Z">
               <w:r>
                 <w:rPr>
                   <w:rFonts w:ascii="Arial" w:cs="Arial" w:eastAsia="Arial" w:hAnsi="Arial"/>
@@ -32013,7 +32013,7 @@
               </w:rPr>
               <w:t xml:space="preserve"> and P(Empty) = </w:t>
             </w:r>
-            <w:del w:id="9372" w:author="Claude (AI) - proposed" w:date="2026-10-15T20:14:38Z">
+            <w:del w:id="9372" w:author="Claude (AI) - proposed" w:date="2026-10-18T00:28:12Z">
               <w:r>
                 <w:rPr>
                   <w:rFonts w:ascii="Arial" w:cs="Arial" w:eastAsia="Arial" w:hAnsi="Arial"/>
@@ -32028,7 +32028,7 @@
                 <w:delText xml:space="preserve">3/10</w:delText>
               </w:r>
             </w:del>
-            <w:ins w:id="9373" w:author="Claude (AI) - proposed" w:date="2026-10-15T20:14:38Z">
+            <w:ins w:id="9373" w:author="Claude (AI) - proposed" w:date="2026-10-18T00:28:12Z">
               <w:r>
                 <w:rPr>
                   <w:rFonts w:ascii="Arial" w:cs="Arial" w:eastAsia="Arial" w:hAnsi="Arial"/>
@@ -32124,7 +32124,7 @@
               </w:rPr>
               <w:t xml:space="preserve">Learners learned that: (1) a tree diagram displays ALL possible outcomes of sequential events simultaneously; (2) probabilities are MULTIPLIED along each branch path (multiplication rule for independent events); (3) probabilities are ADDED across branches to find the probability of any condition spanning multiple outcomes; (4) the sum-to-1 check is a built-in error detector; (5) P(both seats filled across two stops) = </w:t>
             </w:r>
-            <w:del w:id="9374" w:author="Claude (AI) - proposed" w:date="2026-10-15T20:14:38Z">
+            <w:del w:id="9374" w:author="Claude (AI) - proposed" w:date="2026-10-18T00:28:12Z">
               <w:r>
                 <w:rPr>
                   <w:rFonts w:ascii="Arial" w:cs="Arial" w:eastAsia="Arial" w:hAnsi="Arial"/>
@@ -32139,7 +32139,7 @@
                 <w:delText xml:space="preserve">49/100</w:delText>
               </w:r>
             </w:del>
-            <w:ins w:id="9375" w:author="Claude (AI) - proposed" w:date="2026-10-15T20:14:38Z">
+            <w:ins w:id="9375" w:author="Claude (AI) - proposed" w:date="2026-10-18T00:28:12Z">
               <w:r>
                 <w:rPr>
                   <w:rFonts w:ascii="Arial" w:cs="Arial" w:eastAsia="Arial" w:hAnsi="Arial"/>
@@ -32167,7 +32167,7 @@
               </w:rPr>
               <w:t xml:space="preserve">; P(at least one seat filled) = </w:t>
             </w:r>
-            <w:del w:id="9376" w:author="Claude (AI) - proposed" w:date="2026-10-15T20:14:38Z">
+            <w:del w:id="9376" w:author="Claude (AI) - proposed" w:date="2026-10-18T00:28:12Z">
               <w:r>
                 <w:rPr>
                   <w:rFonts w:ascii="Arial" w:cs="Arial" w:eastAsia="Arial" w:hAnsi="Arial"/>
@@ -32182,7 +32182,7 @@
                 <w:delText xml:space="preserve">91/100</w:delText>
               </w:r>
             </w:del>
-            <w:ins w:id="9377" w:author="Claude (AI) - proposed" w:date="2026-10-15T20:14:38Z">
+            <w:ins w:id="9377" w:author="Claude (AI) - proposed" w:date="2026-10-18T00:28:12Z">
               <w:r>
                 <w:rPr>
                   <w:rFonts w:ascii="Arial" w:cs="Arial" w:eastAsia="Arial" w:hAnsi="Arial"/>
@@ -32210,7 +32210,7 @@
               </w:rPr>
               <w:t xml:space="preserve">; P(exactly one seat filled) = </w:t>
             </w:r>
-            <w:del w:id="9378" w:author="Claude (AI) - proposed" w:date="2026-10-15T20:14:38Z">
+            <w:del w:id="9378" w:author="Claude (AI) - proposed" w:date="2026-10-18T00:28:12Z">
               <w:r>
                 <w:rPr>
                   <w:rFonts w:ascii="Arial" w:cs="Arial" w:eastAsia="Arial" w:hAnsi="Arial"/>
@@ -32225,7 +32225,7 @@
                 <w:delText xml:space="preserve">42/100</w:delText>
               </w:r>
             </w:del>
-            <w:ins w:id="9379" w:author="Claude (AI) - proposed" w:date="2026-10-15T20:14:38Z">
+            <w:ins w:id="9379" w:author="Claude (AI) - proposed" w:date="2026-10-18T00:28:12Z">
               <w:r>
                 <w:rPr>
                   <w:rFonts w:ascii="Arial" w:cs="Arial" w:eastAsia="Arial" w:hAnsi="Arial"/>
@@ -32253,7 +32253,7 @@
               </w:rPr>
               <w:t xml:space="preserve">; (6)</w:t>
             </w:r>
-            <w:ins w:id="9380" w:author="Claude (AI) - proposed" w:date="2026-10-15T20:14:38Z">
+            <w:ins w:id="9380" w:author="Claude (AI) - proposed" w:date="2026-10-18T00:28:12Z">
               <w:r>
                 <w:rPr>
                   <w:rFonts w:ascii="Arial" w:cs="Arial" w:eastAsia="Arial" w:hAnsi="Arial"/>
@@ -32281,7 +32281,7 @@
               </w:rPr>
               <w:t xml:space="preserve"> crossing at an undesignated point </w:t>
             </w:r>
-            <w:del w:id="9381" w:author="Claude (AI) - proposed" w:date="2026-10-15T20:14:38Z">
+            <w:del w:id="9381" w:author="Claude (AI) - proposed" w:date="2026-10-18T00:28:12Z">
               <w:r>
                 <w:rPr>
                   <w:rFonts w:ascii="Arial" w:cs="Arial" w:eastAsia="Arial" w:hAnsi="Arial"/>
@@ -32296,7 +32296,7 @@
                 <w:delText xml:space="preserve">in Nairobi is 6× more likely to result</w:delText>
               </w:r>
             </w:del>
-            <w:ins w:id="9382" w:author="Claude (AI) - proposed" w:date="2026-10-15T20:14:38Z">
+            <w:ins w:id="9382" w:author="Claude (AI) - proposed" w:date="2026-10-18T00:28:12Z">
               <w:r>
                 <w:rPr>
                   <w:rFonts w:ascii="Arial" w:cs="Arial" w:eastAsia="Arial" w:hAnsi="Arial"/>
@@ -32324,7 +32324,7 @@
               </w:rPr>
               <w:t xml:space="preserve"> in a near-miss </w:t>
             </w:r>
-            <w:del w:id="9383" w:author="Claude (AI) - proposed" w:date="2026-10-15T20:14:38Z">
+            <w:del w:id="9383" w:author="Claude (AI) - proposed" w:date="2026-10-18T00:28:12Z">
               <w:r>
                 <w:rPr>
                   <w:rFonts w:ascii="Arial" w:cs="Arial" w:eastAsia="Arial" w:hAnsi="Arial"/>
@@ -32339,7 +32339,7 @@
                 <w:delText xml:space="preserve">than crossing</w:delText>
               </w:r>
             </w:del>
-            <w:ins w:id="9384" w:author="Claude (AI) - proposed" w:date="2026-10-15T20:14:38Z">
+            <w:ins w:id="9384" w:author="Claude (AI) - proposed" w:date="2026-10-18T00:28:12Z">
               <w:r>
                 <w:rPr>
                   <w:rFonts w:ascii="Arial" w:cs="Arial" w:eastAsia="Arial" w:hAnsi="Arial"/>
@@ -32367,7 +32367,7 @@
               </w:rPr>
               <w:t xml:space="preserve"> at a designated point</w:t>
             </w:r>
-            <w:ins w:id="9385" w:author="Claude (AI) - proposed" w:date="2026-10-15T20:14:38Z">
+            <w:ins w:id="9385" w:author="Claude (AI) - proposed" w:date="2026-10-18T00:28:12Z">
               <w:r>
                 <w:rPr>
                   <w:rFonts w:ascii="Arial" w:cs="Arial" w:eastAsia="Arial" w:hAnsi="Arial"/>
@@ -32483,7 +32483,7 @@
         </w:rPr>
         <w:t xml:space="preserve">© 2026 SeaVuria and ARES. Aligned with KICD objectives. Developed by SeaVuria; technical implementation by ARES (with AI assistance from Claude). Licensed under </w:t>
       </w:r>
-      <w:hyperlink w:history="1" r:id="rIdgtdcixeywkj_yaieqfge4">
+      <w:hyperlink w:history="1" r:id="rIdidjy19zvrlvtevfytgov5">
         <w:r>
           <w:rPr>
             <w:rFonts w:ascii="Arial" w:cs="Arial" w:eastAsia="Arial" w:hAnsi="Arial"/>
@@ -32504,7 +32504,7 @@
         </w:rPr>
         <w:t xml:space="preserve"> (</w:t>
       </w:r>
-      <w:hyperlink w:history="1" r:id="rIdzzfz7enzsvdxigxtpsvpy">
+      <w:hyperlink w:history="1" r:id="rId7t7qmykvlrqfyzgwe209z">
         <w:r>
           <w:rPr>
             <w:rFonts w:ascii="Arial" w:cs="Arial" w:eastAsia="Arial" w:hAnsi="Arial"/>
@@ -33376,7 +33376,7 @@
               </w:rPr>
               <w:t xml:space="preserve">In Act 2 (the Probability Report), the class returns to Kamau's anchoring phenomenon. Using his complete 20-trip tally (passenger counts: 6, 9, 14, 11, 14, 8, 14, 12, 7, 14, 10, 14, 13, 6, 14, 9, 14, 11, 8, 14), learners count that 8 out of 20 trips were fully booked (count = 14), giving an experimental probability of P(full trip) = 8/20 = 0.4. They then build a theoretical model: if each of the 14 seats is filled independently with probability p = </w:t>
             </w:r>
-            <w:del w:id="9386" w:author="Claude (AI) - proposed" w:date="2026-10-15T20:14:38Z">
+            <w:del w:id="9386" w:author="Claude (AI) - proposed" w:date="2026-10-18T00:28:12Z">
               <w:r>
                 <w:rPr>
                   <w:rFonts w:ascii="Arial" w:cs="Arial" w:eastAsia="Arial" w:hAnsi="Arial"/>
@@ -33391,7 +33391,7 @@
                 <w:delText xml:space="preserve">10</w:delText>
               </w:r>
             </w:del>
-            <w:ins w:id="9387" w:author="Claude (AI) - proposed" w:date="2026-10-15T20:14:38Z">
+            <w:ins w:id="9387" w:author="Claude (AI) - proposed" w:date="2026-10-18T00:28:12Z">
               <w:r>
                 <w:rPr>
                   <w:rFonts w:ascii="Arial" w:cs="Arial" w:eastAsia="Arial" w:hAnsi="Arial"/>
@@ -33419,7 +33419,7 @@
               </w:rPr>
               <w:t xml:space="preserve">/14 ≈ 0.</w:t>
             </w:r>
-            <w:del w:id="9388" w:author="Claude (AI) - proposed" w:date="2026-10-15T20:14:38Z">
+            <w:del w:id="9388" w:author="Claude (AI) - proposed" w:date="2026-10-18T00:28:12Z">
               <w:r>
                 <w:rPr>
                   <w:rFonts w:ascii="Arial" w:cs="Arial" w:eastAsia="Arial" w:hAnsi="Arial"/>
@@ -33434,7 +33434,7 @@
                 <w:delText xml:space="preserve">714</w:delText>
               </w:r>
             </w:del>
-            <w:ins w:id="9389" w:author="Claude (AI) - proposed" w:date="2026-10-15T20:14:38Z">
+            <w:ins w:id="9389" w:author="Claude (AI) - proposed" w:date="2026-10-18T00:28:12Z">
               <w:r>
                 <w:rPr>
                   <w:rFonts w:ascii="Arial" w:cs="Arial" w:eastAsia="Arial" w:hAnsi="Arial"/>
@@ -33462,7 +33462,7 @@
               </w:rPr>
               <w:t xml:space="preserve"> (derived in Lesson 4), the probability that ALL 14 are filled is (</w:t>
             </w:r>
-            <w:del w:id="9390" w:author="Claude (AI) - proposed" w:date="2026-10-15T20:14:38Z">
+            <w:del w:id="9390" w:author="Claude (AI) - proposed" w:date="2026-10-18T00:28:12Z">
               <w:r>
                 <w:rPr>
                   <w:rFonts w:ascii="Arial" w:cs="Arial" w:eastAsia="Arial" w:hAnsi="Arial"/>
@@ -33477,7 +33477,7 @@
                 <w:delText xml:space="preserve">10</w:delText>
               </w:r>
             </w:del>
-            <w:ins w:id="9391" w:author="Claude (AI) - proposed" w:date="2026-10-15T20:14:38Z">
+            <w:ins w:id="9391" w:author="Claude (AI) - proposed" w:date="2026-10-18T00:28:12Z">
               <w:r>
                 <w:rPr>
                   <w:rFonts w:ascii="Arial" w:cs="Arial" w:eastAsia="Arial" w:hAnsi="Arial"/>
@@ -33505,7 +33505,7 @@
               </w:rPr>
               <w:t xml:space="preserve">/14)^14 ≈ 0.</w:t>
             </w:r>
-            <w:del w:id="9392" w:author="Claude (AI) - proposed" w:date="2026-10-15T20:14:38Z">
+            <w:del w:id="9392" w:author="Claude (AI) - proposed" w:date="2026-10-18T00:28:12Z">
               <w:r>
                 <w:rPr>
                   <w:rFonts w:ascii="Arial" w:cs="Arial" w:eastAsia="Arial" w:hAnsi="Arial"/>
@@ -33520,7 +33520,7 @@
                 <w:delText xml:space="preserve">009</w:delText>
               </w:r>
             </w:del>
-            <w:ins w:id="9393" w:author="Claude (AI) - proposed" w:date="2026-10-15T20:14:38Z">
+            <w:ins w:id="9393" w:author="Claude (AI) - proposed" w:date="2026-10-18T00:28:12Z">
               <w:r>
                 <w:rPr>
                   <w:rFonts w:ascii="Arial" w:cs="Arial" w:eastAsia="Arial" w:hAnsi="Arial"/>
@@ -33876,7 +33876,7 @@
             <w:pPr>
               <w:spacing w:after="20" w:before="0"/>
             </w:pPr>
-            <w:hyperlink w:history="1" r:id="rIdmt1bon4nni9to6p67pg_m">
+            <w:hyperlink w:history="1" r:id="rId_zh-q7fisllpv8l9tav_n">
               <w:r>
                 <w:rPr>
                   <w:rFonts w:ascii="Arial" w:cs="Arial" w:eastAsia="Arial" w:hAnsi="Arial"/>
@@ -33909,7 +33909,7 @@
               <w:spacing w:after="10" w:before="0"/>
               <w:ind w:left="120"/>
             </w:pPr>
-            <w:hyperlink w:history="1" r:id="rId5fk9wnu9zfykwvr4lsjnu">
+            <w:hyperlink w:history="1" r:id="rId8rr94utszrchp0wu_ahje">
               <w:r>
                 <w:rPr>
                   <w:rFonts w:ascii="Arial" w:cs="Arial" w:eastAsia="Arial" w:hAnsi="Arial"/>
@@ -33954,7 +33954,7 @@
             <w:pPr>
               <w:spacing w:after="20" w:before="0"/>
             </w:pPr>
-            <w:hyperlink w:history="1" r:id="rIdwemttxbtmxs5qsxt6ftte">
+            <w:hyperlink w:history="1" r:id="rIdbakxjyvqih4enrmewbpss">
               <w:r>
                 <w:rPr>
                   <w:rFonts w:ascii="Arial" w:cs="Arial" w:eastAsia="Arial" w:hAnsi="Arial"/>
@@ -33987,7 +33987,7 @@
               <w:spacing w:after="10" w:before="0"/>
               <w:ind w:left="120"/>
             </w:pPr>
-            <w:hyperlink w:history="1" r:id="rIdriy15r_0ighm-wm4cieo6">
+            <w:hyperlink w:history="1" r:id="rIdzcw3xdyvivpkpfo6zx9f8">
               <w:r>
                 <w:rPr>
                   <w:rFonts w:ascii="Arial" w:cs="Arial" w:eastAsia="Arial" w:hAnsi="Arial"/>
@@ -34032,7 +34032,7 @@
               </w:rPr>
               <w:t xml:space="preserve">Students receive a fresh copy of Kamau's 20-trip tally notebook (the original dataset from Lesson 1) and, without computing anything, write individual written predictions in their exercise books answering three prompts: (1) 'Roughly what fraction of Kamau's trips do you think ended with a full bus?'; (2) 'If you designed a perfectly fair spinning-wheel game for a school fete, what would it look like?'; (3) 'What single piece of probability advice would you give Kamau right now?' Students work silently for </w:t>
             </w:r>
-            <w:del w:id="9394" w:author="Claude (AI) - proposed" w:date="2026-10-15T20:14:38Z">
+            <w:del w:id="9394" w:author="Claude (AI) - proposed" w:date="2026-10-18T00:28:12Z">
               <w:r>
                 <w:rPr>
                   <w:rFonts w:ascii="Arial" w:cs="Arial" w:eastAsia="Arial" w:hAnsi="Arial"/>
@@ -34047,7 +34047,7 @@
                 <w:delText xml:space="preserve">3</w:delText>
               </w:r>
             </w:del>
-            <w:ins w:id="9395" w:author="Claude (AI) - proposed" w:date="2026-10-15T20:14:38Z">
+            <w:ins w:id="9395" w:author="Claude (AI) - proposed" w:date="2026-10-18T00:28:12Z">
               <w:r>
                 <w:rPr>
                   <w:rFonts w:ascii="Arial" w:cs="Arial" w:eastAsia="Arial" w:hAnsi="Arial"/>
@@ -34075,7 +34075,7 @@
               </w:rPr>
               <w:t xml:space="preserve"> minutes, then share predictions with a partner (Think-Pair-Share) for </w:t>
             </w:r>
-            <w:del w:id="9396" w:author="Claude (AI) - proposed" w:date="2026-10-15T20:14:38Z">
+            <w:del w:id="9396" w:author="Claude (AI) - proposed" w:date="2026-10-18T00:28:12Z">
               <w:r>
                 <w:rPr>
                   <w:rFonts w:ascii="Arial" w:cs="Arial" w:eastAsia="Arial" w:hAnsi="Arial"/>
@@ -34090,7 +34090,7 @@
                 <w:delText xml:space="preserve">2 minutes</w:delText>
               </w:r>
             </w:del>
-            <w:ins w:id="9397" w:author="Claude (AI) - proposed" w:date="2026-10-15T20:14:38Z">
+            <w:ins w:id="9397" w:author="Claude (AI) - proposed" w:date="2026-10-18T00:28:12Z">
               <w:r>
                 <w:rPr>
                   <w:rFonts w:ascii="Arial" w:cs="Arial" w:eastAsia="Arial" w:hAnsi="Arial"/>
@@ -34138,7 +34138,7 @@
               <w:spacing w:after="40" w:before="0"/>
               <w:jc w:val="left"/>
             </w:pPr>
-            <w:ins w:id="9398" w:author="Claude (AI) - proposed" w:date="2026-10-15T20:14:38Z">
+            <w:ins w:id="9398" w:author="Claude (AI) - proposed" w:date="2026-10-18T00:28:12Z">
               <w:r>
                 <w:rPr>
                   <w:rFonts w:ascii="Arial" w:cs="Arial" w:eastAsia="Arial" w:hAnsi="Arial"/>
@@ -34166,7 +34166,7 @@
               </w:rPr>
               <w:t xml:space="preserve">Display Kamau's original tally table on the board (trip numbers 1–20 with passenger counts: 6, 9, 14, 11, 14, 8, 14, 12, 7, 14, 10, 14, 13, 6, 14, 9, 14, 11, 8, 14). Say: 'We have lived with Kamau's puzzle for seven lessons. Today we answer it — with full mathematical power. But before we calculate anything, I want your best prediction right now. Look at the data. Think silently. Write.' [WAIT TIME: </w:t>
             </w:r>
-            <w:del w:id="9399" w:author="Claude (AI) - proposed" w:date="2026-10-15T20:14:38Z">
+            <w:del w:id="9399" w:author="Claude (AI) - proposed" w:date="2026-10-18T00:28:12Z">
               <w:r>
                 <w:rPr>
                   <w:rFonts w:ascii="Arial" w:cs="Arial" w:eastAsia="Arial" w:hAnsi="Arial"/>
@@ -34181,7 +34181,7 @@
                 <w:delText xml:space="preserve">3</w:delText>
               </w:r>
             </w:del>
-            <w:ins w:id="9400" w:author="Claude (AI) - proposed" w:date="2026-10-15T20:14:38Z">
+            <w:ins w:id="9400" w:author="Claude (AI) - proposed" w:date="2026-10-18T00:28:12Z">
               <w:r>
                 <w:rPr>
                   <w:rFonts w:ascii="Arial" w:cs="Arial" w:eastAsia="Arial" w:hAnsi="Arial"/>
@@ -34209,7 +34209,7 @@
               </w:rPr>
               <w:t xml:space="preserve"> minutes silent writing — do not prompt.] After 3 minutes: 'Turn to your partner. Compare your predictions on all three questions. Do you agree? Disagree? Note where you differ.' [WAIT TIME: </w:t>
             </w:r>
-            <w:del w:id="9401" w:author="Claude (AI) - proposed" w:date="2026-10-15T20:14:38Z">
+            <w:del w:id="9401" w:author="Claude (AI) - proposed" w:date="2026-10-18T00:28:12Z">
               <w:r>
                 <w:rPr>
                   <w:rFonts w:ascii="Arial" w:cs="Arial" w:eastAsia="Arial" w:hAnsi="Arial"/>
@@ -34224,7 +34224,7 @@
                 <w:delText xml:space="preserve">2 minutes</w:delText>
               </w:r>
             </w:del>
-            <w:ins w:id="9402" w:author="Claude (AI) - proposed" w:date="2026-10-15T20:14:38Z">
+            <w:ins w:id="9402" w:author="Claude (AI) - proposed" w:date="2026-10-18T00:28:12Z">
               <w:r>
                 <w:rPr>
                   <w:rFonts w:ascii="Arial" w:cs="Arial" w:eastAsia="Arial" w:hAnsi="Arial"/>
@@ -34252,7 +34252,7 @@
               </w:rPr>
               <w:t xml:space="preserve"> pair discussion.] Then cold-call </w:t>
             </w:r>
-            <w:del w:id="9403" w:author="Claude (AI) - proposed" w:date="2026-10-15T20:14:38Z">
+            <w:del w:id="9403" w:author="Claude (AI) - proposed" w:date="2026-10-18T00:28:12Z">
               <w:r>
                 <w:rPr>
                   <w:rFonts w:ascii="Arial" w:cs="Arial" w:eastAsia="Arial" w:hAnsi="Arial"/>
@@ -34267,7 +34267,7 @@
                 <w:delText xml:space="preserve">3 different</w:delText>
               </w:r>
             </w:del>
-            <w:ins w:id="9404" w:author="Claude (AI) - proposed" w:date="2026-10-15T20:14:38Z">
+            <w:ins w:id="9404" w:author="Claude (AI) - proposed" w:date="2026-10-18T00:28:12Z">
               <w:r>
                 <w:rPr>
                   <w:rFonts w:ascii="Arial" w:cs="Arial" w:eastAsia="Arial" w:hAnsi="Arial"/>
@@ -34295,7 +34295,7 @@
               </w:rPr>
               <w:t xml:space="preserve"> students on prompt 1 ('What fraction?')</w:t>
             </w:r>
-            <w:del w:id="9405" w:author="Claude (AI) - proposed" w:date="2026-10-15T20:14:38Z">
+            <w:del w:id="9405" w:author="Claude (AI) - proposed" w:date="2026-10-18T00:28:12Z">
               <w:r>
                 <w:rPr>
                   <w:rFonts w:ascii="Arial" w:cs="Arial" w:eastAsia="Arial" w:hAnsi="Arial"/>
@@ -34310,7 +34310,7 @@
                 <w:delText xml:space="preserve">, 2 different students on prompt</w:delText>
               </w:r>
             </w:del>
-            <w:ins w:id="9406" w:author="Claude (AI) - proposed" w:date="2026-10-15T20:14:38Z">
+            <w:ins w:id="9406" w:author="Claude (AI) - proposed" w:date="2026-10-18T00:28:12Z">
               <w:r>
                 <w:rPr>
                   <w:rFonts w:ascii="Arial" w:cs="Arial" w:eastAsia="Arial" w:hAnsi="Arial"/>
@@ -34338,7 +34338,7 @@
               </w:rPr>
               <w:t xml:space="preserve"> 2 ('What does a fair game look like?')</w:t>
             </w:r>
-            <w:del w:id="9407" w:author="Claude (AI) - proposed" w:date="2026-10-15T20:14:38Z">
+            <w:del w:id="9407" w:author="Claude (AI) - proposed" w:date="2026-10-18T00:28:12Z">
               <w:r>
                 <w:rPr>
                   <w:rFonts w:ascii="Arial" w:cs="Arial" w:eastAsia="Arial" w:hAnsi="Arial"/>
@@ -34353,7 +34353,7 @@
                 <w:delText xml:space="preserve">, and 2 students on prompt</w:delText>
               </w:r>
             </w:del>
-            <w:ins w:id="9408" w:author="Claude (AI) - proposed" w:date="2026-10-15T20:14:38Z">
+            <w:ins w:id="9408" w:author="Claude (AI) - proposed" w:date="2026-10-18T00:28:12Z">
               <w:r>
                 <w:rPr>
                   <w:rFonts w:ascii="Arial" w:cs="Arial" w:eastAsia="Arial" w:hAnsi="Arial"/>
@@ -34503,7 +34503,7 @@
             <w:pPr>
               <w:spacing w:after="20" w:before="0"/>
             </w:pPr>
-            <w:hyperlink w:history="1" r:id="rIdnb5locpclcyhn1gvbswhf">
+            <w:hyperlink w:history="1" r:id="rIdqldmtkvlj5px8b3ztxbww">
               <w:r>
                 <w:rPr>
                   <w:rFonts w:ascii="Arial" w:cs="Arial" w:eastAsia="Arial" w:hAnsi="Arial"/>
@@ -34536,7 +34536,7 @@
               <w:spacing w:after="10" w:before="0"/>
               <w:ind w:left="120"/>
             </w:pPr>
-            <w:hyperlink w:history="1" r:id="rIdqrxfg6yc2itlbcz6ahlhu">
+            <w:hyperlink w:history="1" r:id="rIdtrwoxixdqhuner0i9cydj">
               <w:r>
                 <w:rPr>
                   <w:rFonts w:ascii="Arial" w:cs="Arial" w:eastAsia="Arial" w:hAnsi="Arial"/>
@@ -34581,7 +34581,7 @@
             <w:pPr>
               <w:spacing w:after="20" w:before="0"/>
             </w:pPr>
-            <w:hyperlink w:history="1" r:id="rId8ezbheawgep7zbkgthd4g">
+            <w:hyperlink w:history="1" r:id="rIdm5g3bbfu994mhllkiregq">
               <w:r>
                 <w:rPr>
                   <w:rFonts w:ascii="Arial" w:cs="Arial" w:eastAsia="Arial" w:hAnsi="Arial"/>
@@ -34614,7 +34614,7 @@
               <w:spacing w:after="10" w:before="0"/>
               <w:ind w:left="120"/>
             </w:pPr>
-            <w:hyperlink w:history="1" r:id="rIdh5qjtrq65r4trv_6qefli">
+            <w:hyperlink w:history="1" r:id="rIdy6qkitj-80bwresnxcg3m">
               <w:r>
                 <w:rPr>
                   <w:rFonts w:ascii="Arial" w:cs="Arial" w:eastAsia="Arial" w:hAnsi="Arial"/>
@@ -34659,7 +34659,7 @@
               </w:rPr>
               <w:t xml:space="preserve">ACT 1 — GAME DESIGN (</w:t>
             </w:r>
-            <w:del w:id="9409" w:author="Claude (AI) - proposed" w:date="2026-10-15T20:14:38Z">
+            <w:del w:id="9409" w:author="Claude (AI) - proposed" w:date="2026-10-18T00:28:12Z">
               <w:r>
                 <w:rPr>
                   <w:rFonts w:ascii="Arial" w:cs="Arial" w:eastAsia="Arial" w:hAnsi="Arial"/>
@@ -34674,7 +34674,7 @@
                 <w:delText xml:space="preserve">25</w:delText>
               </w:r>
             </w:del>
-            <w:ins w:id="9410" w:author="Claude (AI) - proposed" w:date="2026-10-15T20:14:38Z">
+            <w:ins w:id="9410" w:author="Claude (AI) - proposed" w:date="2026-10-18T00:28:12Z">
               <w:r>
                 <w:rPr>
                   <w:rFonts w:ascii="Arial" w:cs="Arial" w:eastAsia="Arial" w:hAnsi="Arial"/>
@@ -34702,7 +34702,7 @@
               </w:rPr>
               <w:t xml:space="preserve"> minutes): Groups of 3–4 receive a 'Game Design Brief' card. Each group must design a probability-based game for a school fete at their school. The game must specify: (a) the physical setup (spinner divided into sectors, a standard deck of cards, two dice, or a bag of counters — using materials available in a Kenyan classroom); (b) the complete sample space, listed explicitly; (c) the theoretical probability of each player winning, calculated and shown; (d) a written fairness verdict — is the game fair? If not, how would they adjust it to make it fair? Groups record all work on a single A3 sheet (or two taped exercise-book pages). After </w:t>
             </w:r>
-            <w:del w:id="9411" w:author="Claude (AI) - proposed" w:date="2026-10-15T20:14:38Z">
+            <w:del w:id="9411" w:author="Claude (AI) - proposed" w:date="2026-10-18T00:28:12Z">
               <w:r>
                 <w:rPr>
                   <w:rFonts w:ascii="Arial" w:cs="Arial" w:eastAsia="Arial" w:hAnsi="Arial"/>
@@ -34717,7 +34717,7 @@
                 <w:delText xml:space="preserve">15</w:delText>
               </w:r>
             </w:del>
-            <w:ins w:id="9412" w:author="Claude (AI) - proposed" w:date="2026-10-15T20:14:38Z">
+            <w:ins w:id="9412" w:author="Claude (AI) - proposed" w:date="2026-10-18T00:28:12Z">
               <w:r>
                 <w:rPr>
                   <w:rFonts w:ascii="Arial" w:cs="Arial" w:eastAsia="Arial" w:hAnsi="Arial"/>
@@ -34745,7 +34745,7 @@
               </w:rPr>
               <w:t xml:space="preserve"> minutes of group work, groups rotate their A3 sheets one position clockwise. Each group then spends </w:t>
             </w:r>
-            <w:del w:id="9413" w:author="Claude (AI) - proposed" w:date="2026-10-15T20:14:38Z">
+            <w:del w:id="9413" w:author="Claude (AI) - proposed" w:date="2026-10-18T00:28:12Z">
               <w:r>
                 <w:rPr>
                   <w:rFonts w:ascii="Arial" w:cs="Arial" w:eastAsia="Arial" w:hAnsi="Arial"/>
@@ -34760,7 +34760,7 @@
                 <w:delText xml:space="preserve">8</w:delText>
               </w:r>
             </w:del>
-            <w:ins w:id="9414" w:author="Claude (AI) - proposed" w:date="2026-10-15T20:14:38Z">
+            <w:ins w:id="9414" w:author="Claude (AI) - proposed" w:date="2026-10-18T00:28:12Z">
               <w:r>
                 <w:rPr>
                   <w:rFonts w:ascii="Arial" w:cs="Arial" w:eastAsia="Arial" w:hAnsi="Arial"/>
@@ -34788,7 +34788,7 @@
               </w:rPr>
               <w:t xml:space="preserve"> minutes peer-evaluating the game they have received: they must identify at least one correct probability calculation, at least one error or fairness concern (if any), and write a signed 'Fairness Verdict' using a calculation to justify it. ACT 2 — PROBABILITY REPORT (</w:t>
             </w:r>
-            <w:del w:id="9415" w:author="Claude (AI) - proposed" w:date="2026-10-15T20:14:38Z">
+            <w:del w:id="9415" w:author="Claude (AI) - proposed" w:date="2026-10-18T00:28:12Z">
               <w:r>
                 <w:rPr>
                   <w:rFonts w:ascii="Arial" w:cs="Arial" w:eastAsia="Arial" w:hAnsi="Arial"/>
@@ -34803,7 +34803,7 @@
                 <w:delText xml:space="preserve">25</w:delText>
               </w:r>
             </w:del>
-            <w:ins w:id="9416" w:author="Claude (AI) - proposed" w:date="2026-10-15T20:14:38Z">
+            <w:ins w:id="9416" w:author="Claude (AI) - proposed" w:date="2026-10-18T00:28:12Z">
               <w:r>
                 <w:rPr>
                   <w:rFonts w:ascii="Arial" w:cs="Arial" w:eastAsia="Arial" w:hAnsi="Arial"/>
@@ -34831,7 +34831,7 @@
               </w:rPr>
               <w:t xml:space="preserve"> minutes): The class reconvenes. The teacher projects Kamau's full dataset. Guided by three structured questions on the board, learners individually compute: (Q1) the experimental probability of a fully booked trip from the 20-trip data; (Q2) what a naive independent-seats theoretical model predicts for P(full trip); (Q3) why the two answers differ, and what this means for how Kamau should plan. Learners write a structured one-page 'Probability Report for Kamau' in their exercise books using a teacher-provided scaffold with three headings: WHAT THE DATA SHOWS / WHAT A MATHEMATICAL MODEL PREDICTS / MY ADVICE TO KAMAU.</w:t>
             </w:r>
-            <w:ins w:id="9417" w:author="Claude (AI) - proposed" w:date="2026-10-15T20:14:38Z">
+            <w:ins w:id="9417" w:author="Claude (AI) - proposed" w:date="2026-10-18T00:28:12Z">
               <w:r>
                 <w:rPr>
                   <w:rFonts w:ascii="Arial" w:cs="Arial" w:eastAsia="Arial" w:hAnsi="Arial"/>
@@ -34879,7 +34879,7 @@
               </w:rPr>
               <w:t xml:space="preserve">ACT 1 setup: Distribute Game Design Brief cards. Say: 'Your task is to design a probability game for a school fete — like the fetes at Nairobi School, Starehe Boys, or your own school. The game must be mathematically fair. You have </w:t>
             </w:r>
-            <w:del w:id="9418" w:author="Claude (AI) - proposed" w:date="2026-10-15T20:14:38Z">
+            <w:del w:id="9418" w:author="Claude (AI) - proposed" w:date="2026-10-18T00:28:12Z">
               <w:r>
                 <w:rPr>
                   <w:rFonts w:ascii="Arial" w:cs="Arial" w:eastAsia="Arial" w:hAnsi="Arial"/>
@@ -34894,7 +34894,7 @@
                 <w:delText xml:space="preserve">15</w:delText>
               </w:r>
             </w:del>
-            <w:ins w:id="9419" w:author="Claude (AI) - proposed" w:date="2026-10-15T20:14:38Z">
+            <w:ins w:id="9419" w:author="Claude (AI) - proposed" w:date="2026-10-18T00:28:12Z">
               <w:r>
                 <w:rPr>
                   <w:rFonts w:ascii="Arial" w:cs="Arial" w:eastAsia="Arial" w:hAnsi="Arial"/>
@@ -34922,7 +34922,7 @@
               </w:rPr>
               <w:t xml:space="preserve"> minutes. Use any of the probability tools from Lessons 1 to 7.' [WAIT TIME: allow </w:t>
             </w:r>
-            <w:del w:id="9420" w:author="Claude (AI) - proposed" w:date="2026-10-15T20:14:38Z">
+            <w:del w:id="9420" w:author="Claude (AI) - proposed" w:date="2026-10-18T00:28:12Z">
               <w:r>
                 <w:rPr>
                   <w:rFonts w:ascii="Arial" w:cs="Arial" w:eastAsia="Arial" w:hAnsi="Arial"/>
@@ -34937,7 +34937,7 @@
                 <w:delText xml:space="preserve">15</w:delText>
               </w:r>
             </w:del>
-            <w:ins w:id="9421" w:author="Claude (AI) - proposed" w:date="2026-10-15T20:14:38Z">
+            <w:ins w:id="9421" w:author="Claude (AI) - proposed" w:date="2026-10-18T00:28:12Z">
               <w:r>
                 <w:rPr>
                   <w:rFonts w:ascii="Arial" w:cs="Arial" w:eastAsia="Arial" w:hAnsi="Arial"/>
@@ -34965,7 +34965,7 @@
               </w:rPr>
               <w:t xml:space="preserve"> minutes of genuine group work — circulate and ask probing questions: 'How do you know your sample space is complete?', 'What does the Addition Law say about these two outcomes?', 'Is this game fair — what calculation proves it?'] After 15 minutes: 'Stop writing. Rotate your sheets clockwise. You are now a probability judge. Your job: check the maths, find any errors, and write a fairness verdict with calculations. You have </w:t>
             </w:r>
-            <w:del w:id="9422" w:author="Claude (AI) - proposed" w:date="2026-10-15T20:14:38Z">
+            <w:del w:id="9422" w:author="Claude (AI) - proposed" w:date="2026-10-18T00:28:12Z">
               <w:r>
                 <w:rPr>
                   <w:rFonts w:ascii="Arial" w:cs="Arial" w:eastAsia="Arial" w:hAnsi="Arial"/>
@@ -34980,7 +34980,7 @@
                 <w:delText xml:space="preserve">8</w:delText>
               </w:r>
             </w:del>
-            <w:ins w:id="9423" w:author="Claude (AI) - proposed" w:date="2026-10-15T20:14:38Z">
+            <w:ins w:id="9423" w:author="Claude (AI) - proposed" w:date="2026-10-18T00:28:12Z">
               <w:r>
                 <w:rPr>
                   <w:rFonts w:ascii="Arial" w:cs="Arial" w:eastAsia="Arial" w:hAnsi="Arial"/>
@@ -35008,7 +35008,7 @@
               </w:rPr>
               <w:t xml:space="preserve"> minutes.' [WAIT TIME: </w:t>
             </w:r>
-            <w:del w:id="9424" w:author="Claude (AI) - proposed" w:date="2026-10-15T20:14:38Z">
+            <w:del w:id="9424" w:author="Claude (AI) - proposed" w:date="2026-10-18T00:28:12Z">
               <w:r>
                 <w:rPr>
                   <w:rFonts w:ascii="Arial" w:cs="Arial" w:eastAsia="Arial" w:hAnsi="Arial"/>
@@ -35023,7 +35023,7 @@
                 <w:delText xml:space="preserve">8</w:delText>
               </w:r>
             </w:del>
-            <w:ins w:id="9425" w:author="Claude (AI) - proposed" w:date="2026-10-15T20:14:38Z">
+            <w:ins w:id="9425" w:author="Claude (AI) - proposed" w:date="2026-10-18T00:28:12Z">
               <w:r>
                 <w:rPr>
                   <w:rFonts w:ascii="Arial" w:cs="Arial" w:eastAsia="Arial" w:hAnsi="Arial"/>
@@ -35051,7 +35051,7 @@
               </w:rPr>
               <w:t xml:space="preserve"> minutes.] After rotation: cold-call 2 groups to share the most interesting fairness concern they found. Say: 'Good. You have just done what a professional statistician does — design, then audit.' ACT 2 setup: Project Kamau's data. Say: 'Let us now return to where we began. Here is Kamau's complete notebook.' Point to the 20 trip counts. Ask: 'How many of these trips were fully booked? Count them now.' [WAIT TIME: 30 seconds.] Cold-call 1 student. Confirm: 8 trips show count = 14. Write on board: P(full trip, experimental) = 8/20 = 0.4. Then say: 'Now here is a challenge. In Lesson 4, we said the probability that any single seat is occupied is about </w:t>
             </w:r>
-            <w:del w:id="9426" w:author="Claude (AI) - proposed" w:date="2026-10-15T20:14:38Z">
+            <w:del w:id="9426" w:author="Claude (AI) - proposed" w:date="2026-10-18T00:28:12Z">
               <w:r>
                 <w:rPr>
                   <w:rFonts w:ascii="Arial" w:cs="Arial" w:eastAsia="Arial" w:hAnsi="Arial"/>
@@ -35066,7 +35066,7 @@
                 <w:delText xml:space="preserve">10</w:delText>
               </w:r>
             </w:del>
-            <w:ins w:id="9427" w:author="Claude (AI) - proposed" w:date="2026-10-15T20:14:38Z">
+            <w:ins w:id="9427" w:author="Claude (AI) - proposed" w:date="2026-10-18T00:28:12Z">
               <w:r>
                 <w:rPr>
                   <w:rFonts w:ascii="Arial" w:cs="Arial" w:eastAsia="Arial" w:hAnsi="Arial"/>
@@ -35094,7 +35094,7 @@
               </w:rPr>
               <w:t xml:space="preserve">/14. If the 14 seats fill independently, what is the theoretical probability that ALL 14 are occupied?' [WAIT TIME: </w:t>
             </w:r>
-            <w:del w:id="9428" w:author="Claude (AI) - proposed" w:date="2026-10-15T20:14:38Z">
+            <w:del w:id="9428" w:author="Claude (AI) - proposed" w:date="2026-10-18T00:28:12Z">
               <w:r>
                 <w:rPr>
                   <w:rFonts w:ascii="Arial" w:cs="Arial" w:eastAsia="Arial" w:hAnsi="Arial"/>
@@ -35109,7 +35109,7 @@
                 <w:delText xml:space="preserve">2 minutes</w:delText>
               </w:r>
             </w:del>
-            <w:ins w:id="9429" w:author="Claude (AI) - proposed" w:date="2026-10-15T20:14:38Z">
+            <w:ins w:id="9429" w:author="Claude (AI) - proposed" w:date="2026-10-18T00:28:12Z">
               <w:r>
                 <w:rPr>
                   <w:rFonts w:ascii="Arial" w:cs="Arial" w:eastAsia="Arial" w:hAnsi="Arial"/>
@@ -35137,7 +35137,7 @@
               </w:rPr>
               <w:t xml:space="preserve"> for individual calculation.] Cold-call 2 students. Guide toward (</w:t>
             </w:r>
-            <w:del w:id="9430" w:author="Claude (AI) - proposed" w:date="2026-10-15T20:14:38Z">
+            <w:del w:id="9430" w:author="Claude (AI) - proposed" w:date="2026-10-18T00:28:12Z">
               <w:r>
                 <w:rPr>
                   <w:rFonts w:ascii="Arial" w:cs="Arial" w:eastAsia="Arial" w:hAnsi="Arial"/>
@@ -35152,7 +35152,7 @@
                 <w:delText xml:space="preserve">10</w:delText>
               </w:r>
             </w:del>
-            <w:ins w:id="9431" w:author="Claude (AI) - proposed" w:date="2026-10-15T20:14:38Z">
+            <w:ins w:id="9431" w:author="Claude (AI) - proposed" w:date="2026-10-18T00:28:12Z">
               <w:r>
                 <w:rPr>
                   <w:rFonts w:ascii="Arial" w:cs="Arial" w:eastAsia="Arial" w:hAnsi="Arial"/>
@@ -35180,7 +35180,7 @@
               </w:rPr>
               <w:t xml:space="preserve">/14)^14 ≈ 0.</w:t>
             </w:r>
-            <w:del w:id="9432" w:author="Claude (AI) - proposed" w:date="2026-10-15T20:14:38Z">
+            <w:del w:id="9432" w:author="Claude (AI) - proposed" w:date="2026-10-18T00:28:12Z">
               <w:r>
                 <w:rPr>
                   <w:rFonts w:ascii="Arial" w:cs="Arial" w:eastAsia="Arial" w:hAnsi="Arial"/>
@@ -35195,7 +35195,7 @@
                 <w:delText xml:space="preserve">009</w:delText>
               </w:r>
             </w:del>
-            <w:ins w:id="9433" w:author="Claude (AI) - proposed" w:date="2026-10-15T20:14:38Z">
+            <w:ins w:id="9433" w:author="Claude (AI) - proposed" w:date="2026-10-18T00:28:12Z">
               <w:r>
                 <w:rPr>
                   <w:rFonts w:ascii="Arial" w:cs="Arial" w:eastAsia="Arial" w:hAnsi="Arial"/>
@@ -35223,7 +35223,7 @@
               </w:rPr>
               <w:t xml:space="preserve">. Write both values on the board side by side: EXPERIMENTAL = 0.4, THEORETICAL (independent model) = 0.</w:t>
             </w:r>
-            <w:del w:id="9434" w:author="Claude (AI) - proposed" w:date="2026-10-15T20:14:38Z">
+            <w:del w:id="9434" w:author="Claude (AI) - proposed" w:date="2026-10-18T00:28:12Z">
               <w:r>
                 <w:rPr>
                   <w:rFonts w:ascii="Arial" w:cs="Arial" w:eastAsia="Arial" w:hAnsi="Arial"/>
@@ -35238,7 +35238,7 @@
                 <w:delText xml:space="preserve">009</w:delText>
               </w:r>
             </w:del>
-            <w:ins w:id="9435" w:author="Claude (AI) - proposed" w:date="2026-10-15T20:14:38Z">
+            <w:ins w:id="9435" w:author="Claude (AI) - proposed" w:date="2026-10-18T00:28:12Z">
               <w:r>
                 <w:rPr>
                   <w:rFonts w:ascii="Arial" w:cs="Arial" w:eastAsia="Arial" w:hAnsi="Arial"/>
@@ -35266,7 +35266,7 @@
               </w:rPr>
               <w:t xml:space="preserve">. Say: 'These are very different. Why? Discuss with your partner for 90 seconds.' [WAIT TIME: 90 seconds.] Cold-call 3 pairs. Confirm: seats do not fill independently — market days, school trips, and social groups cause clustering. Say: 'Now write your Probability Report for Kamau. Use the three headings on the board. You have </w:t>
             </w:r>
-            <w:del w:id="9436" w:author="Claude (AI) - proposed" w:date="2026-10-15T20:14:38Z">
+            <w:del w:id="9436" w:author="Claude (AI) - proposed" w:date="2026-10-18T00:28:12Z">
               <w:r>
                 <w:rPr>
                   <w:rFonts w:ascii="Arial" w:cs="Arial" w:eastAsia="Arial" w:hAnsi="Arial"/>
@@ -35281,7 +35281,7 @@
                 <w:delText xml:space="preserve">15 minutes</w:delText>
               </w:r>
             </w:del>
-            <w:ins w:id="9437" w:author="Claude (AI) - proposed" w:date="2026-10-15T20:14:38Z">
+            <w:ins w:id="9437" w:author="Claude (AI) - proposed" w:date="2026-10-18T00:28:12Z">
               <w:r>
                 <w:rPr>
                   <w:rFonts w:ascii="Arial" w:cs="Arial" w:eastAsia="Arial" w:hAnsi="Arial"/>
@@ -35342,7 +35342,7 @@
               </w:rPr>
               <w:t xml:space="preserve">Design-Then-Audit (Game Design + Peer Evaluation): designing a game requires learners to produce probability knowledge, while auditing a peer's game requires them to evaluate it — two different cognitive operations that together consolidate the Addition and Multiplication Laws more deeply than passive practice. Model-Data Mismatch as a Sensemaking Engine: displaying the experimental value (0.4) alongside the naive theoretical prediction (0.</w:t>
             </w:r>
-            <w:del w:id="9438" w:author="Claude (AI) - proposed" w:date="2026-10-15T20:14:38Z">
+            <w:del w:id="9438" w:author="Claude (AI) - proposed" w:date="2026-10-18T00:28:12Z">
               <w:r>
                 <w:rPr>
                   <w:rFonts w:ascii="Arial" w:cs="Arial" w:eastAsia="Arial" w:hAnsi="Arial"/>
@@ -35357,7 +35357,7 @@
                 <w:delText xml:space="preserve">009</w:delText>
               </w:r>
             </w:del>
-            <w:ins w:id="9439" w:author="Claude (AI) - proposed" w:date="2026-10-15T20:14:38Z">
+            <w:ins w:id="9439" w:author="Claude (AI) - proposed" w:date="2026-10-18T00:28:12Z">
               <w:r>
                 <w:rPr>
                   <w:rFonts w:ascii="Arial" w:cs="Arial" w:eastAsia="Arial" w:hAnsi="Arial"/>
@@ -35418,7 +35418,7 @@
               </w:rPr>
               <w:t xml:space="preserve">During game design, teacher checks that: (a) every group has listed a complete sample space (not just outcomes for one player); (b) probabilities sum to 1 across the sample space; (c) the fairness verdict includes a calculation, not just a claim. During report writing, teacher circulates and checks: (a) experimental probability computed correctly as 8/20 = 2/5 = 0.4; (b) student engages with the model mismatch — they must name at least one real-world reason why independence fails (clustering, market days, school groups, etc.); (c) advice to Kamau is specific and quantitative (e.g., '2 out of 5 trips', 'roughly </w:t>
             </w:r>
-            <w:del w:id="9440" w:author="Claude (AI) - proposed" w:date="2026-10-15T20:14:38Z">
+            <w:del w:id="9440" w:author="Claude (AI) - proposed" w:date="2026-10-18T00:28:12Z">
               <w:r>
                 <w:rPr>
                   <w:rFonts w:ascii="Arial" w:cs="Arial" w:eastAsia="Arial" w:hAnsi="Arial"/>
@@ -35433,7 +35433,7 @@
                 <w:delText xml:space="preserve">8 Mondays per</w:delText>
               </w:r>
             </w:del>
-            <w:ins w:id="9441" w:author="Claude (AI) - proposed" w:date="2026-10-15T20:14:38Z">
+            <w:ins w:id="9441" w:author="Claude (AI) - proposed" w:date="2026-10-18T00:28:12Z">
               <w:r>
                 <w:rPr>
                   <w:rFonts w:ascii="Arial" w:cs="Arial" w:eastAsia="Arial" w:hAnsi="Arial"/>
@@ -35517,7 +35517,7 @@
             <w:pPr>
               <w:spacing w:after="20" w:before="0"/>
             </w:pPr>
-            <w:hyperlink w:history="1" r:id="rIdvpi8fzpgn0d6zxr8equfo">
+            <w:hyperlink w:history="1" r:id="rIdnkedg3tkyr9tjy4kzb_rs">
               <w:r>
                 <w:rPr>
                   <w:rFonts w:ascii="Arial" w:cs="Arial" w:eastAsia="Arial" w:hAnsi="Arial"/>
@@ -35550,7 +35550,7 @@
               <w:spacing w:after="10" w:before="0"/>
               <w:ind w:left="120"/>
             </w:pPr>
-            <w:hyperlink w:history="1" r:id="rId2lvkoxrobo3nsrp6-fz4e">
+            <w:hyperlink w:history="1" r:id="rIddudhudv8kvdkqlxisf69b">
               <w:r>
                 <w:rPr>
                   <w:rFonts w:ascii="Arial" w:cs="Arial" w:eastAsia="Arial" w:hAnsi="Arial"/>
@@ -35595,7 +35595,7 @@
             <w:pPr>
               <w:spacing w:after="20" w:before="0"/>
             </w:pPr>
-            <w:hyperlink w:history="1" r:id="rIdhc2zks1ukcf04w9f9tb4z">
+            <w:hyperlink w:history="1" r:id="rId9a1impca4mebctwive291">
               <w:r>
                 <w:rPr>
                   <w:rFonts w:ascii="Arial" w:cs="Arial" w:eastAsia="Arial" w:hAnsi="Arial"/>
@@ -35628,7 +35628,7 @@
               <w:spacing w:after="10" w:before="0"/>
               <w:ind w:left="120"/>
             </w:pPr>
-            <w:hyperlink w:history="1" r:id="rIdlefruxcjhnuag6dq-36il">
+            <w:hyperlink w:history="1" r:id="rIdijokxg2lcigit_-lpo-wp">
               <w:r>
                 <w:rPr>
                   <w:rFonts w:ascii="Arial" w:cs="Arial" w:eastAsia="Arial" w:hAnsi="Arial"/>
@@ -35706,7 +35706,7 @@
               </w:rPr>
               <w:t xml:space="preserve">Say: 'Let us hear from two groups about their game designs.' Select one group whose game is fair and one whose game has a fairness flaw. After each presentation, ask the class: 'Thumbs up if you agree this game is fair — thumbs down if you found an error. Explain your vote with a calculation.' [WAIT TIME: 15 seconds before calling on volunteers.] Cold-call 3 students for each game. After both presentations, draw the Final Probability Framework on the board as a connected diagram with six labelled nodes: [1] EXPERIMENTAL PROBABILITY (Kamau's tally) → [2] SAMPLE SPACE (all possible boarding outcomes) → [3] THEORETICAL PROBABILITY (favourable ÷ total) → [4] ADDITION LAW (mutually exclusive: P(A or B) = P(A)+P(B)) → [5] MULTIPLICATION LAW + TREE DIAGRAMS (independent: P(A and B) = P(A)×P(B)) → [6] REAL-LIFE DECISION MAKING (Kamau's staffing plan). As you draw each node, ask: 'Which lesson did we build this in? What was the key discovery?' Cold-call one student per node (6 cold-calls total). Say: 'Now copy and annotate this framework. Add one example from Kamau's story at each node. You have </w:t>
             </w:r>
-            <w:del w:id="9442" w:author="Claude (AI) - proposed" w:date="2026-10-15T20:14:38Z">
+            <w:del w:id="9442" w:author="Claude (AI) - proposed" w:date="2026-10-18T00:28:12Z">
               <w:r>
                 <w:rPr>
                   <w:rFonts w:ascii="Arial" w:cs="Arial" w:eastAsia="Arial" w:hAnsi="Arial"/>
@@ -35721,7 +35721,7 @@
                 <w:delText xml:space="preserve">5</w:delText>
               </w:r>
             </w:del>
-            <w:ins w:id="9443" w:author="Claude (AI) - proposed" w:date="2026-10-15T20:14:38Z">
+            <w:ins w:id="9443" w:author="Claude (AI) - proposed" w:date="2026-10-18T00:28:12Z">
               <w:r>
                 <w:rPr>
                   <w:rFonts w:ascii="Arial" w:cs="Arial" w:eastAsia="Arial" w:hAnsi="Arial"/>
@@ -35749,7 +35749,7 @@
               </w:rPr>
               <w:t xml:space="preserve"> minutes.' [WAIT TIME: </w:t>
             </w:r>
-            <w:del w:id="9444" w:author="Claude (AI) - proposed" w:date="2026-10-15T20:14:38Z">
+            <w:del w:id="9444" w:author="Claude (AI) - proposed" w:date="2026-10-18T00:28:12Z">
               <w:r>
                 <w:rPr>
                   <w:rFonts w:ascii="Arial" w:cs="Arial" w:eastAsia="Arial" w:hAnsi="Arial"/>
@@ -35764,7 +35764,7 @@
                 <w:delText xml:space="preserve">5</w:delText>
               </w:r>
             </w:del>
-            <w:ins w:id="9445" w:author="Claude (AI) - proposed" w:date="2026-10-15T20:14:38Z">
+            <w:ins w:id="9445" w:author="Claude (AI) - proposed" w:date="2026-10-18T00:28:12Z">
               <w:r>
                 <w:rPr>
                   <w:rFonts w:ascii="Arial" w:cs="Arial" w:eastAsia="Arial" w:hAnsi="Arial"/>
@@ -35792,7 +35792,7 @@
               </w:rPr>
               <w:t xml:space="preserve"> minutes.] Then say: 'Let us hear Kamau's advice. </w:t>
             </w:r>
-            <w:del w:id="9446" w:author="Claude (AI) - proposed" w:date="2026-10-15T20:14:38Z">
+            <w:del w:id="9446" w:author="Claude (AI) - proposed" w:date="2026-10-18T00:28:12Z">
               <w:r>
                 <w:rPr>
                   <w:rFonts w:ascii="Arial" w:cs="Arial" w:eastAsia="Arial" w:hAnsi="Arial"/>
@@ -35807,7 +35807,7 @@
                 <w:delText xml:space="preserve">Three</w:delText>
               </w:r>
             </w:del>
-            <w:ins w:id="9447" w:author="Claude (AI) - proposed" w:date="2026-10-15T20:14:38Z">
+            <w:ins w:id="9447" w:author="Claude (AI) - proposed" w:date="2026-10-18T00:28:12Z">
               <w:r>
                 <w:rPr>
                   <w:rFonts w:ascii="Arial" w:cs="Arial" w:eastAsia="Arial" w:hAnsi="Arial"/>
@@ -35835,7 +35835,7 @@
               </w:rPr>
               <w:t xml:space="preserve"> volunteers — read your advice paragraph aloud.' After each reading, ask: 'Does this advice use the experimental probability correctly? Does it acknowledge uncertainty? Is it specific enough for Kamau to act on?' [WAIT TIME: 10 seconds after each question.] Cold-call </w:t>
             </w:r>
-            <w:del w:id="9448" w:author="Claude (AI) - proposed" w:date="2026-10-15T20:14:38Z">
+            <w:del w:id="9448" w:author="Claude (AI) - proposed" w:date="2026-10-18T00:28:12Z">
               <w:r>
                 <w:rPr>
                   <w:rFonts w:ascii="Arial" w:cs="Arial" w:eastAsia="Arial" w:hAnsi="Arial"/>
@@ -35850,7 +35850,7 @@
                 <w:delText xml:space="preserve">2 evaluators</w:delText>
               </w:r>
             </w:del>
-            <w:ins w:id="9449" w:author="Claude (AI) - proposed" w:date="2026-10-15T20:14:38Z">
+            <w:ins w:id="9449" w:author="Claude (AI) - proposed" w:date="2026-10-18T00:28:12Z">
               <w:r>
                 <w:rPr>
                   <w:rFonts w:ascii="Arial" w:cs="Arial" w:eastAsia="Arial" w:hAnsi="Arial"/>
@@ -35878,7 +35878,7 @@
               </w:rPr>
               <w:t xml:space="preserve"> per report. Close with: 'Now write one sentence — your Final Explanation Sentence — answering this question: How can Kamau use mathematics to make smarter decisions even though he can never predict any single trip with certainty?' [WAIT TIME: </w:t>
             </w:r>
-            <w:del w:id="9450" w:author="Claude (AI) - proposed" w:date="2026-10-15T20:14:38Z">
+            <w:del w:id="9450" w:author="Claude (AI) - proposed" w:date="2026-10-18T00:28:12Z">
               <w:r>
                 <w:rPr>
                   <w:rFonts w:ascii="Arial" w:cs="Arial" w:eastAsia="Arial" w:hAnsi="Arial"/>
@@ -35893,7 +35893,7 @@
                 <w:delText xml:space="preserve">2 minutes</w:delText>
               </w:r>
             </w:del>
-            <w:ins w:id="9451" w:author="Claude (AI) - proposed" w:date="2026-10-15T20:14:38Z">
+            <w:ins w:id="9451" w:author="Claude (AI) - proposed" w:date="2026-10-18T00:28:12Z">
               <w:r>
                 <w:rPr>
                   <w:rFonts w:ascii="Arial" w:cs="Arial" w:eastAsia="Arial" w:hAnsi="Arial"/>
@@ -35921,7 +35921,7 @@
               </w:rPr>
               <w:t xml:space="preserve"> silent writing.] Cold-call </w:t>
             </w:r>
-            <w:del w:id="9452" w:author="Claude (AI) - proposed" w:date="2026-10-15T20:14:38Z">
+            <w:del w:id="9452" w:author="Claude (AI) - proposed" w:date="2026-10-18T00:28:12Z">
               <w:r>
                 <w:rPr>
                   <w:rFonts w:ascii="Arial" w:cs="Arial" w:eastAsia="Arial" w:hAnsi="Arial"/>
@@ -35936,7 +35936,7 @@
                 <w:delText xml:space="preserve">5</w:delText>
               </w:r>
             </w:del>
-            <w:ins w:id="9453" w:author="Claude (AI) - proposed" w:date="2026-10-15T20:14:38Z">
+            <w:ins w:id="9453" w:author="Claude (AI) - proposed" w:date="2026-10-18T00:28:12Z">
               <w:r>
                 <w:rPr>
                   <w:rFonts w:ascii="Arial" w:cs="Arial" w:eastAsia="Arial" w:hAnsi="Arial"/>
@@ -36086,7 +36086,7 @@
             <w:pPr>
               <w:spacing w:after="20" w:before="0"/>
             </w:pPr>
-            <w:hyperlink w:history="1" r:id="rIdiecv_lchjhsiawfjypto8">
+            <w:hyperlink w:history="1" r:id="rId2mtxhtgjdhwbjwnr1ulsy">
               <w:r>
                 <w:rPr>
                   <w:rFonts w:ascii="Arial" w:cs="Arial" w:eastAsia="Arial" w:hAnsi="Arial"/>
@@ -36119,7 +36119,7 @@
               <w:spacing w:after="10" w:before="0"/>
               <w:ind w:left="120"/>
             </w:pPr>
-            <w:hyperlink w:history="1" r:id="rIdjbqdihy_mbgt2oxyezuqp">
+            <w:hyperlink w:history="1" r:id="rIdehyiibvel-q5dmhe5kvwa">
               <w:r>
                 <w:rPr>
                   <w:rFonts w:ascii="Arial" w:cs="Arial" w:eastAsia="Arial" w:hAnsi="Arial"/>
@@ -36164,7 +36164,7 @@
             <w:pPr>
               <w:spacing w:after="20" w:before="0"/>
             </w:pPr>
-            <w:hyperlink w:history="1" r:id="rIdjjomychg64jvbbfrjrae7">
+            <w:hyperlink w:history="1" r:id="rIdv82bmlsspswlxgrtyji9v">
               <w:r>
                 <w:rPr>
                   <w:rFonts w:ascii="Arial" w:cs="Arial" w:eastAsia="Arial" w:hAnsi="Arial"/>
@@ -36197,7 +36197,7 @@
               <w:spacing w:after="10" w:before="0"/>
               <w:ind w:left="120"/>
             </w:pPr>
-            <w:hyperlink w:history="1" r:id="rIdvymf24k6i8m0f_txlwjcz">
+            <w:hyperlink w:history="1" r:id="rIdansrtnonwgbjnatu-gzvu">
               <w:r>
                 <w:rPr>
                   <w:rFonts w:ascii="Arial" w:cs="Arial" w:eastAsia="Arial" w:hAnsi="Arial"/>
@@ -36275,7 +36275,7 @@
               </w:rPr>
               <w:t xml:space="preserve">Say: 'Let us return to where we began — our Driving Question Board. Since Lesson 1, you have been posting questions about Kamau's puzzle and about probability. Today we answer them all.' Hand each group a sheet of three colour-coded dot stickers (green, yellow, orange). Say: 'Read every question on the board. With your group, decide: is this question fully answered, partially answered, or did we need to rephrase it? Dot each question. Then pick ONE question, write the full answer on a new sticky note — citing the lesson and the concept — and post it.' [WAIT TIME: </w:t>
             </w:r>
-            <w:del w:id="9454" w:author="Claude (AI) - proposed" w:date="2026-10-15T20:14:38Z">
+            <w:del w:id="9454" w:author="Claude (AI) - proposed" w:date="2026-10-18T00:28:12Z">
               <w:r>
                 <w:rPr>
                   <w:rFonts w:ascii="Arial" w:cs="Arial" w:eastAsia="Arial" w:hAnsi="Arial"/>
@@ -36290,7 +36290,7 @@
                 <w:delText xml:space="preserve">6</w:delText>
               </w:r>
             </w:del>
-            <w:ins w:id="9455" w:author="Claude (AI) - proposed" w:date="2026-10-15T20:14:38Z">
+            <w:ins w:id="9455" w:author="Claude (AI) - proposed" w:date="2026-10-18T00:28:12Z">
               <w:r>
                 <w:rPr>
                   <w:rFonts w:ascii="Arial" w:cs="Arial" w:eastAsia="Arial" w:hAnsi="Arial"/>
@@ -36318,7 +36318,7 @@
               </w:rPr>
               <w:t xml:space="preserve"> minutes group work.] After dotting: 'Let us review. Which questions got green dots? Read one aloud and give the answer.' Cold-call </w:t>
             </w:r>
-            <w:del w:id="9456" w:author="Claude (AI) - proposed" w:date="2026-10-15T20:14:38Z">
+            <w:del w:id="9456" w:author="Claude (AI) - proposed" w:date="2026-10-18T00:28:12Z">
               <w:r>
                 <w:rPr>
                   <w:rFonts w:ascii="Arial" w:cs="Arial" w:eastAsia="Arial" w:hAnsi="Arial"/>
@@ -36333,7 +36333,7 @@
                 <w:delText xml:space="preserve">4</w:delText>
               </w:r>
             </w:del>
-            <w:ins w:id="9457" w:author="Claude (AI) - proposed" w:date="2026-10-15T20:14:38Z">
+            <w:ins w:id="9457" w:author="Claude (AI) - proposed" w:date="2026-10-18T00:28:12Z">
               <w:r>
                 <w:rPr>
                   <w:rFonts w:ascii="Arial" w:cs="Arial" w:eastAsia="Arial" w:hAnsi="Arial"/>
@@ -36483,7 +36483,7 @@
             <w:pPr>
               <w:spacing w:after="20" w:before="0"/>
             </w:pPr>
-            <w:hyperlink w:history="1" r:id="rIdzr2nrlbsxl1cfrzxh1837">
+            <w:hyperlink w:history="1" r:id="rId5f1kxetlow8bs3xthc3ri">
               <w:r>
                 <w:rPr>
                   <w:rFonts w:ascii="Arial" w:cs="Arial" w:eastAsia="Arial" w:hAnsi="Arial"/>
@@ -36516,7 +36516,7 @@
               <w:spacing w:after="10" w:before="0"/>
               <w:ind w:left="120"/>
             </w:pPr>
-            <w:hyperlink w:history="1" r:id="rIdnfjp6dtjfyjkk-wfbwrqg">
+            <w:hyperlink w:history="1" r:id="rIdkhr9k66ijybxpcpvjtoso">
               <w:r>
                 <w:rPr>
                   <w:rFonts w:ascii="Arial" w:cs="Arial" w:eastAsia="Arial" w:hAnsi="Arial"/>
@@ -36561,7 +36561,7 @@
             <w:pPr>
               <w:spacing w:after="20" w:before="0"/>
             </w:pPr>
-            <w:hyperlink w:history="1" r:id="rIdhmufayipivetv4vjcefvu">
+            <w:hyperlink w:history="1" r:id="rIdj4ubkriddtlioytpzjx5w">
               <w:r>
                 <w:rPr>
                   <w:rFonts w:ascii="Arial" w:cs="Arial" w:eastAsia="Arial" w:hAnsi="Arial"/>
@@ -36594,7 +36594,7 @@
               <w:spacing w:after="10" w:before="0"/>
               <w:ind w:left="120"/>
             </w:pPr>
-            <w:hyperlink w:history="1" r:id="rIdcd5qygzsgmkvhbserc-or">
+            <w:hyperlink w:history="1" r:id="rIda6ddomagd1wx_w90tfpb1">
               <w:r>
                 <w:rPr>
                   <w:rFonts w:ascii="Arial" w:cs="Arial" w:eastAsia="Arial" w:hAnsi="Arial"/>
@@ -36639,7 +36639,7 @@
               </w:rPr>
               <w:t xml:space="preserve">Each learner individually completes the Final Cumulative Model in their exercise book. The model is an annotated probability framework diagram with six labelled nodes (matching the diagram built in the Explain Phase) plus Kamau's specific data at each node: Node 1 shows the experimental probability calculation (8/20 = 0.4); Node 2 shows the sample space for a single seat (filled or empty) and for the full trip; Node 3 shows the theoretical single-seat probability (</w:t>
             </w:r>
-            <w:del w:id="9458" w:author="Claude (AI) - proposed" w:date="2026-10-15T20:14:38Z">
+            <w:del w:id="9458" w:author="Claude (AI) - proposed" w:date="2026-10-18T00:28:12Z">
               <w:r>
                 <w:rPr>
                   <w:rFonts w:ascii="Arial" w:cs="Arial" w:eastAsia="Arial" w:hAnsi="Arial"/>
@@ -36654,7 +36654,7 @@
                 <w:delText xml:space="preserve">10</w:delText>
               </w:r>
             </w:del>
-            <w:ins w:id="9459" w:author="Claude (AI) - proposed" w:date="2026-10-15T20:14:38Z">
+            <w:ins w:id="9459" w:author="Claude (AI) - proposed" w:date="2026-10-18T00:28:12Z">
               <w:r>
                 <w:rPr>
                   <w:rFonts w:ascii="Arial" w:cs="Arial" w:eastAsia="Arial" w:hAnsi="Arial"/>
@@ -36682,7 +36682,7 @@
               </w:rPr>
               <w:t xml:space="preserve">/14 ≈ 0.</w:t>
             </w:r>
-            <w:del w:id="9460" w:author="Claude (AI) - proposed" w:date="2026-10-15T20:14:38Z">
+            <w:del w:id="9460" w:author="Claude (AI) - proposed" w:date="2026-10-18T00:28:12Z">
               <w:r>
                 <w:rPr>
                   <w:rFonts w:ascii="Arial" w:cs="Arial" w:eastAsia="Arial" w:hAnsi="Arial"/>
@@ -36697,7 +36697,7 @@
                 <w:delText xml:space="preserve">714</w:delText>
               </w:r>
             </w:del>
-            <w:ins w:id="9461" w:author="Claude (AI) - proposed" w:date="2026-10-15T20:14:38Z">
+            <w:ins w:id="9461" w:author="Claude (AI) - proposed" w:date="2026-10-18T00:28:12Z">
               <w:r>
                 <w:rPr>
                   <w:rFonts w:ascii="Arial" w:cs="Arial" w:eastAsia="Arial" w:hAnsi="Arial"/>
@@ -36725,7 +36725,7 @@
               </w:rPr>
               <w:t xml:space="preserve">); Node 4 shows a mutually exclusive events example from Kamau's route; Node 5 shows the multiplication law applied to two consecutive trips and the tree diagram summary; Node 6 shows the Probability Report advice. Learners then compare their final model to a quick sketch they made in Lesson 1 (or, if unavailable, write a brief 'How my thinking changed' paragraph). They share their completed model with a partner for a </w:t>
             </w:r>
-            <w:del w:id="9462" w:author="Claude (AI) - proposed" w:date="2026-10-15T20:14:38Z">
+            <w:del w:id="9462" w:author="Claude (AI) - proposed" w:date="2026-10-18T00:28:12Z">
               <w:r>
                 <w:rPr>
                   <w:rFonts w:ascii="Arial" w:cs="Arial" w:eastAsia="Arial" w:hAnsi="Arial"/>
@@ -36740,7 +36740,7 @@
                 <w:delText xml:space="preserve">3</w:delText>
               </w:r>
             </w:del>
-            <w:ins w:id="9463" w:author="Claude (AI) - proposed" w:date="2026-10-15T20:14:38Z">
+            <w:ins w:id="9463" w:author="Claude (AI) - proposed" w:date="2026-10-18T00:28:12Z">
               <w:r>
                 <w:rPr>
                   <w:rFonts w:ascii="Arial" w:cs="Arial" w:eastAsia="Arial" w:hAnsi="Arial"/>
@@ -36801,7 +36801,7 @@
               </w:rPr>
               <w:t xml:space="preserve">Say: 'You have been building a model of probability since Lesson 1. Today you complete it. Open your exercise book to a fresh double page. Draw the six-node framework we built together. At each node, record Kamau's specific data or example. You have </w:t>
             </w:r>
-            <w:del w:id="9464" w:author="Claude (AI) - proposed" w:date="2026-10-15T20:14:38Z">
+            <w:del w:id="9464" w:author="Claude (AI) - proposed" w:date="2026-10-18T00:28:12Z">
               <w:r>
                 <w:rPr>
                   <w:rFonts w:ascii="Arial" w:cs="Arial" w:eastAsia="Arial" w:hAnsi="Arial"/>
@@ -36816,7 +36816,7 @@
                 <w:delText xml:space="preserve">8</w:delText>
               </w:r>
             </w:del>
-            <w:ins w:id="9465" w:author="Claude (AI) - proposed" w:date="2026-10-15T20:14:38Z">
+            <w:ins w:id="9465" w:author="Claude (AI) - proposed" w:date="2026-10-18T00:28:12Z">
               <w:r>
                 <w:rPr>
                   <w:rFonts w:ascii="Arial" w:cs="Arial" w:eastAsia="Arial" w:hAnsi="Arial"/>
@@ -36844,7 +36844,7 @@
               </w:rPr>
               <w:t xml:space="preserve"> minutes.' [WAIT TIME: </w:t>
             </w:r>
-            <w:del w:id="9466" w:author="Claude (AI) - proposed" w:date="2026-10-15T20:14:38Z">
+            <w:del w:id="9466" w:author="Claude (AI) - proposed" w:date="2026-10-18T00:28:12Z">
               <w:r>
                 <w:rPr>
                   <w:rFonts w:ascii="Arial" w:cs="Arial" w:eastAsia="Arial" w:hAnsi="Arial"/>
@@ -36859,7 +36859,7 @@
                 <w:delText xml:space="preserve">8</w:delText>
               </w:r>
             </w:del>
-            <w:ins w:id="9467" w:author="Claude (AI) - proposed" w:date="2026-10-15T20:14:38Z">
+            <w:ins w:id="9467" w:author="Claude (AI) - proposed" w:date="2026-10-18T00:28:12Z">
               <w:r>
                 <w:rPr>
                   <w:rFonts w:ascii="Arial" w:cs="Arial" w:eastAsia="Arial" w:hAnsi="Arial"/>
@@ -36887,7 +36887,7 @@
               </w:rPr>
               <w:t xml:space="preserve"> minutes individual silent work — do not offer hints; this is an individual assessment opportunity.] After 8 minutes: 'Find your Lesson 1 notes or your first rough idea about probability. Look at what you wrote then. Write three sentences: what you thought probability was in Lesson 1, what you know now, and what surprised you most.' [WAIT TIME: </w:t>
             </w:r>
-            <w:del w:id="9468" w:author="Claude (AI) - proposed" w:date="2026-10-15T20:14:38Z">
+            <w:del w:id="9468" w:author="Claude (AI) - proposed" w:date="2026-10-18T00:28:12Z">
               <w:r>
                 <w:rPr>
                   <w:rFonts w:ascii="Arial" w:cs="Arial" w:eastAsia="Arial" w:hAnsi="Arial"/>
@@ -36902,7 +36902,7 @@
                 <w:delText xml:space="preserve">3</w:delText>
               </w:r>
             </w:del>
-            <w:ins w:id="9469" w:author="Claude (AI) - proposed" w:date="2026-10-15T20:14:38Z">
+            <w:ins w:id="9469" w:author="Claude (AI) - proposed" w:date="2026-10-18T00:28:12Z">
               <w:r>
                 <w:rPr>
                   <w:rFonts w:ascii="Arial" w:cs="Arial" w:eastAsia="Arial" w:hAnsi="Arial"/>
@@ -36930,7 +36930,7 @@
               </w:rPr>
               <w:t xml:space="preserve"> minutes.] Then: 'Share your completed model with your partner. Give them one green star and one orange question mark on their diagram. Be specific — write the star and question mark directly on their diagram.' [WAIT TIME: </w:t>
             </w:r>
-            <w:del w:id="9470" w:author="Claude (AI) - proposed" w:date="2026-10-15T20:14:38Z">
+            <w:del w:id="9470" w:author="Claude (AI) - proposed" w:date="2026-10-18T00:28:12Z">
               <w:r>
                 <w:rPr>
                   <w:rFonts w:ascii="Arial" w:cs="Arial" w:eastAsia="Arial" w:hAnsi="Arial"/>
@@ -36945,7 +36945,7 @@
                 <w:delText xml:space="preserve">3</w:delText>
               </w:r>
             </w:del>
-            <w:ins w:id="9471" w:author="Claude (AI) - proposed" w:date="2026-10-15T20:14:38Z">
+            <w:ins w:id="9471" w:author="Claude (AI) - proposed" w:date="2026-10-18T00:28:12Z">
               <w:r>
                 <w:rPr>
                   <w:rFonts w:ascii="Arial" w:cs="Arial" w:eastAsia="Arial" w:hAnsi="Arial"/>
@@ -37039,7 +37039,7 @@
               </w:rPr>
               <w:t xml:space="preserve">Teacher collects or photographs 6–8 completed final models during the peer-annotation phase to assess: (a) correctness of all six node labels and their connections; (b) accuracy of Kamau's data at each node (especially P = 8/20 = 0.4 at Node 1, P = </w:t>
             </w:r>
-            <w:del w:id="9472" w:author="Claude (AI) - proposed" w:date="2026-10-15T20:14:38Z">
+            <w:del w:id="9472" w:author="Claude (AI) - proposed" w:date="2026-10-18T00:28:12Z">
               <w:r>
                 <w:rPr>
                   <w:rFonts w:ascii="Arial" w:cs="Arial" w:eastAsia="Arial" w:hAnsi="Arial"/>
@@ -37054,7 +37054,7 @@
                 <w:delText xml:space="preserve">10</w:delText>
               </w:r>
             </w:del>
-            <w:ins w:id="9473" w:author="Claude (AI) - proposed" w:date="2026-10-15T20:14:38Z">
+            <w:ins w:id="9473" w:author="Claude (AI) - proposed" w:date="2026-10-18T00:28:12Z">
               <w:r>
                 <w:rPr>
                   <w:rFonts w:ascii="Arial" w:cs="Arial" w:eastAsia="Arial" w:hAnsi="Arial"/>
@@ -37197,7 +37197,7 @@
               </w:rPr>
               <w:t xml:space="preserve">2. When learners compared the experimental probability (0.4) to the naive independent-seats theoretical model (≈0.</w:t>
             </w:r>
-            <w:del w:id="9474" w:author="Claude (AI) - proposed" w:date="2026-10-15T20:14:38Z">
+            <w:del w:id="9474" w:author="Claude (AI) - proposed" w:date="2026-10-18T00:28:12Z">
               <w:r>
                 <w:rPr>
                   <w:rFonts w:ascii="Arial" w:cs="Arial" w:eastAsia="Arial" w:hAnsi="Arial"/>
@@ -37212,7 +37212,7 @@
                 <w:delText xml:space="preserve">009</w:delText>
               </w:r>
             </w:del>
-            <w:ins w:id="9475" w:author="Claude (AI) - proposed" w:date="2026-10-15T20:14:38Z">
+            <w:ins w:id="9475" w:author="Claude (AI) - proposed" w:date="2026-10-18T00:28:12Z">
               <w:r>
                 <w:rPr>
                   <w:rFonts w:ascii="Arial" w:cs="Arial" w:eastAsia="Arial" w:hAnsi="Arial"/>
@@ -37430,7 +37430,7 @@
               </w:rPr>
               <w:t xml:space="preserve">Students observed that Kamau's 20-trip dataset yields an experimental probability of 8/20 = 0.4 for a fully booked trip, and that this value is dramatically different from what a naive independent-seats model predicts (≈0.</w:t>
             </w:r>
-            <w:del w:id="9476" w:author="Claude (AI) - proposed" w:date="2026-10-15T20:14:38Z">
+            <w:del w:id="9476" w:author="Claude (AI) - proposed" w:date="2026-10-18T00:28:12Z">
               <w:r>
                 <w:rPr>
                   <w:rFonts w:ascii="Arial" w:cs="Arial" w:eastAsia="Arial" w:hAnsi="Arial"/>
@@ -37445,7 +37445,7 @@
                 <w:delText xml:space="preserve">009</w:delText>
               </w:r>
             </w:del>
-            <w:ins w:id="9477" w:author="Claude (AI) - proposed" w:date="2026-10-15T20:14:38Z">
+            <w:ins w:id="9477" w:author="Claude (AI) - proposed" w:date="2026-10-18T00:28:12Z">
               <w:r>
                 <w:rPr>
                   <w:rFonts w:ascii="Arial" w:cs="Arial" w:eastAsia="Arial" w:hAnsi="Arial"/>
@@ -37629,7 +37629,7 @@
         </w:rPr>
         <w:t xml:space="preserve">© 2026 SeaVuria and ARES. Aligned with KICD objectives. Developed by SeaVuria; technical implementation by ARES (with AI assistance from Claude). Licensed under </w:t>
       </w:r>
-      <w:hyperlink w:history="1" r:id="rIdkb53qxlvyhv3ezwkuh5i7">
+      <w:hyperlink w:history="1" r:id="rId4g4s2inu2c-bmpvaqh0rx">
         <w:r>
           <w:rPr>
             <w:rFonts w:ascii="Arial" w:cs="Arial" w:eastAsia="Arial" w:hAnsi="Arial"/>
@@ -37650,7 +37650,7 @@
         </w:rPr>
         <w:t xml:space="preserve"> (</w:t>
       </w:r>
-      <w:hyperlink w:history="1" r:id="rId8ccst3qzky-nncm8nulq9">
+      <w:hyperlink w:history="1" r:id="rIdnvws51r3rshome4nh5yxn">
         <w:r>
           <w:rPr>
             <w:rFonts w:ascii="Arial" w:cs="Arial" w:eastAsia="Arial" w:hAnsi="Arial"/>
